--- a/docs/Projektdokumentation/07-MS3-Entwicklung_EvalPro-DK-Gruppenabgabe.docx
+++ b/docs/Projektdokumentation/07-MS3-Entwicklung_EvalPro-DK-Gruppenabgabe.docx
@@ -105,12 +105,12 @@
                   <wp:extent cx="3354705" cy="3493135"/>
                   <wp:effectExtent b="0" l="0" r="0" t="0"/>
                   <wp:wrapSquare wrapText="bothSides" distB="0" distT="0" distL="114300" distR="114300"/>
-                  <wp:docPr id="1" name="image4.png"/>
+                  <wp:docPr id="1" name="image3.png"/>
                   <a:graphic>
                     <a:graphicData uri="http://schemas.openxmlformats.org/drawingml/2006/picture">
                       <pic:pic>
                         <pic:nvPicPr>
-                          <pic:cNvPr id="0" name="image4.png"/>
+                          <pic:cNvPr id="0" name="image3.png"/>
                           <pic:cNvPicPr preferRelativeResize="0"/>
                         </pic:nvPicPr>
                         <pic:blipFill>
@@ -1018,7 +1018,7 @@
     </w:p>
     <w:sdt>
       <w:sdtPr>
-        <w:id w:val="1817951310"/>
+        <w:id w:val="-2003126058"/>
         <w:docPartObj>
           <w:docPartGallery w:val="Table of Contents"/>
           <w:docPartUnique w:val="1"/>
@@ -7490,7 +7490,7 @@
         <w:rPr>
           <w:rtl w:val="0"/>
         </w:rPr>
-        <w:t xml:space="preserve">Die Kernkomponenten des Datenbank-Projekts sind logisch getrennt und in eigenen Dateien bzw. Klassen organisiert. Die direkte Verbindung zwischen physisch gespeicherten Dateien und Software wird durch ein Simples Basis Repository aufgebaut, welches für die jeweiligen Unter Repositories Tools zum Auslesen und Schreiben der Dateien bereitstellt. Das genaue Modifizieren von Daten passiert in den Unter Repositories, welche durch eigene Instanzen des Basis Repositories die zu den Repositories Zugehörigen Tabellen gelesen und bearbeitet werden.</w:t>
+        <w:t xml:space="preserve">Die Kernkomponenten des Datenbank-Projekts sind logisch getrennt und in eigenen Dateien bzw. Klassen organisiert. Die direkte Verbindung zwischen physisch gespeicherten Dateien und Software wird durch ein Simples Basis Repository aufgebaut, welches für die jeweiligen Unter Repositories Tools zum Auslesen und Schreiben der Dateien bereitstellt. Das genaue Modifizieren von Daten passiert in den Unter Repositories, welche durch eigene Instanzen der Basis Repositories die zu den Repositories Zugehörigen Tabellen gelesen und bearbeitet werden.</w:t>
       </w:r>
     </w:p>
     <w:p>
@@ -7501,7 +7501,7 @@
         <w:rPr>
           <w:rtl w:val="0"/>
         </w:rPr>
-        <w:t xml:space="preserve">Für jede Tabelle werden abfragen sequenziell bearbeitet, wenn eine Abfrage läuft müssen folgende Abfragen warten, bis diese Fertig ist, da eine Datei nicht von mehreren Abfragen ausgelesen und bearbeitet werden kann. Die Daten die Abfragt werden, bestehen allein aus dem Objekt das durch das Repository verwaltet wird, verknüpfte Objekte müssen separat von den jeweiligen Repositories abgefragt werden.</w:t>
+        <w:t xml:space="preserve">Für jede Tabelle werden Abfragen sequenziell bearbeitet, wenn eine Abfrage läuft, müssen folgende Abfragen warten, bis diese fertig ist, da eine Datei nicht von mehreren Abfragen ausgelesen und bearbeitet werden kann. Die Daten die Abgefragt werden, bestehen allein aus dem Objekt das durch das Repository verwaltet wird, verknüpfte Objekte müssen separat von den jeweiligen Repositories abgefragt werden.</w:t>
       </w:r>
     </w:p>
     <w:p>
@@ -7526,7 +7526,7 @@
         <w:rPr>
           <w:rtl w:val="0"/>
         </w:rPr>
-        <w:t xml:space="preserve">Als Standart Validierung werden die Grundfunktionen von C# verwendet, indem Daten in vorherig definierten Klassen und Datentypen übergeben werden müssen. Dies verhindert einen großteil der möglichen Probleme, indem schon Falsche Daten während der entwicklungszeit nicht übergeben werden können.</w:t>
+        <w:t xml:space="preserve">Als Standart Validierung werden die Grundfunktionen von C# verwendet, indem Daten in vorher definierten Klassen und Datentypen übergeben werden müssen. Dies verhindert einen Großteil der möglichen Probleme, indem schon falsche Daten während der Entwicklungszeit nicht übergeben werden können.</w:t>
       </w:r>
     </w:p>
     <w:p>
@@ -7534,21 +7534,44 @@
         <w:rPr/>
       </w:pPr>
       <w:r>
-        <w:rPr>
-          <w:rtl w:val="0"/>
-        </w:rPr>
-        <w:t xml:space="preserve">[BILD]</w:t>
-      </w:r>
-    </w:p>
-    <w:p>
-      <w:pPr>
         <w:rPr/>
-      </w:pPr>
-      <w:r>
-        <w:rPr>
-          <w:rtl w:val="0"/>
-        </w:rPr>
-        <w:t xml:space="preserve"> Weitere Validierung beinhaltet das Prüfen auf Null-Werten [BILD]</w:t>
+        <w:drawing>
+          <wp:inline distB="114300" distT="114300" distL="114300" distR="114300">
+            <wp:extent cx="4895850" cy="285750"/>
+            <wp:effectExtent b="0" l="0" r="0" t="0"/>
+            <wp:docPr id="2" name="image4.png"/>
+            <a:graphic>
+              <a:graphicData uri="http://schemas.openxmlformats.org/drawingml/2006/picture">
+                <pic:pic>
+                  <pic:nvPicPr>
+                    <pic:cNvPr id="0" name="image4.png"/>
+                    <pic:cNvPicPr preferRelativeResize="0"/>
+                  </pic:nvPicPr>
+                  <pic:blipFill>
+                    <a:blip r:embed="rId12"/>
+                    <a:srcRect b="0" l="0" r="0" t="0"/>
+                    <a:stretch>
+                      <a:fillRect/>
+                    </a:stretch>
+                  </pic:blipFill>
+                  <pic:spPr>
+                    <a:xfrm>
+                      <a:off x="0" y="0"/>
+                      <a:ext cx="4895850" cy="285750"/>
+                    </a:xfrm>
+                    <a:prstGeom prst="rect"/>
+                    <a:ln/>
+                  </pic:spPr>
+                </pic:pic>
+              </a:graphicData>
+            </a:graphic>
+          </wp:inline>
+        </w:drawing>
+      </w:r>
+      <w:r>
+        <w:rPr>
+          <w:rtl w:val="0"/>
+        </w:rPr>
       </w:r>
     </w:p>
     <w:p>
@@ -7559,7 +7582,58 @@
         <w:rPr>
           <w:rtl w:val="0"/>
         </w:rPr>
-        <w:t xml:space="preserve">und zu großen werten für das effiziente Speichern, dies erfolgt über das </w:t>
+        <w:t xml:space="preserve"> Weitere Validierung beinhaltet das Prüfen auf Null-Werten </w:t>
+      </w:r>
+      <w:r>
+        <w:rPr/>
+        <w:drawing>
+          <wp:inline distB="114300" distT="114300" distL="114300" distR="114300">
+            <wp:extent cx="6119820" cy="1422400"/>
+            <wp:effectExtent b="0" l="0" r="0" t="0"/>
+            <wp:docPr id="4" name="image2.png"/>
+            <a:graphic>
+              <a:graphicData uri="http://schemas.openxmlformats.org/drawingml/2006/picture">
+                <pic:pic>
+                  <pic:nvPicPr>
+                    <pic:cNvPr id="0" name="image2.png"/>
+                    <pic:cNvPicPr preferRelativeResize="0"/>
+                  </pic:nvPicPr>
+                  <pic:blipFill>
+                    <a:blip r:embed="rId13"/>
+                    <a:srcRect b="0" l="0" r="0" t="0"/>
+                    <a:stretch>
+                      <a:fillRect/>
+                    </a:stretch>
+                  </pic:blipFill>
+                  <pic:spPr>
+                    <a:xfrm>
+                      <a:off x="0" y="0"/>
+                      <a:ext cx="6119820" cy="1422400"/>
+                    </a:xfrm>
+                    <a:prstGeom prst="rect"/>
+                    <a:ln/>
+                  </pic:spPr>
+                </pic:pic>
+              </a:graphicData>
+            </a:graphic>
+          </wp:inline>
+        </w:drawing>
+      </w:r>
+      <w:r>
+        <w:rPr>
+          <w:rtl w:val="0"/>
+        </w:rPr>
+      </w:r>
+    </w:p>
+    <w:p>
+      <w:pPr>
+        <w:rPr/>
+      </w:pPr>
+      <w:r>
+        <w:rPr>
+          <w:rtl w:val="0"/>
+        </w:rPr>
+        <w:t xml:space="preserve">und das Prüfen auf festgelegte Wertebereiche, dies erfolgt über das </w:t>
       </w:r>
       <w:r>
         <w:rPr>
@@ -7571,7 +7645,7 @@
         <w:rPr>
           <w:rtl w:val="0"/>
         </w:rPr>
-        <w:t xml:space="preserve"> von C#, welches es erlaubt, limitierungen in den festelegten Datenstrukturen anzumerken.</w:t>
+        <w:t xml:space="preserve"> von C#, welches es erlaubt, Limitierungen in den festgelegten Datenstrukturen anzumerken.</w:t>
       </w:r>
     </w:p>
     <w:p>
@@ -7579,10 +7653,44 @@
         <w:rPr/>
       </w:pPr>
       <w:r>
-        <w:rPr>
-          <w:rtl w:val="0"/>
-        </w:rPr>
-        <w:t xml:space="preserve">[BILD]</w:t>
+        <w:rPr/>
+        <w:drawing>
+          <wp:inline distB="114300" distT="114300" distL="114300" distR="114300">
+            <wp:extent cx="3819525" cy="1438275"/>
+            <wp:effectExtent b="0" l="0" r="0" t="0"/>
+            <wp:docPr id="3" name="image1.png"/>
+            <a:graphic>
+              <a:graphicData uri="http://schemas.openxmlformats.org/drawingml/2006/picture">
+                <pic:pic>
+                  <pic:nvPicPr>
+                    <pic:cNvPr id="0" name="image1.png"/>
+                    <pic:cNvPicPr preferRelativeResize="0"/>
+                  </pic:nvPicPr>
+                  <pic:blipFill>
+                    <a:blip r:embed="rId14"/>
+                    <a:srcRect b="0" l="0" r="0" t="0"/>
+                    <a:stretch>
+                      <a:fillRect/>
+                    </a:stretch>
+                  </pic:blipFill>
+                  <pic:spPr>
+                    <a:xfrm>
+                      <a:off x="0" y="0"/>
+                      <a:ext cx="3819525" cy="1438275"/>
+                    </a:xfrm>
+                    <a:prstGeom prst="rect"/>
+                    <a:ln/>
+                  </pic:spPr>
+                </pic:pic>
+              </a:graphicData>
+            </a:graphic>
+          </wp:inline>
+        </w:drawing>
+      </w:r>
+      <w:r>
+        <w:rPr>
+          <w:rtl w:val="0"/>
+        </w:rPr>
       </w:r>
     </w:p>
     <w:p>
@@ -7596,7 +7704,7 @@
         <w:rPr>
           <w:rtl w:val="0"/>
         </w:rPr>
-        <w:t xml:space="preserve">5.3 Erweiterte Datenverarbeitung und Wartbarkeit</w:t>
+        <w:t xml:space="preserve">5.3 Erweiterte Datenverarbeitung</w:t>
       </w:r>
     </w:p>
     <w:p>
@@ -7607,14 +7715,101 @@
         <w:rPr>
           <w:rtl w:val="0"/>
         </w:rPr>
-        <w:t xml:space="preserve">Services für Nestingauflösung + Feste schnittstellen, aber veränderbare logik</w:t>
+        <w:t xml:space="preserve">Für die Erweiterte Datenverarbeitung werden Services genutzt welche mit den Repositories arbeiten um vollständige Datensätze aus mehreren Tabellen zusammenzuführen und bereitstellen zu können, dies vereinfacht die Abfrage von Daten und vermindert Wiederholenden Code, dies führt auch wiederum dazu dass bestimmte Methoden nicht die erwarteten Daten liefern, da diese jederzeit abgeändert werden können um Datenmengen zu reduzieren, modifizieren oder zu erweitern.</w:t>
+      </w:r>
+    </w:p>
+    <w:p>
+      <w:pPr>
+        <w:pStyle w:val="Heading2"/>
+        <w:rPr/>
+      </w:pPr>
+      <w:bookmarkStart w:colFirst="0" w:colLast="0" w:name="_4410zummeyin" w:id="17"/>
+      <w:bookmarkEnd w:id="17"/>
+      <w:r>
+        <w:rPr>
+          <w:rtl w:val="0"/>
+        </w:rPr>
+        <w:t xml:space="preserve">5.4 Testbarkeit, Ersatz- und Standard-Modelle</w:t>
+      </w:r>
+    </w:p>
+    <w:p>
+      <w:pPr>
+        <w:rPr/>
+      </w:pPr>
+      <w:r>
+        <w:rPr>
+          <w:rtl w:val="0"/>
+        </w:rPr>
+        <w:t xml:space="preserve">Die Repositories unterstützt zwei Betriebsmodi, einen Standardmodus (keine Übergabeparameter bei Instanziierung) , welcher das Basis Repository mit einem Standardmäßig festgelegten Dateinamen instanziiert, und einen ausweichmodus welcher erlaubt eine ausweich datei zu nutzen, die über einen übergabeparameter bei Instanziierung festgelegt wird.</w:t>
+      </w:r>
+      <w:r>
+        <w:rPr/>
+        <w:drawing>
+          <wp:inline distB="114300" distT="114300" distL="114300" distR="114300">
+            <wp:extent cx="6119820" cy="2705100"/>
+            <wp:effectExtent b="0" l="0" r="0" t="0"/>
+            <wp:docPr id="8" name="image7.png"/>
+            <a:graphic>
+              <a:graphicData uri="http://schemas.openxmlformats.org/drawingml/2006/picture">
+                <pic:pic>
+                  <pic:nvPicPr>
+                    <pic:cNvPr id="0" name="image7.png"/>
+                    <pic:cNvPicPr preferRelativeResize="0"/>
+                  </pic:nvPicPr>
+                  <pic:blipFill>
+                    <a:blip r:embed="rId15"/>
+                    <a:srcRect b="0" l="0" r="0" t="0"/>
+                    <a:stretch>
+                      <a:fillRect/>
+                    </a:stretch>
+                  </pic:blipFill>
+                  <pic:spPr>
+                    <a:xfrm>
+                      <a:off x="0" y="0"/>
+                      <a:ext cx="6119820" cy="2705100"/>
+                    </a:xfrm>
+                    <a:prstGeom prst="rect"/>
+                    <a:ln/>
+                  </pic:spPr>
+                </pic:pic>
+              </a:graphicData>
+            </a:graphic>
+          </wp:inline>
+        </w:drawing>
+      </w:r>
+      <w:r>
+        <w:rPr>
+          <w:rtl w:val="0"/>
+        </w:rPr>
+      </w:r>
+    </w:p>
+    <w:p>
+      <w:pPr>
+        <w:rPr/>
+      </w:pPr>
+      <w:r>
+        <w:rPr>
+          <w:rtl w:val="0"/>
+        </w:rPr>
+        <w:t xml:space="preserve">Dies erlaubt es zwar sekundäre Tabellen anzulegen und zu nutzen, aber verhindert es, Tabellen für unbekannte oder nicht festgelegte Klassen anzulegen, für welche vorher kein eigenes Repository angelegt wurde.</w:t>
+      </w:r>
+    </w:p>
+    <w:p>
+      <w:pPr>
+        <w:rPr/>
+      </w:pPr>
+      <w:r>
+        <w:rPr>
+          <w:rtl w:val="0"/>
+        </w:rPr>
+        <w:t xml:space="preserve">Die Ausweisfunktion wird auch zum Testen der Datenbank verwendet, indem im Debug-Projekt (EvalPro.Debug) auf eine vorher erstellte Datei mit Testdaten verwiesen wird und dadurch die Methoden getestet werden können.</w:t>
       </w:r>
     </w:p>
     <w:p>
       <w:pPr>
         <w:rPr/>
         <w:sectPr>
-          <w:footerReference r:id="rId12" w:type="first"/>
+          <w:footerReference r:id="rId16" w:type="first"/>
           <w:type w:val="nextPage"/>
           <w:pgSz w:h="16838" w:w="11906" w:orient="portrait"/>
           <w:pgMar w:bottom="1134" w:top="1418" w:left="1134" w:right="1134" w:header="709" w:footer="709"/>
@@ -7625,6 +7820,7 @@
         <w:rPr>
           <w:rtl w:val="0"/>
         </w:rPr>
+        <w:t xml:space="preserve">Alle Repository Methoden sind standardmäßig festgelegt und deterministisch, wodurch man sich in der Entwicklung sicher auf korrekte Daten verlassen kann, ohne die Datenbankanbindung als Fehlerquelle befürchten zu müssen. </w:t>
       </w:r>
     </w:p>
     <w:p>
@@ -7638,8 +7834,8 @@
         <w:jc w:val="both"/>
         <w:rPr/>
       </w:pPr>
-      <w:bookmarkStart w:colFirst="0" w:colLast="0" w:name="_4itdujlqkbdt" w:id="17"/>
-      <w:bookmarkEnd w:id="17"/>
+      <w:bookmarkStart w:colFirst="0" w:colLast="0" w:name="_4itdujlqkbdt" w:id="18"/>
+      <w:bookmarkEnd w:id="18"/>
       <w:r>
         <w:rPr>
           <w:rtl w:val="0"/>
@@ -7656,7 +7852,7 @@
           <w:szCs w:val="24"/>
         </w:rPr>
         <w:sectPr>
-          <w:footerReference r:id="rId13" w:type="first"/>
+          <w:footerReference r:id="rId17" w:type="first"/>
           <w:type w:val="nextPage"/>
           <w:pgSz w:h="16838" w:w="11906" w:orient="portrait"/>
           <w:pgMar w:bottom="1134" w:top="1418" w:left="1134" w:right="1134" w:header="709" w:footer="709"/>
@@ -7680,8 +7876,8 @@
         <w:jc w:val="both"/>
         <w:rPr/>
       </w:pPr>
-      <w:bookmarkStart w:colFirst="0" w:colLast="0" w:name="_2b65jwgpag79" w:id="18"/>
-      <w:bookmarkEnd w:id="18"/>
+      <w:bookmarkStart w:colFirst="0" w:colLast="0" w:name="_2b65jwgpag79" w:id="19"/>
+      <w:bookmarkEnd w:id="19"/>
       <w:r>
         <w:rPr>
           <w:rtl w:val="0"/>
@@ -7718,8 +7914,8 @@
         <w:jc w:val="both"/>
         <w:rPr/>
       </w:pPr>
-      <w:bookmarkStart w:colFirst="0" w:colLast="0" w:name="_3mreku22ofka" w:id="19"/>
-      <w:bookmarkEnd w:id="19"/>
+      <w:bookmarkStart w:colFirst="0" w:colLast="0" w:name="_3mreku22ofka" w:id="20"/>
+      <w:bookmarkEnd w:id="20"/>
       <w:r>
         <w:rPr>
           <w:rtl w:val="0"/>
@@ -7788,8 +7984,8 @@
         <w:jc w:val="both"/>
         <w:rPr/>
       </w:pPr>
-      <w:bookmarkStart w:colFirst="0" w:colLast="0" w:name="_qsdo89dhyqcm" w:id="20"/>
-      <w:bookmarkEnd w:id="20"/>
+      <w:bookmarkStart w:colFirst="0" w:colLast="0" w:name="_qsdo89dhyqcm" w:id="21"/>
+      <w:bookmarkEnd w:id="21"/>
       <w:r>
         <w:rPr>
           <w:rtl w:val="0"/>
@@ -7852,8 +8048,8 @@
         <w:jc w:val="both"/>
         <w:rPr/>
       </w:pPr>
-      <w:bookmarkStart w:colFirst="0" w:colLast="0" w:name="_ljr02cpcf73n" w:id="21"/>
-      <w:bookmarkEnd w:id="21"/>
+      <w:bookmarkStart w:colFirst="0" w:colLast="0" w:name="_ljr02cpcf73n" w:id="22"/>
+      <w:bookmarkEnd w:id="22"/>
       <w:r>
         <w:rPr>
           <w:rtl w:val="0"/>
@@ -7891,16 +8087,16 @@
           <wp:inline distB="0" distT="0" distL="0" distR="0">
             <wp:extent cx="6120130" cy="4118610"/>
             <wp:effectExtent b="0" l="0" r="0" t="0"/>
-            <wp:docPr id="3" name="image3.png"/>
+            <wp:docPr id="6" name="image8.png"/>
             <a:graphic>
               <a:graphicData uri="http://schemas.openxmlformats.org/drawingml/2006/picture">
                 <pic:pic>
                   <pic:nvPicPr>
-                    <pic:cNvPr id="0" name="image3.png"/>
+                    <pic:cNvPr id="0" name="image8.png"/>
                     <pic:cNvPicPr preferRelativeResize="0"/>
                   </pic:nvPicPr>
                   <pic:blipFill>
-                    <a:blip r:embed="rId14"/>
+                    <a:blip r:embed="rId18"/>
                     <a:srcRect b="0" l="0" r="0" t="0"/>
                     <a:stretch>
                       <a:fillRect/>
@@ -7959,8 +8155,8 @@
           <w:vertAlign w:val="baseline"/>
         </w:rPr>
       </w:pPr>
-      <w:bookmarkStart w:colFirst="0" w:colLast="0" w:name="_xwotq2qphgb1" w:id="22"/>
-      <w:bookmarkEnd w:id="22"/>
+      <w:bookmarkStart w:colFirst="0" w:colLast="0" w:name="_xwotq2qphgb1" w:id="23"/>
+      <w:bookmarkEnd w:id="23"/>
       <w:r>
         <w:rPr>
           <w:rFonts w:ascii="Arial" w:cs="Arial" w:eastAsia="Arial" w:hAnsi="Arial"/>
@@ -8005,16 +8201,16 @@
           <wp:inline distB="0" distT="0" distL="0" distR="0">
             <wp:extent cx="6120130" cy="3361690"/>
             <wp:effectExtent b="0" l="0" r="0" t="0"/>
-            <wp:docPr descr="Ein Bild, das Text, Screenshot, Zahl, Schrift enthält.&#10;&#10;KI-generierte Inhalte können fehlerhaft sein." id="2" name="image2.png"/>
+            <wp:docPr descr="Ein Bild, das Text, Screenshot, Zahl, Schrift enthält.&#10;&#10;KI-generierte Inhalte können fehlerhaft sein." id="5" name="image6.png"/>
             <a:graphic>
               <a:graphicData uri="http://schemas.openxmlformats.org/drawingml/2006/picture">
                 <pic:pic>
                   <pic:nvPicPr>
-                    <pic:cNvPr descr="Ein Bild, das Text, Screenshot, Zahl, Schrift enthält.&#10;&#10;KI-generierte Inhalte können fehlerhaft sein." id="0" name="image2.png"/>
+                    <pic:cNvPr descr="Ein Bild, das Text, Screenshot, Zahl, Schrift enthält.&#10;&#10;KI-generierte Inhalte können fehlerhaft sein." id="0" name="image6.png"/>
                     <pic:cNvPicPr preferRelativeResize="0"/>
                   </pic:nvPicPr>
                   <pic:blipFill>
-                    <a:blip r:embed="rId15"/>
+                    <a:blip r:embed="rId19"/>
                     <a:srcRect b="0" l="0" r="0" t="0"/>
                     <a:stretch>
                       <a:fillRect/>
@@ -8073,8 +8269,8 @@
           <w:vertAlign w:val="baseline"/>
         </w:rPr>
       </w:pPr>
-      <w:bookmarkStart w:colFirst="0" w:colLast="0" w:name="_ak5u1md8usg4" w:id="23"/>
-      <w:bookmarkEnd w:id="23"/>
+      <w:bookmarkStart w:colFirst="0" w:colLast="0" w:name="_ak5u1md8usg4" w:id="24"/>
+      <w:bookmarkEnd w:id="24"/>
       <w:r>
         <w:rPr>
           <w:rFonts w:ascii="Arial" w:cs="Arial" w:eastAsia="Arial" w:hAnsi="Arial"/>
@@ -8137,8 +8333,8 @@
         <w:jc w:val="both"/>
         <w:rPr/>
       </w:pPr>
-      <w:bookmarkStart w:colFirst="0" w:colLast="0" w:name="_jsdmcfrw6m89" w:id="24"/>
-      <w:bookmarkEnd w:id="24"/>
+      <w:bookmarkStart w:colFirst="0" w:colLast="0" w:name="_jsdmcfrw6m89" w:id="25"/>
+      <w:bookmarkEnd w:id="25"/>
       <w:r>
         <w:rPr>
           <w:rtl w:val="0"/>
@@ -8193,8 +8389,8 @@
         <w:jc w:val="both"/>
         <w:rPr/>
       </w:pPr>
-      <w:bookmarkStart w:colFirst="0" w:colLast="0" w:name="_o1av2237ta0b" w:id="25"/>
-      <w:bookmarkEnd w:id="25"/>
+      <w:bookmarkStart w:colFirst="0" w:colLast="0" w:name="_o1av2237ta0b" w:id="26"/>
+      <w:bookmarkEnd w:id="26"/>
       <w:r>
         <w:rPr>
           <w:rtl w:val="0"/>
@@ -8247,9 +8443,9 @@
           <w:szCs w:val="24"/>
         </w:rPr>
         <w:sectPr>
-          <w:footerReference r:id="rId16" w:type="default"/>
-          <w:footerReference r:id="rId17" w:type="first"/>
-          <w:footerReference r:id="rId18" w:type="even"/>
+          <w:footerReference r:id="rId20" w:type="default"/>
+          <w:footerReference r:id="rId21" w:type="first"/>
+          <w:footerReference r:id="rId22" w:type="even"/>
           <w:type w:val="nextPage"/>
           <w:pgSz w:h="16838" w:w="11906" w:orient="portrait"/>
           <w:pgMar w:bottom="1134" w:top="1418" w:left="1134" w:right="1134" w:header="709" w:footer="709"/>
@@ -8288,8 +8484,8 @@
         <w:jc w:val="both"/>
         <w:rPr/>
       </w:pPr>
-      <w:bookmarkStart w:colFirst="0" w:colLast="0" w:name="_gngucxw17azi" w:id="26"/>
-      <w:bookmarkEnd w:id="26"/>
+      <w:bookmarkStart w:colFirst="0" w:colLast="0" w:name="_gngucxw17azi" w:id="27"/>
+      <w:bookmarkEnd w:id="27"/>
       <w:r>
         <w:rPr>
           <w:rtl w:val="0"/>
@@ -8331,16 +8527,16 @@
           <wp:inline distB="0" distT="0" distL="0" distR="0">
             <wp:extent cx="6120130" cy="3206115"/>
             <wp:effectExtent b="0" l="0" r="0" t="0"/>
-            <wp:docPr descr="Ein Bild, das Text, Screenshot, Software, Betriebssystem enthält.&#10;&#10;KI-generierte Inhalte können fehlerhaft sein." id="4" name="image1.png"/>
+            <wp:docPr descr="Ein Bild, das Text, Screenshot, Software, Betriebssystem enthält.&#10;&#10;KI-generierte Inhalte können fehlerhaft sein." id="7" name="image5.png"/>
             <a:graphic>
               <a:graphicData uri="http://schemas.openxmlformats.org/drawingml/2006/picture">
                 <pic:pic>
                   <pic:nvPicPr>
-                    <pic:cNvPr descr="Ein Bild, das Text, Screenshot, Software, Betriebssystem enthält.&#10;&#10;KI-generierte Inhalte können fehlerhaft sein." id="0" name="image1.png"/>
+                    <pic:cNvPr descr="Ein Bild, das Text, Screenshot, Software, Betriebssystem enthält.&#10;&#10;KI-generierte Inhalte können fehlerhaft sein." id="0" name="image5.png"/>
                     <pic:cNvPicPr preferRelativeResize="0"/>
                   </pic:nvPicPr>
                   <pic:blipFill>
-                    <a:blip r:embed="rId19"/>
+                    <a:blip r:embed="rId23"/>
                     <a:srcRect b="0" l="0" r="0" t="0"/>
                     <a:stretch>
                       <a:fillRect/>
@@ -8399,8 +8595,8 @@
           <w:vertAlign w:val="baseline"/>
         </w:rPr>
       </w:pPr>
-      <w:bookmarkStart w:colFirst="0" w:colLast="0" w:name="_ecz6do8c7ckl" w:id="27"/>
-      <w:bookmarkEnd w:id="27"/>
+      <w:bookmarkStart w:colFirst="0" w:colLast="0" w:name="_ecz6do8c7ckl" w:id="28"/>
+      <w:bookmarkEnd w:id="28"/>
       <w:r>
         <w:rPr>
           <w:rFonts w:ascii="Arial" w:cs="Arial" w:eastAsia="Arial" w:hAnsi="Arial"/>
@@ -8471,8 +8667,8 @@
         <w:jc w:val="both"/>
         <w:rPr/>
       </w:pPr>
-      <w:bookmarkStart w:colFirst="0" w:colLast="0" w:name="_hrau693jmzgz" w:id="28"/>
-      <w:bookmarkEnd w:id="28"/>
+      <w:bookmarkStart w:colFirst="0" w:colLast="0" w:name="_hrau693jmzgz" w:id="29"/>
+      <w:bookmarkEnd w:id="29"/>
       <w:r>
         <w:rPr>
           <w:rtl w:val="0"/>
@@ -9823,8 +10019,8 @@
           <w:titlePg w:val="1"/>
         </w:sectPr>
       </w:pPr>
-      <w:bookmarkStart w:colFirst="0" w:colLast="0" w:name="_wddn1w3eekk9" w:id="29"/>
-      <w:bookmarkEnd w:id="29"/>
+      <w:bookmarkStart w:colFirst="0" w:colLast="0" w:name="_wddn1w3eekk9" w:id="30"/>
+      <w:bookmarkEnd w:id="30"/>
       <w:r>
         <w:rPr>
           <w:rFonts w:ascii="Arial" w:cs="Arial" w:eastAsia="Arial" w:hAnsi="Arial"/>
@@ -9874,8 +10070,8 @@
         <w:jc w:val="both"/>
         <w:rPr/>
       </w:pPr>
-      <w:bookmarkStart w:colFirst="0" w:colLast="0" w:name="_za7r80u7mlzc" w:id="30"/>
-      <w:bookmarkEnd w:id="30"/>
+      <w:bookmarkStart w:colFirst="0" w:colLast="0" w:name="_za7r80u7mlzc" w:id="31"/>
+      <w:bookmarkEnd w:id="31"/>
       <w:r>
         <w:rPr>
           <w:rtl w:val="0"/>
@@ -9885,7 +10081,7 @@
     </w:p>
     <w:sdt>
       <w:sdtPr>
-        <w:id w:val="1197162778"/>
+        <w:id w:val="-1213457950"/>
         <w:docPartObj>
           <w:docPartGallery w:val="Table of Contents"/>
           <w:docPartUnique w:val="1"/>
@@ -10138,7 +10334,7 @@
     </w:p>
     <w:sdt>
       <w:sdtPr>
-        <w:id w:val="-1458787555"/>
+        <w:id w:val="1251357982"/>
         <w:docPartObj>
           <w:docPartGallery w:val="Table of Contents"/>
           <w:docPartUnique w:val="1"/>

--- a/docs/Projektdokumentation/07-MS3-Entwicklung_EvalPro-DK-Gruppenabgabe.docx
+++ b/docs/Projektdokumentation/07-MS3-Entwicklung_EvalPro-DK-Gruppenabgabe.docx
@@ -105,12 +105,12 @@
                   <wp:extent cx="3354705" cy="3493135"/>
                   <wp:effectExtent b="0" l="0" r="0" t="0"/>
                   <wp:wrapSquare wrapText="bothSides" distB="0" distT="0" distL="114300" distR="114300"/>
-                  <wp:docPr id="1" name="image3.png"/>
+                  <wp:docPr id="1" name="image5.png"/>
                   <a:graphic>
                     <a:graphicData uri="http://schemas.openxmlformats.org/drawingml/2006/picture">
                       <pic:pic>
                         <pic:nvPicPr>
-                          <pic:cNvPr id="0" name="image3.png"/>
+                          <pic:cNvPr id="0" name="image5.png"/>
                           <pic:cNvPicPr preferRelativeResize="0"/>
                         </pic:nvPicPr>
                         <pic:blipFill>
@@ -1018,7 +1018,7 @@
     </w:p>
     <w:sdt>
       <w:sdtPr>
-        <w:id w:val="-2003126058"/>
+        <w:id w:val="-1655742847"/>
         <w:docPartObj>
           <w:docPartGallery w:val="Table of Contents"/>
           <w:docPartUnique w:val="1"/>
@@ -1027,35 +1027,23 @@
       <w:sdtContent>
         <w:p>
           <w:pPr>
-            <w:keepNext w:val="0"/>
-            <w:keepLines w:val="0"/>
-            <w:pageBreakBefore w:val="0"/>
-            <w:widowControl w:val="1"/>
-            <w:pBdr>
-              <w:top w:space="0" w:sz="0" w:val="nil"/>
-              <w:left w:space="0" w:sz="0" w:val="nil"/>
-              <w:bottom w:space="0" w:sz="0" w:val="nil"/>
-              <w:right w:space="0" w:sz="0" w:val="nil"/>
-              <w:between w:space="0" w:sz="0" w:val="nil"/>
-            </w:pBdr>
-            <w:shd w:fill="auto" w:val="clear"/>
+            <w:widowControl w:val="0"/>
             <w:tabs>
-              <w:tab w:val="right" w:leader="none" w:pos="9628"/>
+              <w:tab w:val="right" w:leader="dot" w:pos="12000"/>
             </w:tabs>
-            <w:spacing w:after="100" w:before="0" w:line="259" w:lineRule="auto"/>
-            <w:ind w:left="0" w:right="0" w:firstLine="0"/>
+            <w:spacing w:after="0" w:before="60" w:line="240" w:lineRule="auto"/>
             <w:jc w:val="left"/>
             <w:rPr>
-              <w:rFonts w:ascii="Aptos" w:cs="Aptos" w:eastAsia="Aptos" w:hAnsi="Aptos"/>
-              <w:b w:val="0"/>
-              <w:bCs w:val="0"/>
+              <w:rFonts w:ascii="Arial" w:cs="Arial" w:eastAsia="Arial" w:hAnsi="Arial"/>
+              <w:b w:val="1"/>
+              <w:bCs w:val="1"/>
               <w:i w:val="0"/>
               <w:iCs w:val="0"/>
               <w:smallCaps w:val="0"/>
               <w:strike w:val="0"/>
               <w:color w:val="000000"/>
-              <w:sz w:val="24"/>
-              <w:szCs w:val="24"/>
+              <w:sz w:val="22"/>
+              <w:szCs w:val="22"/>
               <w:u w:val="none"/>
               <w:shd w:fill="auto" w:val="clear"/>
               <w:vertAlign w:val="baseline"/>
@@ -1097,36 +1085,23 @@
         </w:p>
         <w:p>
           <w:pPr>
-            <w:keepNext w:val="0"/>
-            <w:keepLines w:val="0"/>
-            <w:pageBreakBefore w:val="0"/>
-            <w:widowControl w:val="1"/>
-            <w:pBdr>
-              <w:top w:space="0" w:sz="0" w:val="nil"/>
-              <w:left w:space="0" w:sz="0" w:val="nil"/>
-              <w:bottom w:space="0" w:sz="0" w:val="nil"/>
-              <w:right w:space="0" w:sz="0" w:val="nil"/>
-              <w:between w:space="0" w:sz="0" w:val="nil"/>
-            </w:pBdr>
-            <w:shd w:fill="auto" w:val="clear"/>
+            <w:widowControl w:val="0"/>
             <w:tabs>
-              <w:tab w:val="left" w:leader="none" w:pos="480"/>
-              <w:tab w:val="right" w:leader="none" w:pos="9628"/>
+              <w:tab w:val="right" w:leader="dot" w:pos="12000"/>
             </w:tabs>
-            <w:spacing w:after="100" w:before="0" w:line="259" w:lineRule="auto"/>
-            <w:ind w:left="0" w:right="0" w:firstLine="0"/>
+            <w:spacing w:after="0" w:before="60" w:line="240" w:lineRule="auto"/>
             <w:jc w:val="left"/>
             <w:rPr>
-              <w:rFonts w:ascii="Aptos" w:cs="Aptos" w:eastAsia="Aptos" w:hAnsi="Aptos"/>
-              <w:b w:val="0"/>
-              <w:bCs w:val="0"/>
+              <w:rFonts w:ascii="Arial" w:cs="Arial" w:eastAsia="Arial" w:hAnsi="Arial"/>
+              <w:b w:val="1"/>
+              <w:bCs w:val="1"/>
               <w:i w:val="0"/>
               <w:iCs w:val="0"/>
               <w:smallCaps w:val="0"/>
               <w:strike w:val="0"/>
               <w:color w:val="000000"/>
-              <w:sz w:val="24"/>
-              <w:szCs w:val="24"/>
+              <w:sz w:val="22"/>
+              <w:szCs w:val="22"/>
               <w:u w:val="none"/>
               <w:shd w:fill="auto" w:val="clear"/>
               <w:vertAlign w:val="baseline"/>
@@ -1150,13 +1125,45 @@
                 <w:vertAlign w:val="baseline"/>
                 <w:rtl w:val="0"/>
               </w:rPr>
-              <w:t xml:space="preserve">1.</w:t>
+              <w:t xml:space="preserve">1. Abkürzungsverzeichnis</w:t>
+              <w:tab/>
+              <w:t xml:space="preserve">3</w:t>
             </w:r>
           </w:hyperlink>
-          <w:hyperlink w:anchor="_jy7gscoekken">
-            <w:r>
-              <w:rPr>
-                <w:rFonts w:ascii="Aptos" w:cs="Aptos" w:eastAsia="Aptos" w:hAnsi="Aptos"/>
+          <w:r>
+            <w:rPr>
+              <w:rtl w:val="0"/>
+            </w:rPr>
+          </w:r>
+        </w:p>
+        <w:p>
+          <w:pPr>
+            <w:widowControl w:val="0"/>
+            <w:tabs>
+              <w:tab w:val="right" w:leader="dot" w:pos="12000"/>
+            </w:tabs>
+            <w:spacing w:after="0" w:before="60" w:line="240" w:lineRule="auto"/>
+            <w:jc w:val="left"/>
+            <w:rPr>
+              <w:rFonts w:ascii="Arial" w:cs="Arial" w:eastAsia="Arial" w:hAnsi="Arial"/>
+              <w:b w:val="1"/>
+              <w:bCs w:val="1"/>
+              <w:i w:val="0"/>
+              <w:iCs w:val="0"/>
+              <w:smallCaps w:val="0"/>
+              <w:strike w:val="0"/>
+              <w:color w:val="000000"/>
+              <w:sz w:val="22"/>
+              <w:szCs w:val="22"/>
+              <w:u w:val="none"/>
+              <w:shd w:fill="auto" w:val="clear"/>
+              <w:vertAlign w:val="baseline"/>
+            </w:rPr>
+          </w:pPr>
+          <w:hyperlink w:anchor="_ul4pzknhy3yp">
+            <w:r>
+              <w:rPr>
+                <w:rFonts w:ascii="Arial" w:cs="Arial" w:eastAsia="Arial" w:hAnsi="Arial"/>
                 <w:b w:val="0"/>
                 <w:bCs w:val="0"/>
                 <w:i w:val="0"/>
@@ -1164,22 +1171,33 @@
                 <w:smallCaps w:val="0"/>
                 <w:strike w:val="0"/>
                 <w:color w:val="000000"/>
-                <w:sz w:val="24"/>
-                <w:szCs w:val="24"/>
+                <w:sz w:val="22"/>
+                <w:szCs w:val="22"/>
                 <w:u w:val="none"/>
                 <w:shd w:fill="auto" w:val="clear"/>
                 <w:vertAlign w:val="baseline"/>
                 <w:rtl w:val="0"/>
               </w:rPr>
+              <w:t xml:space="preserve">2. Einleitung</w:t>
               <w:tab/>
+              <w:t xml:space="preserve">4</w:t>
             </w:r>
           </w:hyperlink>
           <w:r>
-            <w:fldChar w:fldCharType="begin"/>
-            <w:instrText xml:space="preserve"> PAGEREF _jy7gscoekken \h </w:instrText>
-            <w:fldChar w:fldCharType="separate"/>
+            <w:rPr>
+              <w:rtl w:val="0"/>
+            </w:rPr>
           </w:r>
-          <w:r>
+        </w:p>
+        <w:p>
+          <w:pPr>
+            <w:widowControl w:val="0"/>
+            <w:tabs>
+              <w:tab w:val="right" w:leader="dot" w:pos="12000"/>
+            </w:tabs>
+            <w:spacing w:after="0" w:before="60" w:line="240" w:lineRule="auto"/>
+            <w:ind w:left="360" w:firstLine="0"/>
+            <w:jc w:val="left"/>
             <w:rPr>
               <w:rFonts w:ascii="Arial" w:cs="Arial" w:eastAsia="Arial" w:hAnsi="Arial"/>
               <w:b w:val="0"/>
@@ -1194,59 +1212,9 @@
               <w:u w:val="none"/>
               <w:shd w:fill="auto" w:val="clear"/>
               <w:vertAlign w:val="baseline"/>
-              <w:rtl w:val="0"/>
-            </w:rPr>
-            <w:t xml:space="preserve">Abkürzungsverzeichnis</w:t>
-            <w:tab/>
-            <w:t xml:space="preserve">3</w:t>
-          </w:r>
-          <w:r>
-            <w:fldChar w:fldCharType="end"/>
-          </w:r>
-          <w:r>
-            <w:rPr>
-              <w:rtl w:val="0"/>
-            </w:rPr>
-          </w:r>
-        </w:p>
-        <w:p>
-          <w:pPr>
-            <w:keepNext w:val="0"/>
-            <w:keepLines w:val="0"/>
-            <w:pageBreakBefore w:val="0"/>
-            <w:widowControl w:val="1"/>
-            <w:pBdr>
-              <w:top w:space="0" w:sz="0" w:val="nil"/>
-              <w:left w:space="0" w:sz="0" w:val="nil"/>
-              <w:bottom w:space="0" w:sz="0" w:val="nil"/>
-              <w:right w:space="0" w:sz="0" w:val="nil"/>
-              <w:between w:space="0" w:sz="0" w:val="nil"/>
-            </w:pBdr>
-            <w:shd w:fill="auto" w:val="clear"/>
-            <w:tabs>
-              <w:tab w:val="left" w:leader="none" w:pos="480"/>
-              <w:tab w:val="right" w:leader="none" w:pos="9628"/>
-            </w:tabs>
-            <w:spacing w:after="100" w:before="0" w:line="259" w:lineRule="auto"/>
-            <w:ind w:left="0" w:right="0" w:firstLine="0"/>
-            <w:jc w:val="left"/>
-            <w:rPr>
-              <w:rFonts w:ascii="Aptos" w:cs="Aptos" w:eastAsia="Aptos" w:hAnsi="Aptos"/>
-              <w:b w:val="0"/>
-              <w:bCs w:val="0"/>
-              <w:i w:val="0"/>
-              <w:iCs w:val="0"/>
-              <w:smallCaps w:val="0"/>
-              <w:strike w:val="0"/>
-              <w:color w:val="000000"/>
-              <w:sz w:val="24"/>
-              <w:szCs w:val="24"/>
-              <w:u w:val="none"/>
-              <w:shd w:fill="auto" w:val="clear"/>
-              <w:vertAlign w:val="baseline"/>
             </w:rPr>
           </w:pPr>
-          <w:hyperlink w:anchor="_ul4pzknhy3yp">
+          <w:hyperlink w:anchor="_saq288yhj8c2">
             <w:r>
               <w:rPr>
                 <w:rFonts w:ascii="Arial" w:cs="Arial" w:eastAsia="Arial" w:hAnsi="Arial"/>
@@ -1264,36 +1232,26 @@
                 <w:vertAlign w:val="baseline"/>
                 <w:rtl w:val="0"/>
               </w:rPr>
-              <w:t xml:space="preserve">2.</w:t>
-            </w:r>
-          </w:hyperlink>
-          <w:hyperlink w:anchor="_ul4pzknhy3yp">
-            <w:r>
-              <w:rPr>
-                <w:rFonts w:ascii="Aptos" w:cs="Aptos" w:eastAsia="Aptos" w:hAnsi="Aptos"/>
-                <w:b w:val="0"/>
-                <w:bCs w:val="0"/>
-                <w:i w:val="0"/>
-                <w:iCs w:val="0"/>
-                <w:smallCaps w:val="0"/>
-                <w:strike w:val="0"/>
-                <w:color w:val="000000"/>
-                <w:sz w:val="24"/>
-                <w:szCs w:val="24"/>
-                <w:u w:val="none"/>
-                <w:shd w:fill="auto" w:val="clear"/>
-                <w:vertAlign w:val="baseline"/>
-                <w:rtl w:val="0"/>
-              </w:rPr>
+              <w:t xml:space="preserve">2.1. Situationsbeschreibung</w:t>
               <w:tab/>
+              <w:t xml:space="preserve">4</w:t>
             </w:r>
           </w:hyperlink>
           <w:r>
-            <w:fldChar w:fldCharType="begin"/>
-            <w:instrText xml:space="preserve"> PAGEREF _ul4pzknhy3yp \h </w:instrText>
-            <w:fldChar w:fldCharType="separate"/>
+            <w:rPr>
+              <w:rtl w:val="0"/>
+            </w:rPr>
           </w:r>
-          <w:r>
+        </w:p>
+        <w:p>
+          <w:pPr>
+            <w:widowControl w:val="0"/>
+            <w:tabs>
+              <w:tab w:val="right" w:leader="dot" w:pos="12000"/>
+            </w:tabs>
+            <w:spacing w:after="0" w:before="60" w:line="240" w:lineRule="auto"/>
+            <w:ind w:left="360" w:firstLine="0"/>
+            <w:jc w:val="left"/>
             <w:rPr>
               <w:rFonts w:ascii="Arial" w:cs="Arial" w:eastAsia="Arial" w:hAnsi="Arial"/>
               <w:b w:val="0"/>
@@ -1308,59 +1266,9 @@
               <w:u w:val="none"/>
               <w:shd w:fill="auto" w:val="clear"/>
               <w:vertAlign w:val="baseline"/>
-              <w:rtl w:val="0"/>
-            </w:rPr>
-            <w:t xml:space="preserve">Einleitung</w:t>
-            <w:tab/>
-            <w:t xml:space="preserve">4</w:t>
-          </w:r>
-          <w:r>
-            <w:fldChar w:fldCharType="end"/>
-          </w:r>
-          <w:r>
-            <w:rPr>
-              <w:rtl w:val="0"/>
-            </w:rPr>
-          </w:r>
-        </w:p>
-        <w:p>
-          <w:pPr>
-            <w:keepNext w:val="0"/>
-            <w:keepLines w:val="0"/>
-            <w:pageBreakBefore w:val="0"/>
-            <w:widowControl w:val="1"/>
-            <w:pBdr>
-              <w:top w:space="0" w:sz="0" w:val="nil"/>
-              <w:left w:space="0" w:sz="0" w:val="nil"/>
-              <w:bottom w:space="0" w:sz="0" w:val="nil"/>
-              <w:right w:space="0" w:sz="0" w:val="nil"/>
-              <w:between w:space="0" w:sz="0" w:val="nil"/>
-            </w:pBdr>
-            <w:shd w:fill="auto" w:val="clear"/>
-            <w:tabs>
-              <w:tab w:val="left" w:leader="none" w:pos="960"/>
-              <w:tab w:val="right" w:leader="none" w:pos="9628"/>
-            </w:tabs>
-            <w:spacing w:after="100" w:before="0" w:line="259" w:lineRule="auto"/>
-            <w:ind w:left="220" w:right="0" w:firstLine="0"/>
-            <w:jc w:val="left"/>
-            <w:rPr>
-              <w:rFonts w:ascii="Aptos" w:cs="Aptos" w:eastAsia="Aptos" w:hAnsi="Aptos"/>
-              <w:b w:val="0"/>
-              <w:bCs w:val="0"/>
-              <w:i w:val="0"/>
-              <w:iCs w:val="0"/>
-              <w:smallCaps w:val="0"/>
-              <w:strike w:val="0"/>
-              <w:color w:val="000000"/>
-              <w:sz w:val="24"/>
-              <w:szCs w:val="24"/>
-              <w:u w:val="none"/>
-              <w:shd w:fill="auto" w:val="clear"/>
-              <w:vertAlign w:val="baseline"/>
             </w:rPr>
           </w:pPr>
-          <w:hyperlink w:anchor="_saq288yhj8c2">
+          <w:hyperlink w:anchor="_2b1dl4kc0vkc">
             <w:r>
               <w:rPr>
                 <w:rFonts w:ascii="Arial" w:cs="Arial" w:eastAsia="Arial" w:hAnsi="Arial"/>
@@ -1378,13 +1286,45 @@
                 <w:vertAlign w:val="baseline"/>
                 <w:rtl w:val="0"/>
               </w:rPr>
-              <w:t xml:space="preserve">2.1.</w:t>
+              <w:t xml:space="preserve">2.2. Ausgangssituation und Zielsetzung</w:t>
+              <w:tab/>
+              <w:t xml:space="preserve">4</w:t>
             </w:r>
           </w:hyperlink>
-          <w:hyperlink w:anchor="_saq288yhj8c2">
-            <w:r>
-              <w:rPr>
-                <w:rFonts w:ascii="Aptos" w:cs="Aptos" w:eastAsia="Aptos" w:hAnsi="Aptos"/>
+          <w:r>
+            <w:rPr>
+              <w:rtl w:val="0"/>
+            </w:rPr>
+          </w:r>
+        </w:p>
+        <w:p>
+          <w:pPr>
+            <w:widowControl w:val="0"/>
+            <w:tabs>
+              <w:tab w:val="right" w:leader="dot" w:pos="12000"/>
+            </w:tabs>
+            <w:spacing w:after="0" w:before="60" w:line="240" w:lineRule="auto"/>
+            <w:jc w:val="left"/>
+            <w:rPr>
+              <w:rFonts w:ascii="Arial" w:cs="Arial" w:eastAsia="Arial" w:hAnsi="Arial"/>
+              <w:b w:val="1"/>
+              <w:bCs w:val="1"/>
+              <w:i w:val="0"/>
+              <w:iCs w:val="0"/>
+              <w:smallCaps w:val="0"/>
+              <w:strike w:val="0"/>
+              <w:color w:val="000000"/>
+              <w:sz w:val="22"/>
+              <w:szCs w:val="22"/>
+              <w:u w:val="none"/>
+              <w:shd w:fill="auto" w:val="clear"/>
+              <w:vertAlign w:val="baseline"/>
+            </w:rPr>
+          </w:pPr>
+          <w:hyperlink w:anchor="_n6e9vbe75yn6">
+            <w:r>
+              <w:rPr>
+                <w:rFonts w:ascii="Arial" w:cs="Arial" w:eastAsia="Arial" w:hAnsi="Arial"/>
                 <w:b w:val="0"/>
                 <w:bCs w:val="0"/>
                 <w:i w:val="0"/>
@@ -1392,22 +1332,33 @@
                 <w:smallCaps w:val="0"/>
                 <w:strike w:val="0"/>
                 <w:color w:val="000000"/>
-                <w:sz w:val="24"/>
-                <w:szCs w:val="24"/>
+                <w:sz w:val="22"/>
+                <w:szCs w:val="22"/>
                 <w:u w:val="none"/>
                 <w:shd w:fill="auto" w:val="clear"/>
                 <w:vertAlign w:val="baseline"/>
                 <w:rtl w:val="0"/>
               </w:rPr>
+              <w:t xml:space="preserve">3. Konzept</w:t>
               <w:tab/>
+              <w:t xml:space="preserve">4</w:t>
             </w:r>
           </w:hyperlink>
           <w:r>
-            <w:fldChar w:fldCharType="begin"/>
-            <w:instrText xml:space="preserve"> PAGEREF _saq288yhj8c2 \h </w:instrText>
-            <w:fldChar w:fldCharType="separate"/>
+            <w:rPr>
+              <w:rtl w:val="0"/>
+            </w:rPr>
           </w:r>
-          <w:r>
+        </w:p>
+        <w:p>
+          <w:pPr>
+            <w:widowControl w:val="0"/>
+            <w:tabs>
+              <w:tab w:val="right" w:leader="dot" w:pos="12000"/>
+            </w:tabs>
+            <w:spacing w:after="0" w:before="60" w:line="240" w:lineRule="auto"/>
+            <w:ind w:left="360" w:firstLine="0"/>
+            <w:jc w:val="left"/>
             <w:rPr>
               <w:rFonts w:ascii="Arial" w:cs="Arial" w:eastAsia="Arial" w:hAnsi="Arial"/>
               <w:b w:val="0"/>
@@ -1422,59 +1373,9 @@
               <w:u w:val="none"/>
               <w:shd w:fill="auto" w:val="clear"/>
               <w:vertAlign w:val="baseline"/>
-              <w:rtl w:val="0"/>
-            </w:rPr>
-            <w:t xml:space="preserve">Situationsbeschreibung</w:t>
-            <w:tab/>
-            <w:t xml:space="preserve">4</w:t>
-          </w:r>
-          <w:r>
-            <w:fldChar w:fldCharType="end"/>
-          </w:r>
-          <w:r>
-            <w:rPr>
-              <w:rtl w:val="0"/>
-            </w:rPr>
-          </w:r>
-        </w:p>
-        <w:p>
-          <w:pPr>
-            <w:keepNext w:val="0"/>
-            <w:keepLines w:val="0"/>
-            <w:pageBreakBefore w:val="0"/>
-            <w:widowControl w:val="1"/>
-            <w:pBdr>
-              <w:top w:space="0" w:sz="0" w:val="nil"/>
-              <w:left w:space="0" w:sz="0" w:val="nil"/>
-              <w:bottom w:space="0" w:sz="0" w:val="nil"/>
-              <w:right w:space="0" w:sz="0" w:val="nil"/>
-              <w:between w:space="0" w:sz="0" w:val="nil"/>
-            </w:pBdr>
-            <w:shd w:fill="auto" w:val="clear"/>
-            <w:tabs>
-              <w:tab w:val="left" w:leader="none" w:pos="960"/>
-              <w:tab w:val="right" w:leader="none" w:pos="9628"/>
-            </w:tabs>
-            <w:spacing w:after="100" w:before="0" w:line="259" w:lineRule="auto"/>
-            <w:ind w:left="220" w:right="0" w:firstLine="0"/>
-            <w:jc w:val="left"/>
-            <w:rPr>
-              <w:rFonts w:ascii="Aptos" w:cs="Aptos" w:eastAsia="Aptos" w:hAnsi="Aptos"/>
-              <w:b w:val="0"/>
-              <w:bCs w:val="0"/>
-              <w:i w:val="0"/>
-              <w:iCs w:val="0"/>
-              <w:smallCaps w:val="0"/>
-              <w:strike w:val="0"/>
-              <w:color w:val="000000"/>
-              <w:sz w:val="24"/>
-              <w:szCs w:val="24"/>
-              <w:u w:val="none"/>
-              <w:shd w:fill="auto" w:val="clear"/>
-              <w:vertAlign w:val="baseline"/>
             </w:rPr>
           </w:pPr>
-          <w:hyperlink w:anchor="_2b1dl4kc0vkc">
+          <w:hyperlink w:anchor="_sk9872hocwbh">
             <w:r>
               <w:rPr>
                 <w:rFonts w:ascii="Arial" w:cs="Arial" w:eastAsia="Arial" w:hAnsi="Arial"/>
@@ -1492,36 +1393,26 @@
                 <w:vertAlign w:val="baseline"/>
                 <w:rtl w:val="0"/>
               </w:rPr>
-              <w:t xml:space="preserve">2.2.</w:t>
-            </w:r>
-          </w:hyperlink>
-          <w:hyperlink w:anchor="_2b1dl4kc0vkc">
-            <w:r>
-              <w:rPr>
-                <w:rFonts w:ascii="Aptos" w:cs="Aptos" w:eastAsia="Aptos" w:hAnsi="Aptos"/>
-                <w:b w:val="0"/>
-                <w:bCs w:val="0"/>
-                <w:i w:val="0"/>
-                <w:iCs w:val="0"/>
-                <w:smallCaps w:val="0"/>
-                <w:strike w:val="0"/>
-                <w:color w:val="000000"/>
-                <w:sz w:val="24"/>
-                <w:szCs w:val="24"/>
-                <w:u w:val="none"/>
-                <w:shd w:fill="auto" w:val="clear"/>
-                <w:vertAlign w:val="baseline"/>
-                <w:rtl w:val="0"/>
-              </w:rPr>
+              <w:t xml:space="preserve">3.1 Ziel des Anbieters</w:t>
               <w:tab/>
+              <w:t xml:space="preserve">4</w:t>
             </w:r>
           </w:hyperlink>
           <w:r>
-            <w:fldChar w:fldCharType="begin"/>
-            <w:instrText xml:space="preserve"> PAGEREF _2b1dl4kc0vkc \h </w:instrText>
-            <w:fldChar w:fldCharType="separate"/>
+            <w:rPr>
+              <w:rtl w:val="0"/>
+            </w:rPr>
           </w:r>
-          <w:r>
+        </w:p>
+        <w:p>
+          <w:pPr>
+            <w:widowControl w:val="0"/>
+            <w:tabs>
+              <w:tab w:val="right" w:leader="dot" w:pos="12000"/>
+            </w:tabs>
+            <w:spacing w:after="0" w:before="60" w:line="240" w:lineRule="auto"/>
+            <w:ind w:left="360" w:firstLine="0"/>
+            <w:jc w:val="left"/>
             <w:rPr>
               <w:rFonts w:ascii="Arial" w:cs="Arial" w:eastAsia="Arial" w:hAnsi="Arial"/>
               <w:b w:val="0"/>
@@ -1536,59 +1427,9 @@
               <w:u w:val="none"/>
               <w:shd w:fill="auto" w:val="clear"/>
               <w:vertAlign w:val="baseline"/>
-              <w:rtl w:val="0"/>
-            </w:rPr>
-            <w:t xml:space="preserve">Ausgangssituation und Zielsetzung</w:t>
-            <w:tab/>
-            <w:t xml:space="preserve">4</w:t>
-          </w:r>
-          <w:r>
-            <w:fldChar w:fldCharType="end"/>
-          </w:r>
-          <w:r>
-            <w:rPr>
-              <w:rtl w:val="0"/>
-            </w:rPr>
-          </w:r>
-        </w:p>
-        <w:p>
-          <w:pPr>
-            <w:keepNext w:val="0"/>
-            <w:keepLines w:val="0"/>
-            <w:pageBreakBefore w:val="0"/>
-            <w:widowControl w:val="1"/>
-            <w:pBdr>
-              <w:top w:space="0" w:sz="0" w:val="nil"/>
-              <w:left w:space="0" w:sz="0" w:val="nil"/>
-              <w:bottom w:space="0" w:sz="0" w:val="nil"/>
-              <w:right w:space="0" w:sz="0" w:val="nil"/>
-              <w:between w:space="0" w:sz="0" w:val="nil"/>
-            </w:pBdr>
-            <w:shd w:fill="auto" w:val="clear"/>
-            <w:tabs>
-              <w:tab w:val="left" w:leader="none" w:pos="480"/>
-              <w:tab w:val="right" w:leader="none" w:pos="9628"/>
-            </w:tabs>
-            <w:spacing w:after="100" w:before="0" w:line="259" w:lineRule="auto"/>
-            <w:ind w:left="0" w:right="0" w:firstLine="0"/>
-            <w:jc w:val="left"/>
-            <w:rPr>
-              <w:rFonts w:ascii="Aptos" w:cs="Aptos" w:eastAsia="Aptos" w:hAnsi="Aptos"/>
-              <w:b w:val="0"/>
-              <w:bCs w:val="0"/>
-              <w:i w:val="0"/>
-              <w:iCs w:val="0"/>
-              <w:smallCaps w:val="0"/>
-              <w:strike w:val="0"/>
-              <w:color w:val="000000"/>
-              <w:sz w:val="24"/>
-              <w:szCs w:val="24"/>
-              <w:u w:val="none"/>
-              <w:shd w:fill="auto" w:val="clear"/>
-              <w:vertAlign w:val="baseline"/>
             </w:rPr>
           </w:pPr>
-          <w:hyperlink w:anchor="_n6e9vbe75yn6">
+          <w:hyperlink w:anchor="_r5o4hm6pl8r">
             <w:r>
               <w:rPr>
                 <w:rFonts w:ascii="Arial" w:cs="Arial" w:eastAsia="Arial" w:hAnsi="Arial"/>
@@ -1606,36 +1447,26 @@
                 <w:vertAlign w:val="baseline"/>
                 <w:rtl w:val="0"/>
               </w:rPr>
-              <w:t xml:space="preserve">3.</w:t>
-            </w:r>
-          </w:hyperlink>
-          <w:hyperlink w:anchor="_n6e9vbe75yn6">
-            <w:r>
-              <w:rPr>
-                <w:rFonts w:ascii="Aptos" w:cs="Aptos" w:eastAsia="Aptos" w:hAnsi="Aptos"/>
-                <w:b w:val="0"/>
-                <w:bCs w:val="0"/>
-                <w:i w:val="0"/>
-                <w:iCs w:val="0"/>
-                <w:smallCaps w:val="0"/>
-                <w:strike w:val="0"/>
-                <w:color w:val="000000"/>
-                <w:sz w:val="24"/>
-                <w:szCs w:val="24"/>
-                <w:u w:val="none"/>
-                <w:shd w:fill="auto" w:val="clear"/>
-                <w:vertAlign w:val="baseline"/>
-                <w:rtl w:val="0"/>
-              </w:rPr>
+              <w:t xml:space="preserve">3.2 Ziel(e) und Nutzen des Anwenders</w:t>
               <w:tab/>
+              <w:t xml:space="preserve">4</w:t>
             </w:r>
           </w:hyperlink>
           <w:r>
-            <w:fldChar w:fldCharType="begin"/>
-            <w:instrText xml:space="preserve"> PAGEREF _n6e9vbe75yn6 \h </w:instrText>
-            <w:fldChar w:fldCharType="separate"/>
+            <w:rPr>
+              <w:rtl w:val="0"/>
+            </w:rPr>
           </w:r>
-          <w:r>
+        </w:p>
+        <w:p>
+          <w:pPr>
+            <w:widowControl w:val="0"/>
+            <w:tabs>
+              <w:tab w:val="right" w:leader="dot" w:pos="12000"/>
+            </w:tabs>
+            <w:spacing w:after="0" w:before="60" w:line="240" w:lineRule="auto"/>
+            <w:ind w:left="360" w:firstLine="0"/>
+            <w:jc w:val="left"/>
             <w:rPr>
               <w:rFonts w:ascii="Arial" w:cs="Arial" w:eastAsia="Arial" w:hAnsi="Arial"/>
               <w:b w:val="0"/>
@@ -1650,59 +1481,9 @@
               <w:u w:val="none"/>
               <w:shd w:fill="auto" w:val="clear"/>
               <w:vertAlign w:val="baseline"/>
-              <w:rtl w:val="0"/>
-            </w:rPr>
-            <w:t xml:space="preserve">Konzept</w:t>
-            <w:tab/>
-            <w:t xml:space="preserve">4</w:t>
-          </w:r>
-          <w:r>
-            <w:fldChar w:fldCharType="end"/>
-          </w:r>
-          <w:r>
-            <w:rPr>
-              <w:rtl w:val="0"/>
-            </w:rPr>
-          </w:r>
-        </w:p>
-        <w:p>
-          <w:pPr>
-            <w:keepNext w:val="0"/>
-            <w:keepLines w:val="0"/>
-            <w:pageBreakBefore w:val="0"/>
-            <w:widowControl w:val="1"/>
-            <w:pBdr>
-              <w:top w:space="0" w:sz="0" w:val="nil"/>
-              <w:left w:space="0" w:sz="0" w:val="nil"/>
-              <w:bottom w:space="0" w:sz="0" w:val="nil"/>
-              <w:right w:space="0" w:sz="0" w:val="nil"/>
-              <w:between w:space="0" w:sz="0" w:val="nil"/>
-            </w:pBdr>
-            <w:shd w:fill="auto" w:val="clear"/>
-            <w:tabs>
-              <w:tab w:val="left" w:leader="none" w:pos="960"/>
-              <w:tab w:val="right" w:leader="none" w:pos="9628"/>
-            </w:tabs>
-            <w:spacing w:after="100" w:before="0" w:line="259" w:lineRule="auto"/>
-            <w:ind w:left="220" w:right="0" w:firstLine="0"/>
-            <w:jc w:val="left"/>
-            <w:rPr>
-              <w:rFonts w:ascii="Aptos" w:cs="Aptos" w:eastAsia="Aptos" w:hAnsi="Aptos"/>
-              <w:b w:val="0"/>
-              <w:bCs w:val="0"/>
-              <w:i w:val="0"/>
-              <w:iCs w:val="0"/>
-              <w:smallCaps w:val="0"/>
-              <w:strike w:val="0"/>
-              <w:color w:val="000000"/>
-              <w:sz w:val="24"/>
-              <w:szCs w:val="24"/>
-              <w:u w:val="none"/>
-              <w:shd w:fill="auto" w:val="clear"/>
-              <w:vertAlign w:val="baseline"/>
             </w:rPr>
           </w:pPr>
-          <w:hyperlink w:anchor="_sk9872hocwbh">
+          <w:hyperlink w:anchor="_ct63dj7l4csj">
             <w:r>
               <w:rPr>
                 <w:rFonts w:ascii="Arial" w:cs="Arial" w:eastAsia="Arial" w:hAnsi="Arial"/>
@@ -1720,13 +1501,45 @@
                 <w:vertAlign w:val="baseline"/>
                 <w:rtl w:val="0"/>
               </w:rPr>
-              <w:t xml:space="preserve">3.1</w:t>
+              <w:t xml:space="preserve">3.3 Zielgruppe(n)</w:t>
+              <w:tab/>
+              <w:t xml:space="preserve">5</w:t>
             </w:r>
           </w:hyperlink>
-          <w:hyperlink w:anchor="_sk9872hocwbh">
-            <w:r>
-              <w:rPr>
-                <w:rFonts w:ascii="Aptos" w:cs="Aptos" w:eastAsia="Aptos" w:hAnsi="Aptos"/>
+          <w:r>
+            <w:rPr>
+              <w:rtl w:val="0"/>
+            </w:rPr>
+          </w:r>
+        </w:p>
+        <w:p>
+          <w:pPr>
+            <w:widowControl w:val="0"/>
+            <w:tabs>
+              <w:tab w:val="right" w:leader="dot" w:pos="12000"/>
+            </w:tabs>
+            <w:spacing w:after="0" w:before="60" w:line="240" w:lineRule="auto"/>
+            <w:jc w:val="left"/>
+            <w:rPr>
+              <w:rFonts w:ascii="Arial" w:cs="Arial" w:eastAsia="Arial" w:hAnsi="Arial"/>
+              <w:b w:val="1"/>
+              <w:bCs w:val="1"/>
+              <w:i w:val="0"/>
+              <w:iCs w:val="0"/>
+              <w:smallCaps w:val="0"/>
+              <w:strike w:val="0"/>
+              <w:color w:val="000000"/>
+              <w:sz w:val="22"/>
+              <w:szCs w:val="22"/>
+              <w:u w:val="none"/>
+              <w:shd w:fill="auto" w:val="clear"/>
+              <w:vertAlign w:val="baseline"/>
+            </w:rPr>
+          </w:pPr>
+          <w:hyperlink w:anchor="_cxnb1hjdfy5d">
+            <w:r>
+              <w:rPr>
+                <w:rFonts w:ascii="Arial" w:cs="Arial" w:eastAsia="Arial" w:hAnsi="Arial"/>
                 <w:b w:val="0"/>
                 <w:bCs w:val="0"/>
                 <w:i w:val="0"/>
@@ -1734,22 +1547,33 @@
                 <w:smallCaps w:val="0"/>
                 <w:strike w:val="0"/>
                 <w:color w:val="000000"/>
-                <w:sz w:val="24"/>
-                <w:szCs w:val="24"/>
+                <w:sz w:val="22"/>
+                <w:szCs w:val="22"/>
                 <w:u w:val="none"/>
                 <w:shd w:fill="auto" w:val="clear"/>
                 <w:vertAlign w:val="baseline"/>
                 <w:rtl w:val="0"/>
               </w:rPr>
+              <w:t xml:space="preserve">4. Anforderungen an das Zielsystem</w:t>
               <w:tab/>
+              <w:t xml:space="preserve">5</w:t>
             </w:r>
           </w:hyperlink>
           <w:r>
-            <w:fldChar w:fldCharType="begin"/>
-            <w:instrText xml:space="preserve"> PAGEREF _sk9872hocwbh \h </w:instrText>
-            <w:fldChar w:fldCharType="separate"/>
+            <w:rPr>
+              <w:rtl w:val="0"/>
+            </w:rPr>
           </w:r>
-          <w:r>
+        </w:p>
+        <w:p>
+          <w:pPr>
+            <w:widowControl w:val="0"/>
+            <w:tabs>
+              <w:tab w:val="right" w:leader="dot" w:pos="12000"/>
+            </w:tabs>
+            <w:spacing w:after="0" w:before="60" w:line="240" w:lineRule="auto"/>
+            <w:ind w:left="720" w:firstLine="0"/>
+            <w:jc w:val="left"/>
             <w:rPr>
               <w:rFonts w:ascii="Arial" w:cs="Arial" w:eastAsia="Arial" w:hAnsi="Arial"/>
               <w:b w:val="0"/>
@@ -1764,59 +1588,9 @@
               <w:u w:val="none"/>
               <w:shd w:fill="auto" w:val="clear"/>
               <w:vertAlign w:val="baseline"/>
-              <w:rtl w:val="0"/>
-            </w:rPr>
-            <w:t xml:space="preserve">Ziel des Anbieters</w:t>
-            <w:tab/>
-            <w:t xml:space="preserve">4</w:t>
-          </w:r>
-          <w:r>
-            <w:fldChar w:fldCharType="end"/>
-          </w:r>
-          <w:r>
-            <w:rPr>
-              <w:rtl w:val="0"/>
-            </w:rPr>
-          </w:r>
-        </w:p>
-        <w:p>
-          <w:pPr>
-            <w:keepNext w:val="0"/>
-            <w:keepLines w:val="0"/>
-            <w:pageBreakBefore w:val="0"/>
-            <w:widowControl w:val="1"/>
-            <w:pBdr>
-              <w:top w:space="0" w:sz="0" w:val="nil"/>
-              <w:left w:space="0" w:sz="0" w:val="nil"/>
-              <w:bottom w:space="0" w:sz="0" w:val="nil"/>
-              <w:right w:space="0" w:sz="0" w:val="nil"/>
-              <w:between w:space="0" w:sz="0" w:val="nil"/>
-            </w:pBdr>
-            <w:shd w:fill="auto" w:val="clear"/>
-            <w:tabs>
-              <w:tab w:val="left" w:leader="none" w:pos="960"/>
-              <w:tab w:val="right" w:leader="none" w:pos="9628"/>
-            </w:tabs>
-            <w:spacing w:after="100" w:before="0" w:line="259" w:lineRule="auto"/>
-            <w:ind w:left="220" w:right="0" w:firstLine="0"/>
-            <w:jc w:val="left"/>
-            <w:rPr>
-              <w:rFonts w:ascii="Aptos" w:cs="Aptos" w:eastAsia="Aptos" w:hAnsi="Aptos"/>
-              <w:b w:val="0"/>
-              <w:bCs w:val="0"/>
-              <w:i w:val="0"/>
-              <w:iCs w:val="0"/>
-              <w:smallCaps w:val="0"/>
-              <w:strike w:val="0"/>
-              <w:color w:val="000000"/>
-              <w:sz w:val="24"/>
-              <w:szCs w:val="24"/>
-              <w:u w:val="none"/>
-              <w:shd w:fill="auto" w:val="clear"/>
-              <w:vertAlign w:val="baseline"/>
             </w:rPr>
           </w:pPr>
-          <w:hyperlink w:anchor="_r5o4hm6pl8r">
+          <w:hyperlink w:anchor="_3fq4us72juhk">
             <w:r>
               <w:rPr>
                 <w:rFonts w:ascii="Arial" w:cs="Arial" w:eastAsia="Arial" w:hAnsi="Arial"/>
@@ -1834,36 +1608,26 @@
                 <w:vertAlign w:val="baseline"/>
                 <w:rtl w:val="0"/>
               </w:rPr>
-              <w:t xml:space="preserve">3.2</w:t>
-            </w:r>
-          </w:hyperlink>
-          <w:hyperlink w:anchor="_r5o4hm6pl8r">
-            <w:r>
-              <w:rPr>
-                <w:rFonts w:ascii="Aptos" w:cs="Aptos" w:eastAsia="Aptos" w:hAnsi="Aptos"/>
-                <w:b w:val="0"/>
-                <w:bCs w:val="0"/>
-                <w:i w:val="0"/>
-                <w:iCs w:val="0"/>
-                <w:smallCaps w:val="0"/>
-                <w:strike w:val="0"/>
-                <w:color w:val="000000"/>
-                <w:sz w:val="24"/>
-                <w:szCs w:val="24"/>
-                <w:u w:val="none"/>
-                <w:shd w:fill="auto" w:val="clear"/>
-                <w:vertAlign w:val="baseline"/>
-                <w:rtl w:val="0"/>
-              </w:rPr>
+              <w:t xml:space="preserve">4.1 Hardware</w:t>
               <w:tab/>
+              <w:t xml:space="preserve">5</w:t>
             </w:r>
           </w:hyperlink>
           <w:r>
-            <w:fldChar w:fldCharType="begin"/>
-            <w:instrText xml:space="preserve"> PAGEREF _r5o4hm6pl8r \h </w:instrText>
-            <w:fldChar w:fldCharType="separate"/>
+            <w:rPr>
+              <w:rtl w:val="0"/>
+            </w:rPr>
           </w:r>
-          <w:r>
+        </w:p>
+        <w:p>
+          <w:pPr>
+            <w:widowControl w:val="0"/>
+            <w:tabs>
+              <w:tab w:val="right" w:leader="dot" w:pos="12000"/>
+            </w:tabs>
+            <w:spacing w:after="0" w:before="60" w:line="240" w:lineRule="auto"/>
+            <w:ind w:left="360" w:firstLine="0"/>
+            <w:jc w:val="left"/>
             <w:rPr>
               <w:rFonts w:ascii="Arial" w:cs="Arial" w:eastAsia="Arial" w:hAnsi="Arial"/>
               <w:b w:val="0"/>
@@ -1878,59 +1642,9 @@
               <w:u w:val="none"/>
               <w:shd w:fill="auto" w:val="clear"/>
               <w:vertAlign w:val="baseline"/>
-              <w:rtl w:val="0"/>
-            </w:rPr>
-            <w:t xml:space="preserve">Ziel(e) und Nutzen des Anwenders</w:t>
-            <w:tab/>
-            <w:t xml:space="preserve">4</w:t>
-          </w:r>
-          <w:r>
-            <w:fldChar w:fldCharType="end"/>
-          </w:r>
-          <w:r>
-            <w:rPr>
-              <w:rtl w:val="0"/>
-            </w:rPr>
-          </w:r>
-        </w:p>
-        <w:p>
-          <w:pPr>
-            <w:keepNext w:val="0"/>
-            <w:keepLines w:val="0"/>
-            <w:pageBreakBefore w:val="0"/>
-            <w:widowControl w:val="1"/>
-            <w:pBdr>
-              <w:top w:space="0" w:sz="0" w:val="nil"/>
-              <w:left w:space="0" w:sz="0" w:val="nil"/>
-              <w:bottom w:space="0" w:sz="0" w:val="nil"/>
-              <w:right w:space="0" w:sz="0" w:val="nil"/>
-              <w:between w:space="0" w:sz="0" w:val="nil"/>
-            </w:pBdr>
-            <w:shd w:fill="auto" w:val="clear"/>
-            <w:tabs>
-              <w:tab w:val="left" w:leader="none" w:pos="960"/>
-              <w:tab w:val="right" w:leader="none" w:pos="9628"/>
-            </w:tabs>
-            <w:spacing w:after="100" w:before="0" w:line="259" w:lineRule="auto"/>
-            <w:ind w:left="220" w:right="0" w:firstLine="0"/>
-            <w:jc w:val="left"/>
-            <w:rPr>
-              <w:rFonts w:ascii="Aptos" w:cs="Aptos" w:eastAsia="Aptos" w:hAnsi="Aptos"/>
-              <w:b w:val="0"/>
-              <w:bCs w:val="0"/>
-              <w:i w:val="0"/>
-              <w:iCs w:val="0"/>
-              <w:smallCaps w:val="0"/>
-              <w:strike w:val="0"/>
-              <w:color w:val="000000"/>
-              <w:sz w:val="24"/>
-              <w:szCs w:val="24"/>
-              <w:u w:val="none"/>
-              <w:shd w:fill="auto" w:val="clear"/>
-              <w:vertAlign w:val="baseline"/>
             </w:rPr>
           </w:pPr>
-          <w:hyperlink w:anchor="_ct63dj7l4csj">
+          <w:hyperlink w:anchor="_dr3coker5ao3">
             <w:r>
               <w:rPr>
                 <w:rFonts w:ascii="Arial" w:cs="Arial" w:eastAsia="Arial" w:hAnsi="Arial"/>
@@ -1948,36 +1662,26 @@
                 <w:vertAlign w:val="baseline"/>
                 <w:rtl w:val="0"/>
               </w:rPr>
-              <w:t xml:space="preserve">3.3</w:t>
-            </w:r>
-          </w:hyperlink>
-          <w:hyperlink w:anchor="_ct63dj7l4csj">
-            <w:r>
-              <w:rPr>
-                <w:rFonts w:ascii="Aptos" w:cs="Aptos" w:eastAsia="Aptos" w:hAnsi="Aptos"/>
-                <w:b w:val="0"/>
-                <w:bCs w:val="0"/>
-                <w:i w:val="0"/>
-                <w:iCs w:val="0"/>
-                <w:smallCaps w:val="0"/>
-                <w:strike w:val="0"/>
-                <w:color w:val="000000"/>
-                <w:sz w:val="24"/>
-                <w:szCs w:val="24"/>
-                <w:u w:val="none"/>
-                <w:shd w:fill="auto" w:val="clear"/>
-                <w:vertAlign w:val="baseline"/>
-                <w:rtl w:val="0"/>
-              </w:rPr>
+              <w:t xml:space="preserve">4.2 Software</w:t>
               <w:tab/>
+              <w:t xml:space="preserve">5</w:t>
             </w:r>
           </w:hyperlink>
           <w:r>
-            <w:fldChar w:fldCharType="begin"/>
-            <w:instrText xml:space="preserve"> PAGEREF _ct63dj7l4csj \h </w:instrText>
-            <w:fldChar w:fldCharType="separate"/>
+            <w:rPr>
+              <w:rtl w:val="0"/>
+            </w:rPr>
           </w:r>
-          <w:r>
+        </w:p>
+        <w:p>
+          <w:pPr>
+            <w:widowControl w:val="0"/>
+            <w:tabs>
+              <w:tab w:val="right" w:leader="dot" w:pos="12000"/>
+            </w:tabs>
+            <w:spacing w:after="0" w:before="60" w:line="240" w:lineRule="auto"/>
+            <w:ind w:left="360" w:firstLine="0"/>
+            <w:jc w:val="left"/>
             <w:rPr>
               <w:rFonts w:ascii="Arial" w:cs="Arial" w:eastAsia="Arial" w:hAnsi="Arial"/>
               <w:b w:val="0"/>
@@ -1992,59 +1696,9 @@
               <w:u w:val="none"/>
               <w:shd w:fill="auto" w:val="clear"/>
               <w:vertAlign w:val="baseline"/>
-              <w:rtl w:val="0"/>
-            </w:rPr>
-            <w:t xml:space="preserve">Zielgruppe(n)</w:t>
-            <w:tab/>
-            <w:t xml:space="preserve">5</w:t>
-          </w:r>
-          <w:r>
-            <w:fldChar w:fldCharType="end"/>
-          </w:r>
-          <w:r>
-            <w:rPr>
-              <w:rtl w:val="0"/>
-            </w:rPr>
-          </w:r>
-        </w:p>
-        <w:p>
-          <w:pPr>
-            <w:keepNext w:val="0"/>
-            <w:keepLines w:val="0"/>
-            <w:pageBreakBefore w:val="0"/>
-            <w:widowControl w:val="1"/>
-            <w:pBdr>
-              <w:top w:space="0" w:sz="0" w:val="nil"/>
-              <w:left w:space="0" w:sz="0" w:val="nil"/>
-              <w:bottom w:space="0" w:sz="0" w:val="nil"/>
-              <w:right w:space="0" w:sz="0" w:val="nil"/>
-              <w:between w:space="0" w:sz="0" w:val="nil"/>
-            </w:pBdr>
-            <w:shd w:fill="auto" w:val="clear"/>
-            <w:tabs>
-              <w:tab w:val="left" w:leader="none" w:pos="480"/>
-              <w:tab w:val="right" w:leader="none" w:pos="9628"/>
-            </w:tabs>
-            <w:spacing w:after="100" w:before="0" w:line="259" w:lineRule="auto"/>
-            <w:ind w:left="0" w:right="0" w:firstLine="0"/>
-            <w:jc w:val="left"/>
-            <w:rPr>
-              <w:rFonts w:ascii="Aptos" w:cs="Aptos" w:eastAsia="Aptos" w:hAnsi="Aptos"/>
-              <w:b w:val="0"/>
-              <w:bCs w:val="0"/>
-              <w:i w:val="0"/>
-              <w:iCs w:val="0"/>
-              <w:smallCaps w:val="0"/>
-              <w:strike w:val="0"/>
-              <w:color w:val="000000"/>
-              <w:sz w:val="24"/>
-              <w:szCs w:val="24"/>
-              <w:u w:val="none"/>
-              <w:shd w:fill="auto" w:val="clear"/>
-              <w:vertAlign w:val="baseline"/>
             </w:rPr>
           </w:pPr>
-          <w:hyperlink w:anchor="_cxnb1hjdfy5d">
+          <w:hyperlink w:anchor="_ysrjqz99tqld">
             <w:r>
               <w:rPr>
                 <w:rFonts w:ascii="Arial" w:cs="Arial" w:eastAsia="Arial" w:hAnsi="Arial"/>
@@ -2062,13 +1716,45 @@
                 <w:vertAlign w:val="baseline"/>
                 <w:rtl w:val="0"/>
               </w:rPr>
-              <w:t xml:space="preserve">4.</w:t>
+              <w:t xml:space="preserve">4.3 Zusätzliche Anforderungen</w:t>
+              <w:tab/>
+              <w:t xml:space="preserve">5</w:t>
             </w:r>
           </w:hyperlink>
-          <w:hyperlink w:anchor="_cxnb1hjdfy5d">
-            <w:r>
-              <w:rPr>
-                <w:rFonts w:ascii="Aptos" w:cs="Aptos" w:eastAsia="Aptos" w:hAnsi="Aptos"/>
+          <w:r>
+            <w:rPr>
+              <w:rtl w:val="0"/>
+            </w:rPr>
+          </w:r>
+        </w:p>
+        <w:p>
+          <w:pPr>
+            <w:widowControl w:val="0"/>
+            <w:tabs>
+              <w:tab w:val="right" w:leader="dot" w:pos="12000"/>
+            </w:tabs>
+            <w:spacing w:after="0" w:before="60" w:line="240" w:lineRule="auto"/>
+            <w:jc w:val="left"/>
+            <w:rPr>
+              <w:rFonts w:ascii="Arial" w:cs="Arial" w:eastAsia="Arial" w:hAnsi="Arial"/>
+              <w:b w:val="1"/>
+              <w:bCs w:val="1"/>
+              <w:i w:val="0"/>
+              <w:iCs w:val="0"/>
+              <w:smallCaps w:val="0"/>
+              <w:strike w:val="0"/>
+              <w:color w:val="000000"/>
+              <w:sz w:val="22"/>
+              <w:szCs w:val="22"/>
+              <w:u w:val="none"/>
+              <w:shd w:fill="auto" w:val="clear"/>
+              <w:vertAlign w:val="baseline"/>
+            </w:rPr>
+          </w:pPr>
+          <w:hyperlink w:anchor="_yafkhhskvg9f">
+            <w:r>
+              <w:rPr>
+                <w:rFonts w:ascii="Arial" w:cs="Arial" w:eastAsia="Arial" w:hAnsi="Arial"/>
                 <w:b w:val="0"/>
                 <w:bCs w:val="0"/>
                 <w:i w:val="0"/>
@@ -2076,22 +1762,33 @@
                 <w:smallCaps w:val="0"/>
                 <w:strike w:val="0"/>
                 <w:color w:val="000000"/>
-                <w:sz w:val="24"/>
-                <w:szCs w:val="24"/>
+                <w:sz w:val="22"/>
+                <w:szCs w:val="22"/>
                 <w:u w:val="none"/>
                 <w:shd w:fill="auto" w:val="clear"/>
                 <w:vertAlign w:val="baseline"/>
                 <w:rtl w:val="0"/>
               </w:rPr>
+              <w:t xml:space="preserve">5. Datenbank (Damien Dirrigl)</w:t>
               <w:tab/>
+              <w:t xml:space="preserve">6</w:t>
             </w:r>
           </w:hyperlink>
           <w:r>
-            <w:fldChar w:fldCharType="begin"/>
-            <w:instrText xml:space="preserve"> PAGEREF _cxnb1hjdfy5d \h </w:instrText>
-            <w:fldChar w:fldCharType="separate"/>
+            <w:rPr>
+              <w:rtl w:val="0"/>
+            </w:rPr>
           </w:r>
-          <w:r>
+        </w:p>
+        <w:p>
+          <w:pPr>
+            <w:widowControl w:val="0"/>
+            <w:tabs>
+              <w:tab w:val="right" w:leader="dot" w:pos="12000"/>
+            </w:tabs>
+            <w:spacing w:after="0" w:before="60" w:line="240" w:lineRule="auto"/>
+            <w:ind w:left="360" w:firstLine="0"/>
+            <w:jc w:val="left"/>
             <w:rPr>
               <w:rFonts w:ascii="Arial" w:cs="Arial" w:eastAsia="Arial" w:hAnsi="Arial"/>
               <w:b w:val="0"/>
@@ -2106,59 +1803,9 @@
               <w:u w:val="none"/>
               <w:shd w:fill="auto" w:val="clear"/>
               <w:vertAlign w:val="baseline"/>
-              <w:rtl w:val="0"/>
-            </w:rPr>
-            <w:t xml:space="preserve">Anforderungen an das Zielsystem</w:t>
-            <w:tab/>
-            <w:t xml:space="preserve">5</w:t>
-          </w:r>
-          <w:r>
-            <w:fldChar w:fldCharType="end"/>
-          </w:r>
-          <w:r>
-            <w:rPr>
-              <w:rtl w:val="0"/>
-            </w:rPr>
-          </w:r>
-        </w:p>
-        <w:p>
-          <w:pPr>
-            <w:keepNext w:val="0"/>
-            <w:keepLines w:val="0"/>
-            <w:pageBreakBefore w:val="0"/>
-            <w:widowControl w:val="1"/>
-            <w:pBdr>
-              <w:top w:space="0" w:sz="0" w:val="nil"/>
-              <w:left w:space="0" w:sz="0" w:val="nil"/>
-              <w:bottom w:space="0" w:sz="0" w:val="nil"/>
-              <w:right w:space="0" w:sz="0" w:val="nil"/>
-              <w:between w:space="0" w:sz="0" w:val="nil"/>
-            </w:pBdr>
-            <w:shd w:fill="auto" w:val="clear"/>
-            <w:tabs>
-              <w:tab w:val="left" w:leader="none" w:pos="960"/>
-              <w:tab w:val="right" w:leader="none" w:pos="9628"/>
-            </w:tabs>
-            <w:spacing w:after="100" w:before="0" w:line="259" w:lineRule="auto"/>
-            <w:ind w:left="220" w:right="0" w:firstLine="0"/>
-            <w:jc w:val="left"/>
-            <w:rPr>
-              <w:rFonts w:ascii="Aptos" w:cs="Aptos" w:eastAsia="Aptos" w:hAnsi="Aptos"/>
-              <w:b w:val="0"/>
-              <w:bCs w:val="0"/>
-              <w:i w:val="0"/>
-              <w:iCs w:val="0"/>
-              <w:smallCaps w:val="0"/>
-              <w:strike w:val="0"/>
-              <w:color w:val="000000"/>
-              <w:sz w:val="24"/>
-              <w:szCs w:val="24"/>
-              <w:u w:val="none"/>
-              <w:shd w:fill="auto" w:val="clear"/>
-              <w:vertAlign w:val="baseline"/>
             </w:rPr>
           </w:pPr>
-          <w:hyperlink w:anchor="_3fq4us72juhk">
+          <w:hyperlink w:anchor="_eb4rl6r5c15s">
             <w:r>
               <w:rPr>
                 <w:rFonts w:ascii="Arial" w:cs="Arial" w:eastAsia="Arial" w:hAnsi="Arial"/>
@@ -2176,36 +1823,26 @@
                 <w:vertAlign w:val="baseline"/>
                 <w:rtl w:val="0"/>
               </w:rPr>
-              <w:t xml:space="preserve">4.1</w:t>
-            </w:r>
-          </w:hyperlink>
-          <w:hyperlink w:anchor="_3fq4us72juhk">
-            <w:r>
-              <w:rPr>
-                <w:rFonts w:ascii="Aptos" w:cs="Aptos" w:eastAsia="Aptos" w:hAnsi="Aptos"/>
-                <w:b w:val="0"/>
-                <w:bCs w:val="0"/>
-                <w:i w:val="0"/>
-                <w:iCs w:val="0"/>
-                <w:smallCaps w:val="0"/>
-                <w:strike w:val="0"/>
-                <w:color w:val="000000"/>
-                <w:sz w:val="24"/>
-                <w:szCs w:val="24"/>
-                <w:u w:val="none"/>
-                <w:shd w:fill="auto" w:val="clear"/>
-                <w:vertAlign w:val="baseline"/>
-                <w:rtl w:val="0"/>
-              </w:rPr>
+              <w:t xml:space="preserve">5.1 Aufbau und Struktur der Implementierung</w:t>
               <w:tab/>
+              <w:t xml:space="preserve">6</w:t>
             </w:r>
           </w:hyperlink>
           <w:r>
-            <w:fldChar w:fldCharType="begin"/>
-            <w:instrText xml:space="preserve"> PAGEREF _3fq4us72juhk \h </w:instrText>
-            <w:fldChar w:fldCharType="separate"/>
+            <w:rPr>
+              <w:rtl w:val="0"/>
+            </w:rPr>
           </w:r>
-          <w:r>
+        </w:p>
+        <w:p>
+          <w:pPr>
+            <w:widowControl w:val="0"/>
+            <w:tabs>
+              <w:tab w:val="right" w:leader="dot" w:pos="12000"/>
+            </w:tabs>
+            <w:spacing w:after="0" w:before="60" w:line="240" w:lineRule="auto"/>
+            <w:ind w:left="360" w:firstLine="0"/>
+            <w:jc w:val="left"/>
             <w:rPr>
               <w:rFonts w:ascii="Arial" w:cs="Arial" w:eastAsia="Arial" w:hAnsi="Arial"/>
               <w:b w:val="0"/>
@@ -2220,59 +1857,9 @@
               <w:u w:val="none"/>
               <w:shd w:fill="auto" w:val="clear"/>
               <w:vertAlign w:val="baseline"/>
-              <w:rtl w:val="0"/>
-            </w:rPr>
-            <w:t xml:space="preserve">Hardware</w:t>
-            <w:tab/>
-            <w:t xml:space="preserve">5</w:t>
-          </w:r>
-          <w:r>
-            <w:fldChar w:fldCharType="end"/>
-          </w:r>
-          <w:r>
-            <w:rPr>
-              <w:rtl w:val="0"/>
-            </w:rPr>
-          </w:r>
-        </w:p>
-        <w:p>
-          <w:pPr>
-            <w:keepNext w:val="0"/>
-            <w:keepLines w:val="0"/>
-            <w:pageBreakBefore w:val="0"/>
-            <w:widowControl w:val="1"/>
-            <w:pBdr>
-              <w:top w:space="0" w:sz="0" w:val="nil"/>
-              <w:left w:space="0" w:sz="0" w:val="nil"/>
-              <w:bottom w:space="0" w:sz="0" w:val="nil"/>
-              <w:right w:space="0" w:sz="0" w:val="nil"/>
-              <w:between w:space="0" w:sz="0" w:val="nil"/>
-            </w:pBdr>
-            <w:shd w:fill="auto" w:val="clear"/>
-            <w:tabs>
-              <w:tab w:val="left" w:leader="none" w:pos="960"/>
-              <w:tab w:val="right" w:leader="none" w:pos="9628"/>
-            </w:tabs>
-            <w:spacing w:after="100" w:before="0" w:line="259" w:lineRule="auto"/>
-            <w:ind w:left="220" w:right="0" w:firstLine="0"/>
-            <w:jc w:val="left"/>
-            <w:rPr>
-              <w:rFonts w:ascii="Aptos" w:cs="Aptos" w:eastAsia="Aptos" w:hAnsi="Aptos"/>
-              <w:b w:val="0"/>
-              <w:bCs w:val="0"/>
-              <w:i w:val="0"/>
-              <w:iCs w:val="0"/>
-              <w:smallCaps w:val="0"/>
-              <w:strike w:val="0"/>
-              <w:color w:val="000000"/>
-              <w:sz w:val="24"/>
-              <w:szCs w:val="24"/>
-              <w:u w:val="none"/>
-              <w:shd w:fill="auto" w:val="clear"/>
-              <w:vertAlign w:val="baseline"/>
             </w:rPr>
           </w:pPr>
-          <w:hyperlink w:anchor="_dr3coker5ao3">
+          <w:hyperlink w:anchor="_v0oey2eua0kf">
             <w:r>
               <w:rPr>
                 <w:rFonts w:ascii="Arial" w:cs="Arial" w:eastAsia="Arial" w:hAnsi="Arial"/>
@@ -2290,36 +1877,26 @@
                 <w:vertAlign w:val="baseline"/>
                 <w:rtl w:val="0"/>
               </w:rPr>
-              <w:t xml:space="preserve">4.2</w:t>
-            </w:r>
-          </w:hyperlink>
-          <w:hyperlink w:anchor="_dr3coker5ao3">
-            <w:r>
-              <w:rPr>
-                <w:rFonts w:ascii="Aptos" w:cs="Aptos" w:eastAsia="Aptos" w:hAnsi="Aptos"/>
-                <w:b w:val="0"/>
-                <w:bCs w:val="0"/>
-                <w:i w:val="0"/>
-                <w:iCs w:val="0"/>
-                <w:smallCaps w:val="0"/>
-                <w:strike w:val="0"/>
-                <w:color w:val="000000"/>
-                <w:sz w:val="24"/>
-                <w:szCs w:val="24"/>
-                <w:u w:val="none"/>
-                <w:shd w:fill="auto" w:val="clear"/>
-                <w:vertAlign w:val="baseline"/>
-                <w:rtl w:val="0"/>
-              </w:rPr>
+              <w:t xml:space="preserve">5.2 Validierung, Fehlerbehandlung und Fallback-Strategien</w:t>
               <w:tab/>
+              <w:t xml:space="preserve">6</w:t>
             </w:r>
           </w:hyperlink>
           <w:r>
-            <w:fldChar w:fldCharType="begin"/>
-            <w:instrText xml:space="preserve"> PAGEREF _dr3coker5ao3 \h </w:instrText>
-            <w:fldChar w:fldCharType="separate"/>
+            <w:rPr>
+              <w:rtl w:val="0"/>
+            </w:rPr>
           </w:r>
-          <w:r>
+        </w:p>
+        <w:p>
+          <w:pPr>
+            <w:widowControl w:val="0"/>
+            <w:tabs>
+              <w:tab w:val="right" w:leader="dot" w:pos="12000"/>
+            </w:tabs>
+            <w:spacing w:after="0" w:before="60" w:line="240" w:lineRule="auto"/>
+            <w:ind w:left="360" w:firstLine="0"/>
+            <w:jc w:val="left"/>
             <w:rPr>
               <w:rFonts w:ascii="Arial" w:cs="Arial" w:eastAsia="Arial" w:hAnsi="Arial"/>
               <w:b w:val="0"/>
@@ -2334,59 +1911,9 @@
               <w:u w:val="none"/>
               <w:shd w:fill="auto" w:val="clear"/>
               <w:vertAlign w:val="baseline"/>
-              <w:rtl w:val="0"/>
-            </w:rPr>
-            <w:t xml:space="preserve">Software</w:t>
-            <w:tab/>
-            <w:t xml:space="preserve">5</w:t>
-          </w:r>
-          <w:r>
-            <w:fldChar w:fldCharType="end"/>
-          </w:r>
-          <w:r>
-            <w:rPr>
-              <w:rtl w:val="0"/>
-            </w:rPr>
-          </w:r>
-        </w:p>
-        <w:p>
-          <w:pPr>
-            <w:keepNext w:val="0"/>
-            <w:keepLines w:val="0"/>
-            <w:pageBreakBefore w:val="0"/>
-            <w:widowControl w:val="1"/>
-            <w:pBdr>
-              <w:top w:space="0" w:sz="0" w:val="nil"/>
-              <w:left w:space="0" w:sz="0" w:val="nil"/>
-              <w:bottom w:space="0" w:sz="0" w:val="nil"/>
-              <w:right w:space="0" w:sz="0" w:val="nil"/>
-              <w:between w:space="0" w:sz="0" w:val="nil"/>
-            </w:pBdr>
-            <w:shd w:fill="auto" w:val="clear"/>
-            <w:tabs>
-              <w:tab w:val="left" w:leader="none" w:pos="960"/>
-              <w:tab w:val="right" w:leader="none" w:pos="9628"/>
-            </w:tabs>
-            <w:spacing w:after="100" w:before="0" w:line="259" w:lineRule="auto"/>
-            <w:ind w:left="220" w:right="0" w:firstLine="0"/>
-            <w:jc w:val="left"/>
-            <w:rPr>
-              <w:rFonts w:ascii="Aptos" w:cs="Aptos" w:eastAsia="Aptos" w:hAnsi="Aptos"/>
-              <w:b w:val="0"/>
-              <w:bCs w:val="0"/>
-              <w:i w:val="0"/>
-              <w:iCs w:val="0"/>
-              <w:smallCaps w:val="0"/>
-              <w:strike w:val="0"/>
-              <w:color w:val="000000"/>
-              <w:sz w:val="24"/>
-              <w:szCs w:val="24"/>
-              <w:u w:val="none"/>
-              <w:shd w:fill="auto" w:val="clear"/>
-              <w:vertAlign w:val="baseline"/>
             </w:rPr>
           </w:pPr>
-          <w:hyperlink w:anchor="_ysrjqz99tqld">
+          <w:hyperlink w:anchor="_w0jfrh23ou8e">
             <w:r>
               <w:rPr>
                 <w:rFonts w:ascii="Arial" w:cs="Arial" w:eastAsia="Arial" w:hAnsi="Arial"/>
@@ -2404,36 +1931,26 @@
                 <w:vertAlign w:val="baseline"/>
                 <w:rtl w:val="0"/>
               </w:rPr>
-              <w:t xml:space="preserve">4.3</w:t>
-            </w:r>
-          </w:hyperlink>
-          <w:hyperlink w:anchor="_ysrjqz99tqld">
-            <w:r>
-              <w:rPr>
-                <w:rFonts w:ascii="Aptos" w:cs="Aptos" w:eastAsia="Aptos" w:hAnsi="Aptos"/>
-                <w:b w:val="0"/>
-                <w:bCs w:val="0"/>
-                <w:i w:val="0"/>
-                <w:iCs w:val="0"/>
-                <w:smallCaps w:val="0"/>
-                <w:strike w:val="0"/>
-                <w:color w:val="000000"/>
-                <w:sz w:val="24"/>
-                <w:szCs w:val="24"/>
-                <w:u w:val="none"/>
-                <w:shd w:fill="auto" w:val="clear"/>
-                <w:vertAlign w:val="baseline"/>
-                <w:rtl w:val="0"/>
-              </w:rPr>
+              <w:t xml:space="preserve">5.3 Erweiterte Datenverarbeitung</w:t>
               <w:tab/>
+              <w:t xml:space="preserve">7</w:t>
             </w:r>
           </w:hyperlink>
           <w:r>
-            <w:fldChar w:fldCharType="begin"/>
-            <w:instrText xml:space="preserve"> PAGEREF _ysrjqz99tqld \h </w:instrText>
-            <w:fldChar w:fldCharType="separate"/>
+            <w:rPr>
+              <w:rtl w:val="0"/>
+            </w:rPr>
           </w:r>
-          <w:r>
+        </w:p>
+        <w:p>
+          <w:pPr>
+            <w:widowControl w:val="0"/>
+            <w:tabs>
+              <w:tab w:val="right" w:leader="dot" w:pos="12000"/>
+            </w:tabs>
+            <w:spacing w:after="0" w:before="60" w:line="240" w:lineRule="auto"/>
+            <w:ind w:left="360" w:firstLine="0"/>
+            <w:jc w:val="left"/>
             <w:rPr>
               <w:rFonts w:ascii="Arial" w:cs="Arial" w:eastAsia="Arial" w:hAnsi="Arial"/>
               <w:b w:val="0"/>
@@ -2448,59 +1965,9 @@
               <w:u w:val="none"/>
               <w:shd w:fill="auto" w:val="clear"/>
               <w:vertAlign w:val="baseline"/>
-              <w:rtl w:val="0"/>
-            </w:rPr>
-            <w:t xml:space="preserve">Zusätzliche Anforderungen</w:t>
-            <w:tab/>
-            <w:t xml:space="preserve">5</w:t>
-          </w:r>
-          <w:r>
-            <w:fldChar w:fldCharType="end"/>
-          </w:r>
-          <w:r>
-            <w:rPr>
-              <w:rtl w:val="0"/>
-            </w:rPr>
-          </w:r>
-        </w:p>
-        <w:p>
-          <w:pPr>
-            <w:keepNext w:val="0"/>
-            <w:keepLines w:val="0"/>
-            <w:pageBreakBefore w:val="0"/>
-            <w:widowControl w:val="1"/>
-            <w:pBdr>
-              <w:top w:space="0" w:sz="0" w:val="nil"/>
-              <w:left w:space="0" w:sz="0" w:val="nil"/>
-              <w:bottom w:space="0" w:sz="0" w:val="nil"/>
-              <w:right w:space="0" w:sz="0" w:val="nil"/>
-              <w:between w:space="0" w:sz="0" w:val="nil"/>
-            </w:pBdr>
-            <w:shd w:fill="auto" w:val="clear"/>
-            <w:tabs>
-              <w:tab w:val="left" w:leader="none" w:pos="480"/>
-              <w:tab w:val="right" w:leader="none" w:pos="9628"/>
-            </w:tabs>
-            <w:spacing w:after="100" w:before="0" w:line="259" w:lineRule="auto"/>
-            <w:ind w:left="0" w:right="0" w:firstLine="0"/>
-            <w:jc w:val="left"/>
-            <w:rPr>
-              <w:rFonts w:ascii="Aptos" w:cs="Aptos" w:eastAsia="Aptos" w:hAnsi="Aptos"/>
-              <w:b w:val="0"/>
-              <w:bCs w:val="0"/>
-              <w:i w:val="0"/>
-              <w:iCs w:val="0"/>
-              <w:smallCaps w:val="0"/>
-              <w:strike w:val="0"/>
-              <w:color w:val="000000"/>
-              <w:sz w:val="24"/>
-              <w:szCs w:val="24"/>
-              <w:u w:val="none"/>
-              <w:shd w:fill="auto" w:val="clear"/>
-              <w:vertAlign w:val="baseline"/>
             </w:rPr>
           </w:pPr>
-          <w:hyperlink w:anchor="_yafkhhskvg9f">
+          <w:hyperlink w:anchor="_4410zummeyin">
             <w:r>
               <w:rPr>
                 <w:rFonts w:ascii="Arial" w:cs="Arial" w:eastAsia="Arial" w:hAnsi="Arial"/>
@@ -2518,13 +1985,45 @@
                 <w:vertAlign w:val="baseline"/>
                 <w:rtl w:val="0"/>
               </w:rPr>
-              <w:t xml:space="preserve">5.</w:t>
+              <w:t xml:space="preserve">5.4 Testbarkeit, Ersatz- und Standard-Modelle</w:t>
+              <w:tab/>
+              <w:t xml:space="preserve">7</w:t>
             </w:r>
           </w:hyperlink>
-          <w:hyperlink w:anchor="_yafkhhskvg9f">
-            <w:r>
-              <w:rPr>
-                <w:rFonts w:ascii="Aptos" w:cs="Aptos" w:eastAsia="Aptos" w:hAnsi="Aptos"/>
+          <w:r>
+            <w:rPr>
+              <w:rtl w:val="0"/>
+            </w:rPr>
+          </w:r>
+        </w:p>
+        <w:p>
+          <w:pPr>
+            <w:widowControl w:val="0"/>
+            <w:tabs>
+              <w:tab w:val="right" w:leader="dot" w:pos="12000"/>
+            </w:tabs>
+            <w:spacing w:after="0" w:before="60" w:line="240" w:lineRule="auto"/>
+            <w:jc w:val="left"/>
+            <w:rPr>
+              <w:rFonts w:ascii="Arial" w:cs="Arial" w:eastAsia="Arial" w:hAnsi="Arial"/>
+              <w:b w:val="1"/>
+              <w:bCs w:val="1"/>
+              <w:i w:val="0"/>
+              <w:iCs w:val="0"/>
+              <w:smallCaps w:val="0"/>
+              <w:strike w:val="0"/>
+              <w:color w:val="000000"/>
+              <w:sz w:val="22"/>
+              <w:szCs w:val="22"/>
+              <w:u w:val="none"/>
+              <w:shd w:fill="auto" w:val="clear"/>
+              <w:vertAlign w:val="baseline"/>
+            </w:rPr>
+          </w:pPr>
+          <w:hyperlink w:anchor="_2b65jwgpag79">
+            <w:r>
+              <w:rPr>
+                <w:rFonts w:ascii="Arial" w:cs="Arial" w:eastAsia="Arial" w:hAnsi="Arial"/>
                 <w:b w:val="0"/>
                 <w:bCs w:val="0"/>
                 <w:i w:val="0"/>
@@ -2532,22 +2031,33 @@
                 <w:smallCaps w:val="0"/>
                 <w:strike w:val="0"/>
                 <w:color w:val="000000"/>
-                <w:sz w:val="24"/>
-                <w:szCs w:val="24"/>
+                <w:sz w:val="22"/>
+                <w:szCs w:val="22"/>
                 <w:u w:val="none"/>
                 <w:shd w:fill="auto" w:val="clear"/>
                 <w:vertAlign w:val="baseline"/>
                 <w:rtl w:val="0"/>
               </w:rPr>
+              <w:t xml:space="preserve">6. Backend Berechnung (Bernhard Götz)</w:t>
               <w:tab/>
+              <w:t xml:space="preserve">9</w:t>
             </w:r>
           </w:hyperlink>
           <w:r>
-            <w:fldChar w:fldCharType="begin"/>
-            <w:instrText xml:space="preserve"> PAGEREF _yafkhhskvg9f \h </w:instrText>
-            <w:fldChar w:fldCharType="separate"/>
+            <w:rPr>
+              <w:rtl w:val="0"/>
+            </w:rPr>
           </w:r>
-          <w:r>
+        </w:p>
+        <w:p>
+          <w:pPr>
+            <w:widowControl w:val="0"/>
+            <w:tabs>
+              <w:tab w:val="right" w:leader="dot" w:pos="12000"/>
+            </w:tabs>
+            <w:spacing w:after="0" w:before="60" w:line="240" w:lineRule="auto"/>
+            <w:ind w:left="360" w:firstLine="0"/>
+            <w:jc w:val="left"/>
             <w:rPr>
               <w:rFonts w:ascii="Arial" w:cs="Arial" w:eastAsia="Arial" w:hAnsi="Arial"/>
               <w:b w:val="0"/>
@@ -2562,59 +2072,9 @@
               <w:u w:val="none"/>
               <w:shd w:fill="auto" w:val="clear"/>
               <w:vertAlign w:val="baseline"/>
-              <w:rtl w:val="0"/>
-            </w:rPr>
-            <w:t xml:space="preserve">Datenbank (Damien Dirrigl)</w:t>
-            <w:tab/>
-            <w:t xml:space="preserve">6</w:t>
-          </w:r>
-          <w:r>
-            <w:fldChar w:fldCharType="end"/>
-          </w:r>
-          <w:r>
-            <w:rPr>
-              <w:rtl w:val="0"/>
-            </w:rPr>
-          </w:r>
-        </w:p>
-        <w:p>
-          <w:pPr>
-            <w:keepNext w:val="0"/>
-            <w:keepLines w:val="0"/>
-            <w:pageBreakBefore w:val="0"/>
-            <w:widowControl w:val="1"/>
-            <w:pBdr>
-              <w:top w:space="0" w:sz="0" w:val="nil"/>
-              <w:left w:space="0" w:sz="0" w:val="nil"/>
-              <w:bottom w:space="0" w:sz="0" w:val="nil"/>
-              <w:right w:space="0" w:sz="0" w:val="nil"/>
-              <w:between w:space="0" w:sz="0" w:val="nil"/>
-            </w:pBdr>
-            <w:shd w:fill="auto" w:val="clear"/>
-            <w:tabs>
-              <w:tab w:val="left" w:leader="none" w:pos="480"/>
-              <w:tab w:val="right" w:leader="none" w:pos="9628"/>
-            </w:tabs>
-            <w:spacing w:after="100" w:before="0" w:line="259" w:lineRule="auto"/>
-            <w:ind w:left="0" w:right="0" w:firstLine="0"/>
-            <w:jc w:val="left"/>
-            <w:rPr>
-              <w:rFonts w:ascii="Aptos" w:cs="Aptos" w:eastAsia="Aptos" w:hAnsi="Aptos"/>
-              <w:b w:val="0"/>
-              <w:bCs w:val="0"/>
-              <w:i w:val="0"/>
-              <w:iCs w:val="0"/>
-              <w:smallCaps w:val="0"/>
-              <w:strike w:val="0"/>
-              <w:color w:val="000000"/>
-              <w:sz w:val="24"/>
-              <w:szCs w:val="24"/>
-              <w:u w:val="none"/>
-              <w:shd w:fill="auto" w:val="clear"/>
-              <w:vertAlign w:val="baseline"/>
             </w:rPr>
           </w:pPr>
-          <w:hyperlink w:anchor="_4itdujlqkbdt">
+          <w:hyperlink w:anchor="_3mreku22ofka">
             <w:r>
               <w:rPr>
                 <w:rFonts w:ascii="Arial" w:cs="Arial" w:eastAsia="Arial" w:hAnsi="Arial"/>
@@ -2632,36 +2092,26 @@
                 <w:vertAlign w:val="baseline"/>
                 <w:rtl w:val="0"/>
               </w:rPr>
-              <w:t xml:space="preserve">6.</w:t>
-            </w:r>
-          </w:hyperlink>
-          <w:hyperlink w:anchor="_4itdujlqkbdt">
-            <w:r>
-              <w:rPr>
-                <w:rFonts w:ascii="Aptos" w:cs="Aptos" w:eastAsia="Aptos" w:hAnsi="Aptos"/>
-                <w:b w:val="0"/>
-                <w:bCs w:val="0"/>
-                <w:i w:val="0"/>
-                <w:iCs w:val="0"/>
-                <w:smallCaps w:val="0"/>
-                <w:strike w:val="0"/>
-                <w:color w:val="000000"/>
-                <w:sz w:val="24"/>
-                <w:szCs w:val="24"/>
-                <w:u w:val="none"/>
-                <w:shd w:fill="auto" w:val="clear"/>
-                <w:vertAlign w:val="baseline"/>
-                <w:rtl w:val="0"/>
-              </w:rPr>
+              <w:t xml:space="preserve">6.1 Aufbau und Struktur der Implementierung</w:t>
               <w:tab/>
+              <w:t xml:space="preserve">9</w:t>
             </w:r>
           </w:hyperlink>
           <w:r>
-            <w:fldChar w:fldCharType="begin"/>
-            <w:instrText xml:space="preserve"> PAGEREF _4itdujlqkbdt \h </w:instrText>
-            <w:fldChar w:fldCharType="separate"/>
+            <w:rPr>
+              <w:rtl w:val="0"/>
+            </w:rPr>
           </w:r>
-          <w:r>
+        </w:p>
+        <w:p>
+          <w:pPr>
+            <w:widowControl w:val="0"/>
+            <w:tabs>
+              <w:tab w:val="right" w:leader="dot" w:pos="12000"/>
+            </w:tabs>
+            <w:spacing w:after="0" w:before="60" w:line="240" w:lineRule="auto"/>
+            <w:ind w:left="360" w:firstLine="0"/>
+            <w:jc w:val="left"/>
             <w:rPr>
               <w:rFonts w:ascii="Arial" w:cs="Arial" w:eastAsia="Arial" w:hAnsi="Arial"/>
               <w:b w:val="0"/>
@@ -2676,59 +2126,9 @@
               <w:u w:val="none"/>
               <w:shd w:fill="auto" w:val="clear"/>
               <w:vertAlign w:val="baseline"/>
-              <w:rtl w:val="0"/>
-            </w:rPr>
-            <w:t xml:space="preserve">GUI (Paul Zindler)</w:t>
-            <w:tab/>
-            <w:t xml:space="preserve">7</w:t>
-          </w:r>
-          <w:r>
-            <w:fldChar w:fldCharType="end"/>
-          </w:r>
-          <w:r>
-            <w:rPr>
-              <w:rtl w:val="0"/>
-            </w:rPr>
-          </w:r>
-        </w:p>
-        <w:p>
-          <w:pPr>
-            <w:keepNext w:val="0"/>
-            <w:keepLines w:val="0"/>
-            <w:pageBreakBefore w:val="0"/>
-            <w:widowControl w:val="1"/>
-            <w:pBdr>
-              <w:top w:space="0" w:sz="0" w:val="nil"/>
-              <w:left w:space="0" w:sz="0" w:val="nil"/>
-              <w:bottom w:space="0" w:sz="0" w:val="nil"/>
-              <w:right w:space="0" w:sz="0" w:val="nil"/>
-              <w:between w:space="0" w:sz="0" w:val="nil"/>
-            </w:pBdr>
-            <w:shd w:fill="auto" w:val="clear"/>
-            <w:tabs>
-              <w:tab w:val="left" w:leader="none" w:pos="480"/>
-              <w:tab w:val="right" w:leader="none" w:pos="9628"/>
-            </w:tabs>
-            <w:spacing w:after="100" w:before="0" w:line="259" w:lineRule="auto"/>
-            <w:ind w:left="0" w:right="0" w:firstLine="0"/>
-            <w:jc w:val="left"/>
-            <w:rPr>
-              <w:rFonts w:ascii="Aptos" w:cs="Aptos" w:eastAsia="Aptos" w:hAnsi="Aptos"/>
-              <w:b w:val="0"/>
-              <w:bCs w:val="0"/>
-              <w:i w:val="0"/>
-              <w:iCs w:val="0"/>
-              <w:smallCaps w:val="0"/>
-              <w:strike w:val="0"/>
-              <w:color w:val="000000"/>
-              <w:sz w:val="24"/>
-              <w:szCs w:val="24"/>
-              <w:u w:val="none"/>
-              <w:shd w:fill="auto" w:val="clear"/>
-              <w:vertAlign w:val="baseline"/>
             </w:rPr>
           </w:pPr>
-          <w:hyperlink w:anchor="_2b65jwgpag79">
+          <w:hyperlink w:anchor="_qsdo89dhyqcm">
             <w:r>
               <w:rPr>
                 <w:rFonts w:ascii="Arial" w:cs="Arial" w:eastAsia="Arial" w:hAnsi="Arial"/>
@@ -2746,36 +2146,26 @@
                 <w:vertAlign w:val="baseline"/>
                 <w:rtl w:val="0"/>
               </w:rPr>
-              <w:t xml:space="preserve">7.</w:t>
-            </w:r>
-          </w:hyperlink>
-          <w:hyperlink w:anchor="_2b65jwgpag79">
-            <w:r>
-              <w:rPr>
-                <w:rFonts w:ascii="Aptos" w:cs="Aptos" w:eastAsia="Aptos" w:hAnsi="Aptos"/>
-                <w:b w:val="0"/>
-                <w:bCs w:val="0"/>
-                <w:i w:val="0"/>
-                <w:iCs w:val="0"/>
-                <w:smallCaps w:val="0"/>
-                <w:strike w:val="0"/>
-                <w:color w:val="000000"/>
-                <w:sz w:val="24"/>
-                <w:szCs w:val="24"/>
-                <w:u w:val="none"/>
-                <w:shd w:fill="auto" w:val="clear"/>
-                <w:vertAlign w:val="baseline"/>
-                <w:rtl w:val="0"/>
-              </w:rPr>
+              <w:t xml:space="preserve">6.2 Validierung, Fehlerbehandlung und Fallback-Strategien</w:t>
               <w:tab/>
+              <w:t xml:space="preserve">9</w:t>
             </w:r>
           </w:hyperlink>
           <w:r>
-            <w:fldChar w:fldCharType="begin"/>
-            <w:instrText xml:space="preserve"> PAGEREF _2b65jwgpag79 \h </w:instrText>
-            <w:fldChar w:fldCharType="separate"/>
+            <w:rPr>
+              <w:rtl w:val="0"/>
+            </w:rPr>
           </w:r>
-          <w:r>
+        </w:p>
+        <w:p>
+          <w:pPr>
+            <w:widowControl w:val="0"/>
+            <w:tabs>
+              <w:tab w:val="right" w:leader="dot" w:pos="12000"/>
+            </w:tabs>
+            <w:spacing w:after="0" w:before="60" w:line="240" w:lineRule="auto"/>
+            <w:ind w:left="360" w:firstLine="0"/>
+            <w:jc w:val="left"/>
             <w:rPr>
               <w:rFonts w:ascii="Arial" w:cs="Arial" w:eastAsia="Arial" w:hAnsi="Arial"/>
               <w:b w:val="0"/>
@@ -2790,59 +2180,9 @@
               <w:u w:val="none"/>
               <w:shd w:fill="auto" w:val="clear"/>
               <w:vertAlign w:val="baseline"/>
-              <w:rtl w:val="0"/>
-            </w:rPr>
-            <w:t xml:space="preserve">Backend Berechnung (Bernhard Götz)</w:t>
-            <w:tab/>
-            <w:t xml:space="preserve">8</w:t>
-          </w:r>
-          <w:r>
-            <w:fldChar w:fldCharType="end"/>
-          </w:r>
-          <w:r>
-            <w:rPr>
-              <w:rtl w:val="0"/>
-            </w:rPr>
-          </w:r>
-        </w:p>
-        <w:p>
-          <w:pPr>
-            <w:keepNext w:val="0"/>
-            <w:keepLines w:val="0"/>
-            <w:pageBreakBefore w:val="0"/>
-            <w:widowControl w:val="1"/>
-            <w:pBdr>
-              <w:top w:space="0" w:sz="0" w:val="nil"/>
-              <w:left w:space="0" w:sz="0" w:val="nil"/>
-              <w:bottom w:space="0" w:sz="0" w:val="nil"/>
-              <w:right w:space="0" w:sz="0" w:val="nil"/>
-              <w:between w:space="0" w:sz="0" w:val="nil"/>
-            </w:pBdr>
-            <w:shd w:fill="auto" w:val="clear"/>
-            <w:tabs>
-              <w:tab w:val="left" w:leader="none" w:pos="960"/>
-              <w:tab w:val="right" w:leader="none" w:pos="9628"/>
-            </w:tabs>
-            <w:spacing w:after="100" w:before="0" w:line="259" w:lineRule="auto"/>
-            <w:ind w:left="220" w:right="0" w:firstLine="0"/>
-            <w:jc w:val="left"/>
-            <w:rPr>
-              <w:rFonts w:ascii="Aptos" w:cs="Aptos" w:eastAsia="Aptos" w:hAnsi="Aptos"/>
-              <w:b w:val="0"/>
-              <w:bCs w:val="0"/>
-              <w:i w:val="0"/>
-              <w:iCs w:val="0"/>
-              <w:smallCaps w:val="0"/>
-              <w:strike w:val="0"/>
-              <w:color w:val="000000"/>
-              <w:sz w:val="24"/>
-              <w:szCs w:val="24"/>
-              <w:u w:val="none"/>
-              <w:shd w:fill="auto" w:val="clear"/>
-              <w:vertAlign w:val="baseline"/>
             </w:rPr>
           </w:pPr>
-          <w:hyperlink w:anchor="_3mreku22ofka">
+          <w:hyperlink w:anchor="_ljr02cpcf73n">
             <w:r>
               <w:rPr>
                 <w:rFonts w:ascii="Arial" w:cs="Arial" w:eastAsia="Arial" w:hAnsi="Arial"/>
@@ -2860,36 +2200,26 @@
                 <w:vertAlign w:val="baseline"/>
                 <w:rtl w:val="0"/>
               </w:rPr>
-              <w:t xml:space="preserve">7.1.</w:t>
-            </w:r>
-          </w:hyperlink>
-          <w:hyperlink w:anchor="_3mreku22ofka">
-            <w:r>
-              <w:rPr>
-                <w:rFonts w:ascii="Aptos" w:cs="Aptos" w:eastAsia="Aptos" w:hAnsi="Aptos"/>
-                <w:b w:val="0"/>
-                <w:bCs w:val="0"/>
-                <w:i w:val="0"/>
-                <w:iCs w:val="0"/>
-                <w:smallCaps w:val="0"/>
-                <w:strike w:val="0"/>
-                <w:color w:val="000000"/>
-                <w:sz w:val="24"/>
-                <w:szCs w:val="24"/>
-                <w:u w:val="none"/>
-                <w:shd w:fill="auto" w:val="clear"/>
-                <w:vertAlign w:val="baseline"/>
-                <w:rtl w:val="0"/>
-              </w:rPr>
+              <w:t xml:space="preserve">6.3 Notenumrechnung und Wartbarkeit</w:t>
               <w:tab/>
+              <w:t xml:space="preserve">10</w:t>
             </w:r>
           </w:hyperlink>
           <w:r>
-            <w:fldChar w:fldCharType="begin"/>
-            <w:instrText xml:space="preserve"> PAGEREF _3mreku22ofka \h </w:instrText>
-            <w:fldChar w:fldCharType="separate"/>
+            <w:rPr>
+              <w:rtl w:val="0"/>
+            </w:rPr>
           </w:r>
-          <w:r>
+        </w:p>
+        <w:p>
+          <w:pPr>
+            <w:widowControl w:val="0"/>
+            <w:tabs>
+              <w:tab w:val="right" w:leader="dot" w:pos="12000"/>
+            </w:tabs>
+            <w:spacing w:after="0" w:before="60" w:line="240" w:lineRule="auto"/>
+            <w:ind w:left="360" w:firstLine="0"/>
+            <w:jc w:val="left"/>
             <w:rPr>
               <w:rFonts w:ascii="Arial" w:cs="Arial" w:eastAsia="Arial" w:hAnsi="Arial"/>
               <w:b w:val="0"/>
@@ -2904,59 +2234,9 @@
               <w:u w:val="none"/>
               <w:shd w:fill="auto" w:val="clear"/>
               <w:vertAlign w:val="baseline"/>
-              <w:rtl w:val="0"/>
-            </w:rPr>
-            <w:t xml:space="preserve">Aufbau und Struktur der Implementierung</w:t>
-            <w:tab/>
-            <w:t xml:space="preserve">8</w:t>
-          </w:r>
-          <w:r>
-            <w:fldChar w:fldCharType="end"/>
-          </w:r>
-          <w:r>
-            <w:rPr>
-              <w:rtl w:val="0"/>
-            </w:rPr>
-          </w:r>
-        </w:p>
-        <w:p>
-          <w:pPr>
-            <w:keepNext w:val="0"/>
-            <w:keepLines w:val="0"/>
-            <w:pageBreakBefore w:val="0"/>
-            <w:widowControl w:val="1"/>
-            <w:pBdr>
-              <w:top w:space="0" w:sz="0" w:val="nil"/>
-              <w:left w:space="0" w:sz="0" w:val="nil"/>
-              <w:bottom w:space="0" w:sz="0" w:val="nil"/>
-              <w:right w:space="0" w:sz="0" w:val="nil"/>
-              <w:between w:space="0" w:sz="0" w:val="nil"/>
-            </w:pBdr>
-            <w:shd w:fill="auto" w:val="clear"/>
-            <w:tabs>
-              <w:tab w:val="left" w:leader="none" w:pos="960"/>
-              <w:tab w:val="right" w:leader="none" w:pos="9628"/>
-            </w:tabs>
-            <w:spacing w:after="100" w:before="0" w:line="259" w:lineRule="auto"/>
-            <w:ind w:left="220" w:right="0" w:firstLine="0"/>
-            <w:jc w:val="left"/>
-            <w:rPr>
-              <w:rFonts w:ascii="Aptos" w:cs="Aptos" w:eastAsia="Aptos" w:hAnsi="Aptos"/>
-              <w:b w:val="0"/>
-              <w:bCs w:val="0"/>
-              <w:i w:val="0"/>
-              <w:iCs w:val="0"/>
-              <w:smallCaps w:val="0"/>
-              <w:strike w:val="0"/>
-              <w:color w:val="000000"/>
-              <w:sz w:val="24"/>
-              <w:szCs w:val="24"/>
-              <w:u w:val="none"/>
-              <w:shd w:fill="auto" w:val="clear"/>
-              <w:vertAlign w:val="baseline"/>
             </w:rPr>
           </w:pPr>
-          <w:hyperlink w:anchor="_qsdo89dhyqcm">
+          <w:hyperlink w:anchor="_jsdmcfrw6m89">
             <w:r>
               <w:rPr>
                 <w:rFonts w:ascii="Arial" w:cs="Arial" w:eastAsia="Arial" w:hAnsi="Arial"/>
@@ -2974,36 +2254,26 @@
                 <w:vertAlign w:val="baseline"/>
                 <w:rtl w:val="0"/>
               </w:rPr>
-              <w:t xml:space="preserve">7.2.</w:t>
-            </w:r>
-          </w:hyperlink>
-          <w:hyperlink w:anchor="_qsdo89dhyqcm">
-            <w:r>
-              <w:rPr>
-                <w:rFonts w:ascii="Aptos" w:cs="Aptos" w:eastAsia="Aptos" w:hAnsi="Aptos"/>
-                <w:b w:val="0"/>
-                <w:bCs w:val="0"/>
-                <w:i w:val="0"/>
-                <w:iCs w:val="0"/>
-                <w:smallCaps w:val="0"/>
-                <w:strike w:val="0"/>
-                <w:color w:val="000000"/>
-                <w:sz w:val="24"/>
-                <w:szCs w:val="24"/>
-                <w:u w:val="none"/>
-                <w:shd w:fill="auto" w:val="clear"/>
-                <w:vertAlign w:val="baseline"/>
-                <w:rtl w:val="0"/>
-              </w:rPr>
+              <w:t xml:space="preserve">6.4 Prüfungslogik: Bestehen, gestreckte Prüfung und Ergänzungsprüfung</w:t>
               <w:tab/>
+              <w:t xml:space="preserve">11</w:t>
             </w:r>
           </w:hyperlink>
           <w:r>
-            <w:fldChar w:fldCharType="begin"/>
-            <w:instrText xml:space="preserve"> PAGEREF _qsdo89dhyqcm \h </w:instrText>
-            <w:fldChar w:fldCharType="separate"/>
+            <w:rPr>
+              <w:rtl w:val="0"/>
+            </w:rPr>
           </w:r>
-          <w:r>
+        </w:p>
+        <w:p>
+          <w:pPr>
+            <w:widowControl w:val="0"/>
+            <w:tabs>
+              <w:tab w:val="right" w:leader="dot" w:pos="12000"/>
+            </w:tabs>
+            <w:spacing w:after="0" w:before="60" w:line="240" w:lineRule="auto"/>
+            <w:ind w:left="360" w:firstLine="0"/>
+            <w:jc w:val="left"/>
             <w:rPr>
               <w:rFonts w:ascii="Arial" w:cs="Arial" w:eastAsia="Arial" w:hAnsi="Arial"/>
               <w:b w:val="0"/>
@@ -3018,59 +2288,9 @@
               <w:u w:val="none"/>
               <w:shd w:fill="auto" w:val="clear"/>
               <w:vertAlign w:val="baseline"/>
-              <w:rtl w:val="0"/>
-            </w:rPr>
-            <w:t xml:space="preserve">Validierung, Fehlerbehandlung und Fallback-Strategien</w:t>
-            <w:tab/>
-            <w:t xml:space="preserve">8</w:t>
-          </w:r>
-          <w:r>
-            <w:fldChar w:fldCharType="end"/>
-          </w:r>
-          <w:r>
-            <w:rPr>
-              <w:rtl w:val="0"/>
-            </w:rPr>
-          </w:r>
-        </w:p>
-        <w:p>
-          <w:pPr>
-            <w:keepNext w:val="0"/>
-            <w:keepLines w:val="0"/>
-            <w:pageBreakBefore w:val="0"/>
-            <w:widowControl w:val="1"/>
-            <w:pBdr>
-              <w:top w:space="0" w:sz="0" w:val="nil"/>
-              <w:left w:space="0" w:sz="0" w:val="nil"/>
-              <w:bottom w:space="0" w:sz="0" w:val="nil"/>
-              <w:right w:space="0" w:sz="0" w:val="nil"/>
-              <w:between w:space="0" w:sz="0" w:val="nil"/>
-            </w:pBdr>
-            <w:shd w:fill="auto" w:val="clear"/>
-            <w:tabs>
-              <w:tab w:val="left" w:leader="none" w:pos="960"/>
-              <w:tab w:val="right" w:leader="none" w:pos="9628"/>
-            </w:tabs>
-            <w:spacing w:after="100" w:before="0" w:line="259" w:lineRule="auto"/>
-            <w:ind w:left="220" w:right="0" w:firstLine="0"/>
-            <w:jc w:val="left"/>
-            <w:rPr>
-              <w:rFonts w:ascii="Aptos" w:cs="Aptos" w:eastAsia="Aptos" w:hAnsi="Aptos"/>
-              <w:b w:val="0"/>
-              <w:bCs w:val="0"/>
-              <w:i w:val="0"/>
-              <w:iCs w:val="0"/>
-              <w:smallCaps w:val="0"/>
-              <w:strike w:val="0"/>
-              <w:color w:val="000000"/>
-              <w:sz w:val="24"/>
-              <w:szCs w:val="24"/>
-              <w:u w:val="none"/>
-              <w:shd w:fill="auto" w:val="clear"/>
-              <w:vertAlign w:val="baseline"/>
             </w:rPr>
           </w:pPr>
-          <w:hyperlink w:anchor="_ljr02cpcf73n">
+          <w:hyperlink w:anchor="_o1av2237ta0b">
             <w:r>
               <w:rPr>
                 <w:rFonts w:ascii="Arial" w:cs="Arial" w:eastAsia="Arial" w:hAnsi="Arial"/>
@@ -3088,40 +2308,29 @@
                 <w:vertAlign w:val="baseline"/>
                 <w:rtl w:val="0"/>
               </w:rPr>
-              <w:t xml:space="preserve">7.3.</w:t>
-            </w:r>
-          </w:hyperlink>
-          <w:hyperlink w:anchor="_ljr02cpcf73n">
-            <w:r>
-              <w:rPr>
-                <w:rFonts w:ascii="Aptos" w:cs="Aptos" w:eastAsia="Aptos" w:hAnsi="Aptos"/>
-                <w:b w:val="0"/>
-                <w:bCs w:val="0"/>
-                <w:i w:val="0"/>
-                <w:iCs w:val="0"/>
-                <w:smallCaps w:val="0"/>
-                <w:strike w:val="0"/>
-                <w:color w:val="000000"/>
-                <w:sz w:val="24"/>
-                <w:szCs w:val="24"/>
-                <w:u w:val="none"/>
-                <w:shd w:fill="auto" w:val="clear"/>
-                <w:vertAlign w:val="baseline"/>
-                <w:rtl w:val="0"/>
-              </w:rPr>
+              <w:t xml:space="preserve">6.5 Testbarkeit, Debug- und Datenzugriffs-Modelle</w:t>
               <w:tab/>
+              <w:t xml:space="preserve">12</w:t>
             </w:r>
           </w:hyperlink>
           <w:r>
-            <w:fldChar w:fldCharType="begin"/>
-            <w:instrText xml:space="preserve"> PAGEREF _ljr02cpcf73n \h </w:instrText>
-            <w:fldChar w:fldCharType="separate"/>
+            <w:rPr>
+              <w:rtl w:val="0"/>
+            </w:rPr>
           </w:r>
-          <w:r>
+        </w:p>
+        <w:p>
+          <w:pPr>
+            <w:widowControl w:val="0"/>
+            <w:tabs>
+              <w:tab w:val="right" w:leader="dot" w:pos="12000"/>
+            </w:tabs>
+            <w:spacing w:after="0" w:before="60" w:line="240" w:lineRule="auto"/>
+            <w:jc w:val="left"/>
             <w:rPr>
               <w:rFonts w:ascii="Arial" w:cs="Arial" w:eastAsia="Arial" w:hAnsi="Arial"/>
-              <w:b w:val="0"/>
-              <w:bCs w:val="0"/>
+              <w:b w:val="1"/>
+              <w:bCs w:val="1"/>
               <w:i w:val="0"/>
               <w:iCs w:val="0"/>
               <w:smallCaps w:val="0"/>
@@ -3132,59 +2341,9 @@
               <w:u w:val="none"/>
               <w:shd w:fill="auto" w:val="clear"/>
               <w:vertAlign w:val="baseline"/>
-              <w:rtl w:val="0"/>
-            </w:rPr>
-            <w:t xml:space="preserve">Notenumrechnung und Wartbarkeit</w:t>
-            <w:tab/>
-            <w:t xml:space="preserve">9</w:t>
-          </w:r>
-          <w:r>
-            <w:fldChar w:fldCharType="end"/>
-          </w:r>
-          <w:r>
-            <w:rPr>
-              <w:rtl w:val="0"/>
-            </w:rPr>
-          </w:r>
-        </w:p>
-        <w:p>
-          <w:pPr>
-            <w:keepNext w:val="0"/>
-            <w:keepLines w:val="0"/>
-            <w:pageBreakBefore w:val="0"/>
-            <w:widowControl w:val="1"/>
-            <w:pBdr>
-              <w:top w:space="0" w:sz="0" w:val="nil"/>
-              <w:left w:space="0" w:sz="0" w:val="nil"/>
-              <w:bottom w:space="0" w:sz="0" w:val="nil"/>
-              <w:right w:space="0" w:sz="0" w:val="nil"/>
-              <w:between w:space="0" w:sz="0" w:val="nil"/>
-            </w:pBdr>
-            <w:shd w:fill="auto" w:val="clear"/>
-            <w:tabs>
-              <w:tab w:val="left" w:leader="none" w:pos="960"/>
-              <w:tab w:val="right" w:leader="none" w:pos="9628"/>
-            </w:tabs>
-            <w:spacing w:after="100" w:before="0" w:line="259" w:lineRule="auto"/>
-            <w:ind w:left="220" w:right="0" w:firstLine="0"/>
-            <w:jc w:val="left"/>
-            <w:rPr>
-              <w:rFonts w:ascii="Aptos" w:cs="Aptos" w:eastAsia="Aptos" w:hAnsi="Aptos"/>
-              <w:b w:val="0"/>
-              <w:bCs w:val="0"/>
-              <w:i w:val="0"/>
-              <w:iCs w:val="0"/>
-              <w:smallCaps w:val="0"/>
-              <w:strike w:val="0"/>
-              <w:color w:val="000000"/>
-              <w:sz w:val="24"/>
-              <w:szCs w:val="24"/>
-              <w:u w:val="none"/>
-              <w:shd w:fill="auto" w:val="clear"/>
-              <w:vertAlign w:val="baseline"/>
             </w:rPr>
           </w:pPr>
-          <w:hyperlink w:anchor="_jsdmcfrw6m89">
+          <w:hyperlink w:anchor="_gngucxw17azi">
             <w:r>
               <w:rPr>
                 <w:rFonts w:ascii="Arial" w:cs="Arial" w:eastAsia="Arial" w:hAnsi="Arial"/>
@@ -3202,40 +2361,29 @@
                 <w:vertAlign w:val="baseline"/>
                 <w:rtl w:val="0"/>
               </w:rPr>
-              <w:t xml:space="preserve">7.4.</w:t>
-            </w:r>
-          </w:hyperlink>
-          <w:hyperlink w:anchor="_jsdmcfrw6m89">
-            <w:r>
-              <w:rPr>
-                <w:rFonts w:ascii="Aptos" w:cs="Aptos" w:eastAsia="Aptos" w:hAnsi="Aptos"/>
-                <w:b w:val="0"/>
-                <w:bCs w:val="0"/>
-                <w:i w:val="0"/>
-                <w:iCs w:val="0"/>
-                <w:smallCaps w:val="0"/>
-                <w:strike w:val="0"/>
-                <w:color w:val="000000"/>
-                <w:sz w:val="24"/>
-                <w:szCs w:val="24"/>
-                <w:u w:val="none"/>
-                <w:shd w:fill="auto" w:val="clear"/>
-                <w:vertAlign w:val="baseline"/>
-                <w:rtl w:val="0"/>
-              </w:rPr>
+              <w:t xml:space="preserve">7. Backend Verbindung DB mit GUI (Florian Tewes)</w:t>
               <w:tab/>
+              <w:t xml:space="preserve">13</w:t>
             </w:r>
           </w:hyperlink>
           <w:r>
-            <w:fldChar w:fldCharType="begin"/>
-            <w:instrText xml:space="preserve"> PAGEREF _jsdmcfrw6m89 \h </w:instrText>
-            <w:fldChar w:fldCharType="separate"/>
+            <w:rPr>
+              <w:rtl w:val="0"/>
+            </w:rPr>
           </w:r>
-          <w:r>
+        </w:p>
+        <w:p>
+          <w:pPr>
+            <w:widowControl w:val="0"/>
+            <w:tabs>
+              <w:tab w:val="right" w:leader="dot" w:pos="12000"/>
+            </w:tabs>
+            <w:spacing w:after="0" w:before="60" w:line="240" w:lineRule="auto"/>
+            <w:jc w:val="left"/>
             <w:rPr>
               <w:rFonts w:ascii="Arial" w:cs="Arial" w:eastAsia="Arial" w:hAnsi="Arial"/>
-              <w:b w:val="0"/>
-              <w:bCs w:val="0"/>
+              <w:b w:val="1"/>
+              <w:bCs w:val="1"/>
               <w:i w:val="0"/>
               <w:iCs w:val="0"/>
               <w:smallCaps w:val="0"/>
@@ -3246,59 +2394,9 @@
               <w:u w:val="none"/>
               <w:shd w:fill="auto" w:val="clear"/>
               <w:vertAlign w:val="baseline"/>
-              <w:rtl w:val="0"/>
-            </w:rPr>
-            <w:t xml:space="preserve">Prüfungslogik: Bestehen, gestreckte Prüfung und Ergänzungsprüfung</w:t>
-            <w:tab/>
-            <w:t xml:space="preserve">10</w:t>
-          </w:r>
-          <w:r>
-            <w:fldChar w:fldCharType="end"/>
-          </w:r>
-          <w:r>
-            <w:rPr>
-              <w:rtl w:val="0"/>
-            </w:rPr>
-          </w:r>
-        </w:p>
-        <w:p>
-          <w:pPr>
-            <w:keepNext w:val="0"/>
-            <w:keepLines w:val="0"/>
-            <w:pageBreakBefore w:val="0"/>
-            <w:widowControl w:val="1"/>
-            <w:pBdr>
-              <w:top w:space="0" w:sz="0" w:val="nil"/>
-              <w:left w:space="0" w:sz="0" w:val="nil"/>
-              <w:bottom w:space="0" w:sz="0" w:val="nil"/>
-              <w:right w:space="0" w:sz="0" w:val="nil"/>
-              <w:between w:space="0" w:sz="0" w:val="nil"/>
-            </w:pBdr>
-            <w:shd w:fill="auto" w:val="clear"/>
-            <w:tabs>
-              <w:tab w:val="left" w:leader="none" w:pos="960"/>
-              <w:tab w:val="right" w:leader="none" w:pos="9628"/>
-            </w:tabs>
-            <w:spacing w:after="100" w:before="0" w:line="259" w:lineRule="auto"/>
-            <w:ind w:left="220" w:right="0" w:firstLine="0"/>
-            <w:jc w:val="left"/>
-            <w:rPr>
-              <w:rFonts w:ascii="Aptos" w:cs="Aptos" w:eastAsia="Aptos" w:hAnsi="Aptos"/>
-              <w:b w:val="0"/>
-              <w:bCs w:val="0"/>
-              <w:i w:val="0"/>
-              <w:iCs w:val="0"/>
-              <w:smallCaps w:val="0"/>
-              <w:strike w:val="0"/>
-              <w:color w:val="000000"/>
-              <w:sz w:val="24"/>
-              <w:szCs w:val="24"/>
-              <w:u w:val="none"/>
-              <w:shd w:fill="auto" w:val="clear"/>
-              <w:vertAlign w:val="baseline"/>
             </w:rPr>
           </w:pPr>
-          <w:hyperlink w:anchor="_o1av2237ta0b">
+          <w:hyperlink w:anchor="_hrau693jmzgz">
             <w:r>
               <w:rPr>
                 <w:rFonts w:ascii="Arial" w:cs="Arial" w:eastAsia="Arial" w:hAnsi="Arial"/>
@@ -3316,40 +2414,29 @@
                 <w:vertAlign w:val="baseline"/>
                 <w:rtl w:val="0"/>
               </w:rPr>
-              <w:t xml:space="preserve">7.5.</w:t>
-            </w:r>
-          </w:hyperlink>
-          <w:hyperlink w:anchor="_o1av2237ta0b">
-            <w:r>
-              <w:rPr>
-                <w:rFonts w:ascii="Aptos" w:cs="Aptos" w:eastAsia="Aptos" w:hAnsi="Aptos"/>
-                <w:b w:val="0"/>
-                <w:bCs w:val="0"/>
-                <w:i w:val="0"/>
-                <w:iCs w:val="0"/>
-                <w:smallCaps w:val="0"/>
-                <w:strike w:val="0"/>
-                <w:color w:val="000000"/>
-                <w:sz w:val="24"/>
-                <w:szCs w:val="24"/>
-                <w:u w:val="none"/>
-                <w:shd w:fill="auto" w:val="clear"/>
-                <w:vertAlign w:val="baseline"/>
-                <w:rtl w:val="0"/>
-              </w:rPr>
+              <w:t xml:space="preserve">8. Zeitplanung Soll-Ist-Vergleich (Jedes Teammitglied für seinen Bereich)</w:t>
               <w:tab/>
+              <w:t xml:space="preserve">14</w:t>
             </w:r>
           </w:hyperlink>
           <w:r>
-            <w:fldChar w:fldCharType="begin"/>
-            <w:instrText xml:space="preserve"> PAGEREF _o1av2237ta0b \h </w:instrText>
-            <w:fldChar w:fldCharType="separate"/>
+            <w:rPr>
+              <w:rtl w:val="0"/>
+            </w:rPr>
           </w:r>
-          <w:r>
+        </w:p>
+        <w:p>
+          <w:pPr>
+            <w:widowControl w:val="0"/>
+            <w:tabs>
+              <w:tab w:val="right" w:leader="dot" w:pos="12000"/>
+            </w:tabs>
+            <w:spacing w:after="0" w:before="60" w:line="240" w:lineRule="auto"/>
+            <w:jc w:val="left"/>
             <w:rPr>
               <w:rFonts w:ascii="Arial" w:cs="Arial" w:eastAsia="Arial" w:hAnsi="Arial"/>
-              <w:b w:val="0"/>
-              <w:bCs w:val="0"/>
+              <w:b w:val="1"/>
+              <w:bCs w:val="1"/>
               <w:i w:val="0"/>
               <w:iCs w:val="0"/>
               <w:smallCaps w:val="0"/>
@@ -3360,59 +2447,9 @@
               <w:u w:val="none"/>
               <w:shd w:fill="auto" w:val="clear"/>
               <w:vertAlign w:val="baseline"/>
-              <w:rtl w:val="0"/>
-            </w:rPr>
-            <w:t xml:space="preserve">Testbarkeit, Debug- und Datenzugriffs-Modelle</w:t>
-            <w:tab/>
-            <w:t xml:space="preserve">11</w:t>
-          </w:r>
-          <w:r>
-            <w:fldChar w:fldCharType="end"/>
-          </w:r>
-          <w:r>
-            <w:rPr>
-              <w:rtl w:val="0"/>
-            </w:rPr>
-          </w:r>
-        </w:p>
-        <w:p>
-          <w:pPr>
-            <w:keepNext w:val="0"/>
-            <w:keepLines w:val="0"/>
-            <w:pageBreakBefore w:val="0"/>
-            <w:widowControl w:val="1"/>
-            <w:pBdr>
-              <w:top w:space="0" w:sz="0" w:val="nil"/>
-              <w:left w:space="0" w:sz="0" w:val="nil"/>
-              <w:bottom w:space="0" w:sz="0" w:val="nil"/>
-              <w:right w:space="0" w:sz="0" w:val="nil"/>
-              <w:between w:space="0" w:sz="0" w:val="nil"/>
-            </w:pBdr>
-            <w:shd w:fill="auto" w:val="clear"/>
-            <w:tabs>
-              <w:tab w:val="left" w:leader="none" w:pos="480"/>
-              <w:tab w:val="right" w:leader="none" w:pos="9628"/>
-            </w:tabs>
-            <w:spacing w:after="100" w:before="0" w:line="259" w:lineRule="auto"/>
-            <w:ind w:left="0" w:right="0" w:firstLine="0"/>
-            <w:jc w:val="left"/>
-            <w:rPr>
-              <w:rFonts w:ascii="Aptos" w:cs="Aptos" w:eastAsia="Aptos" w:hAnsi="Aptos"/>
-              <w:b w:val="0"/>
-              <w:bCs w:val="0"/>
-              <w:i w:val="0"/>
-              <w:iCs w:val="0"/>
-              <w:smallCaps w:val="0"/>
-              <w:strike w:val="0"/>
-              <w:color w:val="000000"/>
-              <w:sz w:val="24"/>
-              <w:szCs w:val="24"/>
-              <w:u w:val="none"/>
-              <w:shd w:fill="auto" w:val="clear"/>
-              <w:vertAlign w:val="baseline"/>
             </w:rPr>
           </w:pPr>
-          <w:hyperlink w:anchor="_gngucxw17azi">
+          <w:hyperlink w:anchor="_za7r80u7mlzc">
             <w:r>
               <w:rPr>
                 <w:rFonts w:ascii="Arial" w:cs="Arial" w:eastAsia="Arial" w:hAnsi="Arial"/>
@@ -3430,253 +2467,11 @@
                 <w:vertAlign w:val="baseline"/>
                 <w:rtl w:val="0"/>
               </w:rPr>
-              <w:t xml:space="preserve">8.</w:t>
-            </w:r>
-          </w:hyperlink>
-          <w:hyperlink w:anchor="_gngucxw17azi">
-            <w:r>
-              <w:rPr>
-                <w:rFonts w:ascii="Aptos" w:cs="Aptos" w:eastAsia="Aptos" w:hAnsi="Aptos"/>
-                <w:b w:val="0"/>
-                <w:bCs w:val="0"/>
-                <w:i w:val="0"/>
-                <w:iCs w:val="0"/>
-                <w:smallCaps w:val="0"/>
-                <w:strike w:val="0"/>
-                <w:color w:val="000000"/>
-                <w:sz w:val="24"/>
-                <w:szCs w:val="24"/>
-                <w:u w:val="none"/>
-                <w:shd w:fill="auto" w:val="clear"/>
-                <w:vertAlign w:val="baseline"/>
-                <w:rtl w:val="0"/>
-              </w:rPr>
-              <w:tab/>
-            </w:r>
-          </w:hyperlink>
-          <w:r>
-            <w:fldChar w:fldCharType="begin"/>
-            <w:instrText xml:space="preserve"> PAGEREF _gngucxw17azi \h </w:instrText>
-            <w:fldChar w:fldCharType="separate"/>
-          </w:r>
-          <w:r>
-            <w:rPr>
-              <w:rFonts w:ascii="Arial" w:cs="Arial" w:eastAsia="Arial" w:hAnsi="Arial"/>
-              <w:b w:val="0"/>
-              <w:bCs w:val="0"/>
-              <w:i w:val="0"/>
-              <w:iCs w:val="0"/>
-              <w:smallCaps w:val="0"/>
-              <w:strike w:val="0"/>
-              <w:color w:val="000000"/>
-              <w:sz w:val="22"/>
-              <w:szCs w:val="22"/>
-              <w:u w:val="none"/>
-              <w:shd w:fill="auto" w:val="clear"/>
-              <w:vertAlign w:val="baseline"/>
-              <w:rtl w:val="0"/>
-            </w:rPr>
-            <w:t xml:space="preserve">Backend Verbindung DB mit GUI (Florian Tewes)</w:t>
-            <w:tab/>
-            <w:t xml:space="preserve">12</w:t>
-          </w:r>
-          <w:r>
-            <w:fldChar w:fldCharType="end"/>
-          </w:r>
-          <w:r>
-            <w:rPr>
-              <w:rtl w:val="0"/>
-            </w:rPr>
-          </w:r>
-        </w:p>
-        <w:p>
-          <w:pPr>
-            <w:keepNext w:val="0"/>
-            <w:keepLines w:val="0"/>
-            <w:pageBreakBefore w:val="0"/>
-            <w:widowControl w:val="1"/>
-            <w:pBdr>
-              <w:top w:space="0" w:sz="0" w:val="nil"/>
-              <w:left w:space="0" w:sz="0" w:val="nil"/>
-              <w:bottom w:space="0" w:sz="0" w:val="nil"/>
-              <w:right w:space="0" w:sz="0" w:val="nil"/>
-              <w:between w:space="0" w:sz="0" w:val="nil"/>
-            </w:pBdr>
-            <w:shd w:fill="auto" w:val="clear"/>
-            <w:tabs>
-              <w:tab w:val="left" w:leader="none" w:pos="480"/>
-              <w:tab w:val="right" w:leader="none" w:pos="9628"/>
-            </w:tabs>
-            <w:spacing w:after="100" w:before="0" w:line="259" w:lineRule="auto"/>
-            <w:ind w:left="0" w:right="0" w:firstLine="0"/>
-            <w:jc w:val="left"/>
-            <w:rPr>
-              <w:rFonts w:ascii="Aptos" w:cs="Aptos" w:eastAsia="Aptos" w:hAnsi="Aptos"/>
-              <w:b w:val="0"/>
-              <w:bCs w:val="0"/>
-              <w:i w:val="0"/>
-              <w:iCs w:val="0"/>
-              <w:smallCaps w:val="0"/>
-              <w:strike w:val="0"/>
-              <w:color w:val="000000"/>
-              <w:sz w:val="24"/>
-              <w:szCs w:val="24"/>
-              <w:u w:val="none"/>
-              <w:shd w:fill="auto" w:val="clear"/>
-              <w:vertAlign w:val="baseline"/>
-            </w:rPr>
-          </w:pPr>
-          <w:hyperlink w:anchor="_hrau693jmzgz">
-            <w:r>
-              <w:rPr>
-                <w:rFonts w:ascii="Arial" w:cs="Arial" w:eastAsia="Arial" w:hAnsi="Arial"/>
-                <w:b w:val="0"/>
-                <w:bCs w:val="0"/>
-                <w:i w:val="0"/>
-                <w:iCs w:val="0"/>
-                <w:smallCaps w:val="0"/>
-                <w:strike w:val="0"/>
-                <w:color w:val="000000"/>
-                <w:sz w:val="22"/>
-                <w:szCs w:val="22"/>
-                <w:u w:val="none"/>
-                <w:shd w:fill="auto" w:val="clear"/>
-                <w:vertAlign w:val="baseline"/>
-                <w:rtl w:val="0"/>
-              </w:rPr>
-              <w:t xml:space="preserve">9.</w:t>
-            </w:r>
-          </w:hyperlink>
-          <w:hyperlink w:anchor="_hrau693jmzgz">
-            <w:r>
-              <w:rPr>
-                <w:rFonts w:ascii="Aptos" w:cs="Aptos" w:eastAsia="Aptos" w:hAnsi="Aptos"/>
-                <w:b w:val="0"/>
-                <w:bCs w:val="0"/>
-                <w:i w:val="0"/>
-                <w:iCs w:val="0"/>
-                <w:smallCaps w:val="0"/>
-                <w:strike w:val="0"/>
-                <w:color w:val="000000"/>
-                <w:sz w:val="24"/>
-                <w:szCs w:val="24"/>
-                <w:u w:val="none"/>
-                <w:shd w:fill="auto" w:val="clear"/>
-                <w:vertAlign w:val="baseline"/>
-                <w:rtl w:val="0"/>
-              </w:rPr>
-              <w:tab/>
-            </w:r>
-          </w:hyperlink>
-          <w:r>
-            <w:fldChar w:fldCharType="begin"/>
-            <w:instrText xml:space="preserve"> PAGEREF _hrau693jmzgz \h </w:instrText>
-            <w:fldChar w:fldCharType="separate"/>
-          </w:r>
-          <w:r>
-            <w:rPr>
-              <w:rFonts w:ascii="Arial" w:cs="Arial" w:eastAsia="Arial" w:hAnsi="Arial"/>
-              <w:b w:val="0"/>
-              <w:bCs w:val="0"/>
-              <w:i w:val="0"/>
-              <w:iCs w:val="0"/>
-              <w:smallCaps w:val="0"/>
-              <w:strike w:val="0"/>
-              <w:color w:val="000000"/>
-              <w:sz w:val="22"/>
-              <w:szCs w:val="22"/>
-              <w:u w:val="none"/>
-              <w:shd w:fill="auto" w:val="clear"/>
-              <w:vertAlign w:val="baseline"/>
-              <w:rtl w:val="0"/>
-            </w:rPr>
-            <w:t xml:space="preserve">Zeitplanung Soll-Ist-Vergleich (Jedes Teammitglied für seinen Bereich)</w:t>
-            <w:tab/>
-            <w:t xml:space="preserve">13</w:t>
-          </w:r>
-          <w:r>
-            <w:fldChar w:fldCharType="end"/>
-          </w:r>
-          <w:r>
-            <w:rPr>
-              <w:rtl w:val="0"/>
-            </w:rPr>
-          </w:r>
-        </w:p>
-        <w:p>
-          <w:pPr>
-            <w:keepNext w:val="0"/>
-            <w:keepLines w:val="0"/>
-            <w:pageBreakBefore w:val="0"/>
-            <w:widowControl w:val="1"/>
-            <w:pBdr>
-              <w:top w:space="0" w:sz="0" w:val="nil"/>
-              <w:left w:space="0" w:sz="0" w:val="nil"/>
-              <w:bottom w:space="0" w:sz="0" w:val="nil"/>
-              <w:right w:space="0" w:sz="0" w:val="nil"/>
-              <w:between w:space="0" w:sz="0" w:val="nil"/>
-            </w:pBdr>
-            <w:shd w:fill="auto" w:val="clear"/>
-            <w:tabs>
-              <w:tab w:val="right" w:leader="none" w:pos="9628"/>
-            </w:tabs>
-            <w:spacing w:after="100" w:before="0" w:line="259" w:lineRule="auto"/>
-            <w:ind w:left="0" w:right="0" w:firstLine="0"/>
-            <w:jc w:val="left"/>
-            <w:rPr>
-              <w:rFonts w:ascii="Aptos" w:cs="Aptos" w:eastAsia="Aptos" w:hAnsi="Aptos"/>
-              <w:b w:val="0"/>
-              <w:bCs w:val="0"/>
-              <w:i w:val="0"/>
-              <w:iCs w:val="0"/>
-              <w:smallCaps w:val="0"/>
-              <w:strike w:val="0"/>
-              <w:color w:val="000000"/>
-              <w:sz w:val="24"/>
-              <w:szCs w:val="24"/>
-              <w:u w:val="none"/>
-              <w:shd w:fill="auto" w:val="clear"/>
-              <w:vertAlign w:val="baseline"/>
-            </w:rPr>
-          </w:pPr>
-          <w:hyperlink w:anchor="_za7r80u7mlzc">
-            <w:r>
-              <w:rPr>
-                <w:rFonts w:ascii="Arial" w:cs="Arial" w:eastAsia="Arial" w:hAnsi="Arial"/>
-                <w:b w:val="0"/>
-                <w:bCs w:val="0"/>
-                <w:i w:val="0"/>
-                <w:iCs w:val="0"/>
-                <w:smallCaps w:val="0"/>
-                <w:strike w:val="0"/>
-                <w:color w:val="000000"/>
-                <w:sz w:val="22"/>
-                <w:szCs w:val="22"/>
-                <w:u w:val="none"/>
-                <w:shd w:fill="auto" w:val="clear"/>
-                <w:vertAlign w:val="baseline"/>
-                <w:rtl w:val="0"/>
-              </w:rPr>
               <w:t xml:space="preserve">Abbildungs- und Tabellenverzeichnis</w:t>
               <w:tab/>
-              <w:t xml:space="preserve">14</w:t>
+              <w:t xml:space="preserve">15</w:t>
             </w:r>
           </w:hyperlink>
-          <w:r>
-            <w:rPr>
-              <w:rtl w:val="0"/>
-            </w:rPr>
-          </w:r>
-        </w:p>
-        <w:p>
-          <w:pPr>
-            <w:spacing w:line="360" w:lineRule="auto"/>
-            <w:jc w:val="both"/>
-            <w:rPr>
-              <w:sz w:val="24"/>
-              <w:szCs w:val="24"/>
-            </w:rPr>
-          </w:pPr>
           <w:r>
             <w:rPr>
               <w:rtl w:val="0"/>
@@ -4359,6 +3154,101 @@
           </w:p>
         </w:tc>
       </w:tr>
+      <w:tr>
+        <w:trPr>
+          <w:cantSplit w:val="0"/>
+          <w:trHeight w:val="268" w:hRule="atLeast"/>
+          <w:tblHeader w:val="0"/>
+        </w:trPr>
+        <w:tc>
+          <w:tcPr/>
+          <w:p>
+            <w:pPr>
+              <w:jc w:val="both"/>
+              <w:rPr>
+                <w:rFonts w:ascii="Arial" w:cs="Arial" w:eastAsia="Arial" w:hAnsi="Arial"/>
+              </w:rPr>
+            </w:pPr>
+            <w:r>
+              <w:rPr>
+                <w:rFonts w:ascii="Arial" w:cs="Arial" w:eastAsia="Arial" w:hAnsi="Arial"/>
+                <w:rtl w:val="0"/>
+              </w:rPr>
+              <w:t xml:space="preserve">Damien Dirrigl</w:t>
+            </w:r>
+          </w:p>
+        </w:tc>
+        <w:tc>
+          <w:tcPr/>
+          <w:p>
+            <w:pPr>
+              <w:jc w:val="both"/>
+              <w:rPr>
+                <w:rFonts w:ascii="Arial" w:cs="Arial" w:eastAsia="Arial" w:hAnsi="Arial"/>
+              </w:rPr>
+            </w:pPr>
+            <w:r>
+              <w:rPr>
+                <w:rFonts w:ascii="Arial" w:cs="Arial" w:eastAsia="Arial" w:hAnsi="Arial"/>
+                <w:rtl w:val="0"/>
+              </w:rPr>
+              <w:t xml:space="preserve">1.3</w:t>
+            </w:r>
+          </w:p>
+        </w:tc>
+        <w:tc>
+          <w:tcPr/>
+          <w:p>
+            <w:pPr>
+              <w:jc w:val="both"/>
+              <w:rPr>
+                <w:rFonts w:ascii="Arial" w:cs="Arial" w:eastAsia="Arial" w:hAnsi="Arial"/>
+              </w:rPr>
+            </w:pPr>
+            <w:r>
+              <w:rPr>
+                <w:rFonts w:ascii="Arial" w:cs="Arial" w:eastAsia="Arial" w:hAnsi="Arial"/>
+                <w:rtl w:val="0"/>
+              </w:rPr>
+              <w:t xml:space="preserve">25.02.2026</w:t>
+            </w:r>
+          </w:p>
+        </w:tc>
+        <w:tc>
+          <w:tcPr/>
+          <w:p>
+            <w:pPr>
+              <w:jc w:val="both"/>
+              <w:rPr>
+                <w:rFonts w:ascii="Arial" w:cs="Arial" w:eastAsia="Arial" w:hAnsi="Arial"/>
+              </w:rPr>
+            </w:pPr>
+            <w:r>
+              <w:rPr>
+                <w:rFonts w:ascii="Arial" w:cs="Arial" w:eastAsia="Arial" w:hAnsi="Arial"/>
+                <w:rtl w:val="0"/>
+              </w:rPr>
+              <w:t xml:space="preserve">Punkt 5. Geschrieben</w:t>
+            </w:r>
+          </w:p>
+        </w:tc>
+        <w:tc>
+          <w:tcPr/>
+          <w:p>
+            <w:pPr>
+              <w:jc w:val="both"/>
+              <w:rPr>
+                <w:rFonts w:ascii="Arial" w:cs="Arial" w:eastAsia="Arial" w:hAnsi="Arial"/>
+              </w:rPr>
+            </w:pPr>
+            <w:r>
+              <w:rPr>
+                <w:rtl w:val="0"/>
+              </w:rPr>
+            </w:r>
+          </w:p>
+        </w:tc>
+      </w:tr>
     </w:tbl>
     <w:p>
       <w:pPr>
@@ -6710,7 +5600,7 @@
         <w:pStyle w:val="Heading2"/>
         <w:numPr>
           <w:ilvl w:val="1"/>
-          <w:numId w:val="5"/>
+          <w:numId w:val="4"/>
         </w:numPr>
         <w:ind w:left="1276" w:hanging="567"/>
         <w:jc w:val="both"/>
@@ -6804,7 +5694,7 @@
         <w:pStyle w:val="Heading1"/>
         <w:numPr>
           <w:ilvl w:val="0"/>
-          <w:numId w:val="4"/>
+          <w:numId w:val="3"/>
         </w:numPr>
         <w:spacing w:line="360" w:lineRule="auto"/>
         <w:ind w:left="720" w:hanging="360"/>
@@ -6825,7 +5715,7 @@
         <w:pStyle w:val="Heading2"/>
         <w:numPr>
           <w:ilvl w:val="1"/>
-          <w:numId w:val="4"/>
+          <w:numId w:val="3"/>
         </w:numPr>
         <w:spacing w:line="360" w:lineRule="auto"/>
         <w:ind w:left="1440" w:hanging="360"/>
@@ -6838,7 +5728,7 @@
         <w:rPr>
           <w:rtl w:val="0"/>
         </w:rPr>
-        <w:t xml:space="preserve">Ziel des Anbieters</w:t>
+        <w:t xml:space="preserve"> Ziel des Anbieters</w:t>
       </w:r>
     </w:p>
     <w:p>
@@ -6865,7 +5755,7 @@
         <w:pStyle w:val="Heading2"/>
         <w:numPr>
           <w:ilvl w:val="1"/>
-          <w:numId w:val="4"/>
+          <w:numId w:val="3"/>
         </w:numPr>
         <w:spacing w:line="360" w:lineRule="auto"/>
         <w:ind w:left="1440" w:hanging="360"/>
@@ -6878,7 +5768,7 @@
         <w:rPr>
           <w:rtl w:val="0"/>
         </w:rPr>
-        <w:t xml:space="preserve">Ziel(e) und Nutzen des Anwenders</w:t>
+        <w:t xml:space="preserve"> Ziel(e) und Nutzen des Anwenders</w:t>
       </w:r>
     </w:p>
     <w:p>
@@ -6908,7 +5798,7 @@
         <w:widowControl w:val="1"/>
         <w:numPr>
           <w:ilvl w:val="0"/>
-          <w:numId w:val="6"/>
+          <w:numId w:val="5"/>
         </w:numPr>
         <w:pBdr>
           <w:top w:space="0" w:sz="0" w:val="nil"/>
@@ -6964,7 +5854,7 @@
         <w:widowControl w:val="1"/>
         <w:numPr>
           <w:ilvl w:val="0"/>
-          <w:numId w:val="6"/>
+          <w:numId w:val="5"/>
         </w:numPr>
         <w:pBdr>
           <w:top w:space="0" w:sz="0" w:val="nil"/>
@@ -7020,7 +5910,7 @@
         <w:widowControl w:val="1"/>
         <w:numPr>
           <w:ilvl w:val="0"/>
-          <w:numId w:val="6"/>
+          <w:numId w:val="5"/>
         </w:numPr>
         <w:pBdr>
           <w:top w:space="0" w:sz="0" w:val="nil"/>
@@ -7076,7 +5966,7 @@
         <w:widowControl w:val="1"/>
         <w:numPr>
           <w:ilvl w:val="0"/>
-          <w:numId w:val="6"/>
+          <w:numId w:val="5"/>
         </w:numPr>
         <w:pBdr>
           <w:top w:space="0" w:sz="0" w:val="nil"/>
@@ -7132,7 +6022,7 @@
         <w:widowControl w:val="1"/>
         <w:numPr>
           <w:ilvl w:val="0"/>
-          <w:numId w:val="6"/>
+          <w:numId w:val="5"/>
         </w:numPr>
         <w:pBdr>
           <w:top w:space="0" w:sz="0" w:val="nil"/>
@@ -7185,7 +6075,7 @@
         <w:pStyle w:val="Heading2"/>
         <w:numPr>
           <w:ilvl w:val="1"/>
-          <w:numId w:val="4"/>
+          <w:numId w:val="3"/>
         </w:numPr>
         <w:spacing w:line="360" w:lineRule="auto"/>
         <w:ind w:left="1440" w:hanging="360"/>
@@ -7227,7 +6117,7 @@
         <w:pStyle w:val="Heading1"/>
         <w:numPr>
           <w:ilvl w:val="0"/>
-          <w:numId w:val="4"/>
+          <w:numId w:val="3"/>
         </w:numPr>
         <w:ind w:left="426" w:hanging="360"/>
         <w:jc w:val="both"/>
@@ -7244,22 +6134,53 @@
     </w:p>
     <w:p>
       <w:pPr>
+        <w:pStyle w:val="Heading3"/>
+        <w:numPr>
+          <w:ilvl w:val="1"/>
+          <w:numId w:val="3"/>
+        </w:numPr>
+        <w:ind w:left="1560" w:hanging="425.99999999999994"/>
+        <w:rPr/>
+      </w:pPr>
+      <w:bookmarkStart w:colFirst="0" w:colLast="0" w:name="_3fq4us72juhk" w:id="10"/>
+      <w:bookmarkEnd w:id="10"/>
+      <w:r>
+        <w:rPr>
+          <w:rtl w:val="0"/>
+        </w:rPr>
+        <w:t xml:space="preserve">Hardware</w:t>
+      </w:r>
+    </w:p>
+    <w:p>
+      <w:pPr>
+        <w:jc w:val="both"/>
+        <w:rPr/>
+      </w:pPr>
+      <w:r>
+        <w:rPr>
+          <w:rtl w:val="0"/>
+        </w:rPr>
+        <w:t xml:space="preserve">Die Mindesthardwareanforderungen sind damit Windows und das Bewertungstools ordnungsgemäß und flüssig laufen einen PC oder Laptop mit mindestens 16 GB RAM und 128 GB Gesamt-Speicherkapazität (128 GB sind Windows 11 Systemanforderung). Ebenfalls wird eine Maus bzw. Trackpad und Tastatur benötigt.</w:t>
+      </w:r>
+    </w:p>
+    <w:p>
+      <w:pPr>
         <w:pStyle w:val="Heading2"/>
         <w:numPr>
           <w:ilvl w:val="1"/>
-          <w:numId w:val="4"/>
+          <w:numId w:val="3"/>
         </w:numPr>
         <w:ind w:left="1560" w:hanging="425.99999999999994"/>
         <w:jc w:val="both"/>
         <w:rPr/>
       </w:pPr>
-      <w:bookmarkStart w:colFirst="0" w:colLast="0" w:name="_3fq4us72juhk" w:id="10"/>
-      <w:bookmarkEnd w:id="10"/>
-      <w:r>
-        <w:rPr>
-          <w:rtl w:val="0"/>
-        </w:rPr>
-        <w:t xml:space="preserve">Hardware</w:t>
+      <w:bookmarkStart w:colFirst="0" w:colLast="0" w:name="_dr3coker5ao3" w:id="11"/>
+      <w:bookmarkEnd w:id="11"/>
+      <w:r>
+        <w:rPr>
+          <w:rtl w:val="0"/>
+        </w:rPr>
+        <w:t xml:space="preserve">Software</w:t>
       </w:r>
     </w:p>
     <w:p>
@@ -7271,7 +6192,7 @@
         <w:rPr>
           <w:rtl w:val="0"/>
         </w:rPr>
-        <w:t xml:space="preserve">Die Mindesthardwareanforderungen sind damit Windows und das Bewertungstools ordnungsgemäß und flüssig laufen einen PC oder Laptop mit mindestens 16 GB RAM und 128 GB Gesamt-Speicherkapazität (128 GB sind Windows 11 Systemanforderung). Ebenfalls wird eine Maus bzw. Trackpad und Tastatur benötigt.</w:t>
+        <w:t xml:space="preserve">Als Softwareanforderungen ist Windows in der Version 10 oder 11 gefordert. Durch die Abschaltung von Windows 10 empfehlen wir die Nutzung von Windows 11 bei der Verwendung dieser Software. Sollten Anpassungen an dem Quellcode erforderlich sein, empfehlen wir die Verwendung von Visual Studio Code mit den Installierten Paketen für html-code, sowie die Installation von C#-DevTools und einem C#-Compiler. Durch die Verwendung von C# und Localgehosteten Webserver wird die API ebenfalls mit C# geleistet. Wie oben beschrieben wird für die GUI HTML mit dem Entwicklungs- und Host-Framework Vue genutzt. Dieses muss nicht auf dem Anwendungsrechner installiert sein. Die GUI nutzt http mit Port 5173 und wird lokal gehostet per localhost. Für die Versionskontrolle ist Git benötigt als Graphische Oberfläche für Git empfehlen wir die Nutzung von Tortoise Git. Git bzw. Tortoise Git muss mit dem GitHub-Repository des Projekts verbunden werden.</w:t>
       </w:r>
     </w:p>
     <w:p>
@@ -7279,39 +6200,7 @@
         <w:pStyle w:val="Heading2"/>
         <w:numPr>
           <w:ilvl w:val="1"/>
-          <w:numId w:val="4"/>
-        </w:numPr>
-        <w:ind w:left="1560" w:hanging="425.99999999999994"/>
-        <w:jc w:val="both"/>
-        <w:rPr/>
-      </w:pPr>
-      <w:bookmarkStart w:colFirst="0" w:colLast="0" w:name="_dr3coker5ao3" w:id="11"/>
-      <w:bookmarkEnd w:id="11"/>
-      <w:r>
-        <w:rPr>
-          <w:rtl w:val="0"/>
-        </w:rPr>
-        <w:t xml:space="preserve">Software</w:t>
-      </w:r>
-    </w:p>
-    <w:p>
-      <w:pPr>
-        <w:jc w:val="both"/>
-        <w:rPr/>
-      </w:pPr>
-      <w:r>
-        <w:rPr>
-          <w:rtl w:val="0"/>
-        </w:rPr>
-        <w:t xml:space="preserve">Als Softwareanforderungen ist Windows in der Version 10 oder 11 gefordert. Durch die Abschaltung von Windows 10 empfehlen wir die Nutzung von Windows 11 bei der Verwendung dieser Software. Sollten Anpassungen an dem Quellcode erforderlich sein, empfehlen wir die Verwendung von Visual Studio Code mit den Installierten Paketen für html-code, sowie die Installation von C#-DevTools und einem C#-Compiler. Durch die Verwendung von C# und Localgehosteten Webserver wird die API ebenfalls mit C# geleistet. Wie oben beschrieben wird für die GUI HTML mit dem Entwicklungs- und Host-Framework Vue genutzt. Dieses muss nicht auf dem Anwendungsrechner installiert sein. Die GUI nutzt http mit Port 5173 und wird lokal gehostet per localhost. Für die Versionskontrolle ist Git benötigt als Graphische Oberfläche für Git empfehlen wir die Nutzung von Tortoise Git. Git bzw. Tortoise Git muss mit dem GitHub-Repository des Projekts verbunden werden.</w:t>
-      </w:r>
-    </w:p>
-    <w:p>
-      <w:pPr>
-        <w:pStyle w:val="Heading2"/>
-        <w:numPr>
-          <w:ilvl w:val="1"/>
-          <w:numId w:val="4"/>
+          <w:numId w:val="3"/>
         </w:numPr>
         <w:ind w:left="900" w:hanging="540"/>
         <w:jc w:val="both"/>
@@ -7361,7 +6250,7 @@
         <w:pStyle w:val="Heading1"/>
         <w:numPr>
           <w:ilvl w:val="0"/>
-          <w:numId w:val="4"/>
+          <w:numId w:val="3"/>
         </w:numPr>
         <w:spacing w:line="360" w:lineRule="auto"/>
         <w:ind w:left="720" w:hanging="360"/>
@@ -7468,10 +6357,14 @@
     <w:p>
       <w:pPr>
         <w:pStyle w:val="Heading2"/>
-        <w:spacing w:line="360" w:lineRule="auto"/>
-        <w:ind w:left="566.9291338582675" w:hanging="283.46456692913375"/>
-        <w:jc w:val="both"/>
-        <w:rPr/>
+        <w:numPr>
+          <w:ilvl w:val="1"/>
+          <w:numId w:val="3"/>
+        </w:numPr>
+        <w:ind w:left="900" w:hanging="540"/>
+        <w:rPr>
+          <w:u w:val="none"/>
+        </w:rPr>
       </w:pPr>
       <w:bookmarkStart w:colFirst="0" w:colLast="0" w:name="_eb4rl6r5c15s" w:id="14"/>
       <w:bookmarkEnd w:id="14"/>
@@ -7479,7 +6372,7 @@
         <w:rPr>
           <w:rtl w:val="0"/>
         </w:rPr>
-        <w:t xml:space="preserve">5.1 Aufbau und Struktur der Implementierung</w:t>
+        <w:t xml:space="preserve">Aufbau und Struktur der Implementierung</w:t>
       </w:r>
     </w:p>
     <w:p>
@@ -7507,7 +6400,14 @@
     <w:p>
       <w:pPr>
         <w:pStyle w:val="Heading2"/>
-        <w:rPr/>
+        <w:numPr>
+          <w:ilvl w:val="1"/>
+          <w:numId w:val="3"/>
+        </w:numPr>
+        <w:ind w:left="900" w:hanging="540"/>
+        <w:rPr>
+          <w:u w:val="none"/>
+        </w:rPr>
       </w:pPr>
       <w:bookmarkStart w:colFirst="0" w:colLast="0" w:name="_v0oey2eua0kf" w:id="15"/>
       <w:bookmarkEnd w:id="15"/>
@@ -7515,7 +6415,7 @@
         <w:rPr>
           <w:rtl w:val="0"/>
         </w:rPr>
-        <w:t xml:space="preserve">5.2 Validierung, Fehlerbehandlung und Fallback-Strategien</w:t>
+        <w:t xml:space="preserve">Validierung, Fehlerbehandlung und Fallback-Strategien</w:t>
       </w:r>
     </w:p>
     <w:p>
@@ -7590,12 +6490,12 @@
           <wp:inline distB="114300" distT="114300" distL="114300" distR="114300">
             <wp:extent cx="6119820" cy="1422400"/>
             <wp:effectExtent b="0" l="0" r="0" t="0"/>
-            <wp:docPr id="4" name="image2.png"/>
+            <wp:docPr id="4" name="image6.png"/>
             <a:graphic>
               <a:graphicData uri="http://schemas.openxmlformats.org/drawingml/2006/picture">
                 <pic:pic>
                   <pic:nvPicPr>
-                    <pic:cNvPr id="0" name="image2.png"/>
+                    <pic:cNvPr id="0" name="image6.png"/>
                     <pic:cNvPicPr preferRelativeResize="0"/>
                   </pic:nvPicPr>
                   <pic:blipFill>
@@ -7658,12 +6558,12 @@
           <wp:inline distB="114300" distT="114300" distL="114300" distR="114300">
             <wp:extent cx="3819525" cy="1438275"/>
             <wp:effectExtent b="0" l="0" r="0" t="0"/>
-            <wp:docPr id="3" name="image1.png"/>
+            <wp:docPr id="3" name="image8.png"/>
             <a:graphic>
               <a:graphicData uri="http://schemas.openxmlformats.org/drawingml/2006/picture">
                 <pic:pic>
                   <pic:nvPicPr>
-                    <pic:cNvPr id="0" name="image1.png"/>
+                    <pic:cNvPr id="0" name="image8.png"/>
                     <pic:cNvPicPr preferRelativeResize="0"/>
                   </pic:nvPicPr>
                   <pic:blipFill>
@@ -7696,7 +6596,14 @@
     <w:p>
       <w:pPr>
         <w:pStyle w:val="Heading2"/>
-        <w:rPr/>
+        <w:numPr>
+          <w:ilvl w:val="1"/>
+          <w:numId w:val="3"/>
+        </w:numPr>
+        <w:ind w:left="900" w:hanging="540"/>
+        <w:rPr>
+          <w:u w:val="none"/>
+        </w:rPr>
       </w:pPr>
       <w:bookmarkStart w:colFirst="0" w:colLast="0" w:name="_w0jfrh23ou8e" w:id="16"/>
       <w:bookmarkEnd w:id="16"/>
@@ -7704,7 +6611,7 @@
         <w:rPr>
           <w:rtl w:val="0"/>
         </w:rPr>
-        <w:t xml:space="preserve">5.3 Erweiterte Datenverarbeitung</w:t>
+        <w:t xml:space="preserve">Erweiterte Datenverarbeitung</w:t>
       </w:r>
     </w:p>
     <w:p>
@@ -7721,7 +6628,14 @@
     <w:p>
       <w:pPr>
         <w:pStyle w:val="Heading2"/>
-        <w:rPr/>
+        <w:numPr>
+          <w:ilvl w:val="1"/>
+          <w:numId w:val="3"/>
+        </w:numPr>
+        <w:ind w:left="900" w:hanging="540"/>
+        <w:rPr>
+          <w:u w:val="none"/>
+        </w:rPr>
       </w:pPr>
       <w:bookmarkStart w:colFirst="0" w:colLast="0" w:name="_4410zummeyin" w:id="17"/>
       <w:bookmarkEnd w:id="17"/>
@@ -7729,7 +6643,7 @@
         <w:rPr>
           <w:rtl w:val="0"/>
         </w:rPr>
-        <w:t xml:space="preserve">5.4 Testbarkeit, Ersatz- und Standard-Modelle</w:t>
+        <w:t xml:space="preserve">Testbarkeit, Ersatz- und Standard-Modelle</w:t>
       </w:r>
     </w:p>
     <w:p>
@@ -7748,12 +6662,12 @@
           <wp:inline distB="114300" distT="114300" distL="114300" distR="114300">
             <wp:extent cx="6119820" cy="2705100"/>
             <wp:effectExtent b="0" l="0" r="0" t="0"/>
-            <wp:docPr id="8" name="image7.png"/>
+            <wp:docPr id="8" name="image3.png"/>
             <a:graphic>
               <a:graphicData uri="http://schemas.openxmlformats.org/drawingml/2006/picture">
                 <pic:pic>
                   <pic:nvPicPr>
-                    <pic:cNvPr id="0" name="image7.png"/>
+                    <pic:cNvPr id="0" name="image3.png"/>
                     <pic:cNvPicPr preferRelativeResize="0"/>
                   </pic:nvPicPr>
                   <pic:blipFill>
@@ -7808,11 +6722,32 @@
     <w:p>
       <w:pPr>
         <w:rPr/>
+      </w:pPr>
+      <w:r>
+        <w:rPr>
+          <w:rtl w:val="0"/>
+        </w:rPr>
+        <w:t xml:space="preserve">Alle Repository Methoden sind standardmäßig festgelegt und deterministisch, wodurch man sich in der Entwicklung sicher auf korrekte Daten verlassen kann, ohne die Datenbankanbindung als Fehlerquelle befürchten zu müssen. </w:t>
+      </w:r>
+      <w:r>
+        <w:rPr>
+          <w:rtl w:val="0"/>
+        </w:rPr>
+      </w:r>
+    </w:p>
+    <w:p>
+      <w:pPr>
+        <w:spacing w:line="360" w:lineRule="auto"/>
+        <w:jc w:val="both"/>
+        <w:rPr>
+          <w:sz w:val="24"/>
+          <w:szCs w:val="24"/>
+        </w:rPr>
         <w:sectPr>
           <w:footerReference r:id="rId16" w:type="first"/>
           <w:type w:val="nextPage"/>
           <w:pgSz w:h="16838" w:w="11906" w:orient="portrait"/>
-          <w:pgMar w:bottom="1134" w:top="1418" w:left="1134" w:right="1134" w:header="709" w:footer="709"/>
+          <w:pgMar w:bottom="1134" w:top="1418" w:left="1133.8582677165355" w:right="1134" w:header="709" w:footer="709"/>
           <w:titlePg w:val="1"/>
         </w:sectPr>
       </w:pPr>
@@ -7820,7 +6755,6 @@
         <w:rPr>
           <w:rtl w:val="0"/>
         </w:rPr>
-        <w:t xml:space="preserve">Alle Repository Methoden sind standardmäßig festgelegt und deterministisch, wodurch man sich in der Entwicklung sicher auf korrekte Daten verlassen kann, ohne die Datenbankanbindung als Fehlerquelle befürchten zu müssen. </w:t>
       </w:r>
     </w:p>
     <w:p>
@@ -7828,56 +6762,14 @@
         <w:pStyle w:val="Heading1"/>
         <w:numPr>
           <w:ilvl w:val="0"/>
-          <w:numId w:val="4"/>
+          <w:numId w:val="3"/>
         </w:numPr>
         <w:ind w:left="720" w:hanging="360"/>
         <w:jc w:val="both"/>
         <w:rPr/>
       </w:pPr>
-      <w:bookmarkStart w:colFirst="0" w:colLast="0" w:name="_4itdujlqkbdt" w:id="18"/>
+      <w:bookmarkStart w:colFirst="0" w:colLast="0" w:name="_2b65jwgpag79" w:id="18"/>
       <w:bookmarkEnd w:id="18"/>
-      <w:r>
-        <w:rPr>
-          <w:rtl w:val="0"/>
-        </w:rPr>
-        <w:t xml:space="preserve">GUI (Paul Zindler)</w:t>
-      </w:r>
-    </w:p>
-    <w:p>
-      <w:pPr>
-        <w:spacing w:line="360" w:lineRule="auto"/>
-        <w:jc w:val="both"/>
-        <w:rPr>
-          <w:sz w:val="24"/>
-          <w:szCs w:val="24"/>
-        </w:rPr>
-        <w:sectPr>
-          <w:footerReference r:id="rId17" w:type="first"/>
-          <w:type w:val="nextPage"/>
-          <w:pgSz w:h="16838" w:w="11906" w:orient="portrait"/>
-          <w:pgMar w:bottom="1134" w:top="1418" w:left="1134" w:right="1134" w:header="709" w:footer="709"/>
-          <w:titlePg w:val="1"/>
-        </w:sectPr>
-      </w:pPr>
-      <w:r>
-        <w:rPr>
-          <w:rtl w:val="0"/>
-        </w:rPr>
-      </w:r>
-    </w:p>
-    <w:p>
-      <w:pPr>
-        <w:pStyle w:val="Heading1"/>
-        <w:numPr>
-          <w:ilvl w:val="0"/>
-          <w:numId w:val="4"/>
-        </w:numPr>
-        <w:ind w:left="720" w:hanging="360"/>
-        <w:jc w:val="both"/>
-        <w:rPr/>
-      </w:pPr>
-      <w:bookmarkStart w:colFirst="0" w:colLast="0" w:name="_2b65jwgpag79" w:id="19"/>
-      <w:bookmarkEnd w:id="19"/>
       <w:r>
         <w:rPr>
           <w:rtl w:val="0"/>
@@ -7910,12 +6802,14 @@
           <w:ilvl w:val="1"/>
           <w:numId w:val="3"/>
         </w:numPr>
-        <w:ind w:left="720" w:hanging="720"/>
+        <w:ind w:left="900" w:hanging="540"/>
         <w:jc w:val="both"/>
-        <w:rPr/>
-      </w:pPr>
-      <w:bookmarkStart w:colFirst="0" w:colLast="0" w:name="_3mreku22ofka" w:id="20"/>
-      <w:bookmarkEnd w:id="20"/>
+        <w:rPr>
+          <w:u w:val="none"/>
+        </w:rPr>
+      </w:pPr>
+      <w:bookmarkStart w:colFirst="0" w:colLast="0" w:name="_3mreku22ofka" w:id="19"/>
+      <w:bookmarkEnd w:id="19"/>
       <w:r>
         <w:rPr>
           <w:rtl w:val="0"/>
@@ -7980,12 +6874,14 @@
           <w:ilvl w:val="1"/>
           <w:numId w:val="3"/>
         </w:numPr>
-        <w:ind w:left="720" w:hanging="720"/>
+        <w:ind w:left="900" w:hanging="540"/>
         <w:jc w:val="both"/>
-        <w:rPr/>
-      </w:pPr>
-      <w:bookmarkStart w:colFirst="0" w:colLast="0" w:name="_qsdo89dhyqcm" w:id="21"/>
-      <w:bookmarkEnd w:id="21"/>
+        <w:rPr>
+          <w:u w:val="none"/>
+        </w:rPr>
+      </w:pPr>
+      <w:bookmarkStart w:colFirst="0" w:colLast="0" w:name="_qsdo89dhyqcm" w:id="20"/>
+      <w:bookmarkEnd w:id="20"/>
       <w:r>
         <w:rPr>
           <w:rtl w:val="0"/>
@@ -8044,12 +6940,14 @@
           <w:ilvl w:val="1"/>
           <w:numId w:val="3"/>
         </w:numPr>
-        <w:ind w:left="720" w:hanging="720"/>
+        <w:ind w:left="900" w:hanging="540"/>
         <w:jc w:val="both"/>
-        <w:rPr/>
-      </w:pPr>
-      <w:bookmarkStart w:colFirst="0" w:colLast="0" w:name="_ljr02cpcf73n" w:id="22"/>
-      <w:bookmarkEnd w:id="22"/>
+        <w:rPr>
+          <w:u w:val="none"/>
+        </w:rPr>
+      </w:pPr>
+      <w:bookmarkStart w:colFirst="0" w:colLast="0" w:name="_ljr02cpcf73n" w:id="21"/>
+      <w:bookmarkEnd w:id="21"/>
       <w:r>
         <w:rPr>
           <w:rtl w:val="0"/>
@@ -8087,16 +6985,16 @@
           <wp:inline distB="0" distT="0" distL="0" distR="0">
             <wp:extent cx="6120130" cy="4118610"/>
             <wp:effectExtent b="0" l="0" r="0" t="0"/>
-            <wp:docPr id="6" name="image8.png"/>
+            <wp:docPr id="6" name="image2.png"/>
             <a:graphic>
               <a:graphicData uri="http://schemas.openxmlformats.org/drawingml/2006/picture">
                 <pic:pic>
                   <pic:nvPicPr>
-                    <pic:cNvPr id="0" name="image8.png"/>
+                    <pic:cNvPr id="0" name="image2.png"/>
                     <pic:cNvPicPr preferRelativeResize="0"/>
                   </pic:nvPicPr>
                   <pic:blipFill>
-                    <a:blip r:embed="rId18"/>
+                    <a:blip r:embed="rId17"/>
                     <a:srcRect b="0" l="0" r="0" t="0"/>
                     <a:stretch>
                       <a:fillRect/>
@@ -8155,8 +7053,8 @@
           <w:vertAlign w:val="baseline"/>
         </w:rPr>
       </w:pPr>
-      <w:bookmarkStart w:colFirst="0" w:colLast="0" w:name="_xwotq2qphgb1" w:id="23"/>
-      <w:bookmarkEnd w:id="23"/>
+      <w:bookmarkStart w:colFirst="0" w:colLast="0" w:name="_xwotq2qphgb1" w:id="22"/>
+      <w:bookmarkEnd w:id="22"/>
       <w:r>
         <w:rPr>
           <w:rFonts w:ascii="Arial" w:cs="Arial" w:eastAsia="Arial" w:hAnsi="Arial"/>
@@ -8201,16 +7099,16 @@
           <wp:inline distB="0" distT="0" distL="0" distR="0">
             <wp:extent cx="6120130" cy="3361690"/>
             <wp:effectExtent b="0" l="0" r="0" t="0"/>
-            <wp:docPr descr="Ein Bild, das Text, Screenshot, Zahl, Schrift enthält.&#10;&#10;KI-generierte Inhalte können fehlerhaft sein." id="5" name="image6.png"/>
+            <wp:docPr descr="Ein Bild, das Text, Screenshot, Zahl, Schrift enthält.&#10;&#10;KI-generierte Inhalte können fehlerhaft sein." id="5" name="image1.png"/>
             <a:graphic>
               <a:graphicData uri="http://schemas.openxmlformats.org/drawingml/2006/picture">
                 <pic:pic>
                   <pic:nvPicPr>
-                    <pic:cNvPr descr="Ein Bild, das Text, Screenshot, Zahl, Schrift enthält.&#10;&#10;KI-generierte Inhalte können fehlerhaft sein." id="0" name="image6.png"/>
+                    <pic:cNvPr descr="Ein Bild, das Text, Screenshot, Zahl, Schrift enthält.&#10;&#10;KI-generierte Inhalte können fehlerhaft sein." id="0" name="image1.png"/>
                     <pic:cNvPicPr preferRelativeResize="0"/>
                   </pic:nvPicPr>
                   <pic:blipFill>
-                    <a:blip r:embed="rId19"/>
+                    <a:blip r:embed="rId18"/>
                     <a:srcRect b="0" l="0" r="0" t="0"/>
                     <a:stretch>
                       <a:fillRect/>
@@ -8269,8 +7167,8 @@
           <w:vertAlign w:val="baseline"/>
         </w:rPr>
       </w:pPr>
-      <w:bookmarkStart w:colFirst="0" w:colLast="0" w:name="_ak5u1md8usg4" w:id="24"/>
-      <w:bookmarkEnd w:id="24"/>
+      <w:bookmarkStart w:colFirst="0" w:colLast="0" w:name="_ak5u1md8usg4" w:id="23"/>
+      <w:bookmarkEnd w:id="23"/>
       <w:r>
         <w:rPr>
           <w:rFonts w:ascii="Arial" w:cs="Arial" w:eastAsia="Arial" w:hAnsi="Arial"/>
@@ -8329,12 +7227,14 @@
           <w:ilvl w:val="1"/>
           <w:numId w:val="3"/>
         </w:numPr>
-        <w:ind w:left="720" w:hanging="720"/>
+        <w:ind w:left="900" w:hanging="540"/>
         <w:jc w:val="both"/>
-        <w:rPr/>
-      </w:pPr>
-      <w:bookmarkStart w:colFirst="0" w:colLast="0" w:name="_jsdmcfrw6m89" w:id="25"/>
-      <w:bookmarkEnd w:id="25"/>
+        <w:rPr>
+          <w:u w:val="none"/>
+        </w:rPr>
+      </w:pPr>
+      <w:bookmarkStart w:colFirst="0" w:colLast="0" w:name="_jsdmcfrw6m89" w:id="24"/>
+      <w:bookmarkEnd w:id="24"/>
       <w:r>
         <w:rPr>
           <w:rtl w:val="0"/>
@@ -8385,12 +7285,14 @@
           <w:ilvl w:val="1"/>
           <w:numId w:val="3"/>
         </w:numPr>
-        <w:ind w:left="720" w:hanging="720"/>
+        <w:ind w:left="900" w:hanging="540"/>
         <w:jc w:val="both"/>
-        <w:rPr/>
-      </w:pPr>
-      <w:bookmarkStart w:colFirst="0" w:colLast="0" w:name="_o1av2237ta0b" w:id="26"/>
-      <w:bookmarkEnd w:id="26"/>
+        <w:rPr>
+          <w:u w:val="none"/>
+        </w:rPr>
+      </w:pPr>
+      <w:bookmarkStart w:colFirst="0" w:colLast="0" w:name="_o1av2237ta0b" w:id="25"/>
+      <w:bookmarkEnd w:id="25"/>
       <w:r>
         <w:rPr>
           <w:rtl w:val="0"/>
@@ -8443,9 +7345,9 @@
           <w:szCs w:val="24"/>
         </w:rPr>
         <w:sectPr>
-          <w:footerReference r:id="rId20" w:type="default"/>
-          <w:footerReference r:id="rId21" w:type="first"/>
-          <w:footerReference r:id="rId22" w:type="even"/>
+          <w:footerReference r:id="rId19" w:type="default"/>
+          <w:footerReference r:id="rId20" w:type="first"/>
+          <w:footerReference r:id="rId21" w:type="even"/>
           <w:type w:val="nextPage"/>
           <w:pgSz w:h="16838" w:w="11906" w:orient="portrait"/>
           <w:pgMar w:bottom="1134" w:top="1418" w:left="1134" w:right="1134" w:header="709" w:footer="709"/>
@@ -8478,14 +7380,14 @@
         <w:pStyle w:val="Heading1"/>
         <w:numPr>
           <w:ilvl w:val="0"/>
-          <w:numId w:val="4"/>
+          <w:numId w:val="3"/>
         </w:numPr>
         <w:ind w:left="720" w:hanging="360"/>
         <w:jc w:val="both"/>
         <w:rPr/>
       </w:pPr>
-      <w:bookmarkStart w:colFirst="0" w:colLast="0" w:name="_gngucxw17azi" w:id="27"/>
-      <w:bookmarkEnd w:id="27"/>
+      <w:bookmarkStart w:colFirst="0" w:colLast="0" w:name="_gngucxw17azi" w:id="26"/>
+      <w:bookmarkEnd w:id="26"/>
       <w:r>
         <w:rPr>
           <w:rtl w:val="0"/>
@@ -8527,16 +7429,16 @@
           <wp:inline distB="0" distT="0" distL="0" distR="0">
             <wp:extent cx="6120130" cy="3206115"/>
             <wp:effectExtent b="0" l="0" r="0" t="0"/>
-            <wp:docPr descr="Ein Bild, das Text, Screenshot, Software, Betriebssystem enthält.&#10;&#10;KI-generierte Inhalte können fehlerhaft sein." id="7" name="image5.png"/>
+            <wp:docPr descr="Ein Bild, das Text, Screenshot, Software, Betriebssystem enthält.&#10;&#10;KI-generierte Inhalte können fehlerhaft sein." id="7" name="image7.png"/>
             <a:graphic>
               <a:graphicData uri="http://schemas.openxmlformats.org/drawingml/2006/picture">
                 <pic:pic>
                   <pic:nvPicPr>
-                    <pic:cNvPr descr="Ein Bild, das Text, Screenshot, Software, Betriebssystem enthält.&#10;&#10;KI-generierte Inhalte können fehlerhaft sein." id="0" name="image5.png"/>
+                    <pic:cNvPr descr="Ein Bild, das Text, Screenshot, Software, Betriebssystem enthält.&#10;&#10;KI-generierte Inhalte können fehlerhaft sein." id="0" name="image7.png"/>
                     <pic:cNvPicPr preferRelativeResize="0"/>
                   </pic:nvPicPr>
                   <pic:blipFill>
-                    <a:blip r:embed="rId23"/>
+                    <a:blip r:embed="rId22"/>
                     <a:srcRect b="0" l="0" r="0" t="0"/>
                     <a:stretch>
                       <a:fillRect/>
@@ -8595,8 +7497,8 @@
           <w:vertAlign w:val="baseline"/>
         </w:rPr>
       </w:pPr>
-      <w:bookmarkStart w:colFirst="0" w:colLast="0" w:name="_ecz6do8c7ckl" w:id="28"/>
-      <w:bookmarkEnd w:id="28"/>
+      <w:bookmarkStart w:colFirst="0" w:colLast="0" w:name="_ecz6do8c7ckl" w:id="27"/>
+      <w:bookmarkEnd w:id="27"/>
       <w:r>
         <w:rPr>
           <w:rFonts w:ascii="Arial" w:cs="Arial" w:eastAsia="Arial" w:hAnsi="Arial"/>
@@ -8661,14 +7563,14 @@
         <w:pStyle w:val="Heading1"/>
         <w:numPr>
           <w:ilvl w:val="0"/>
-          <w:numId w:val="4"/>
+          <w:numId w:val="3"/>
         </w:numPr>
         <w:ind w:left="720" w:hanging="360"/>
         <w:jc w:val="both"/>
         <w:rPr/>
       </w:pPr>
-      <w:bookmarkStart w:colFirst="0" w:colLast="0" w:name="_hrau693jmzgz" w:id="29"/>
-      <w:bookmarkEnd w:id="29"/>
+      <w:bookmarkStart w:colFirst="0" w:colLast="0" w:name="_hrau693jmzgz" w:id="28"/>
+      <w:bookmarkEnd w:id="28"/>
       <w:r>
         <w:rPr>
           <w:rtl w:val="0"/>
@@ -10019,8 +8921,8 @@
           <w:titlePg w:val="1"/>
         </w:sectPr>
       </w:pPr>
-      <w:bookmarkStart w:colFirst="0" w:colLast="0" w:name="_wddn1w3eekk9" w:id="30"/>
-      <w:bookmarkEnd w:id="30"/>
+      <w:bookmarkStart w:colFirst="0" w:colLast="0" w:name="_wddn1w3eekk9" w:id="29"/>
+      <w:bookmarkEnd w:id="29"/>
       <w:r>
         <w:rPr>
           <w:rFonts w:ascii="Arial" w:cs="Arial" w:eastAsia="Arial" w:hAnsi="Arial"/>
@@ -10070,8 +8972,8 @@
         <w:jc w:val="both"/>
         <w:rPr/>
       </w:pPr>
-      <w:bookmarkStart w:colFirst="0" w:colLast="0" w:name="_za7r80u7mlzc" w:id="31"/>
-      <w:bookmarkEnd w:id="31"/>
+      <w:bookmarkStart w:colFirst="0" w:colLast="0" w:name="_za7r80u7mlzc" w:id="30"/>
+      <w:bookmarkEnd w:id="30"/>
       <w:r>
         <w:rPr>
           <w:rtl w:val="0"/>
@@ -10081,7 +8983,7 @@
     </w:p>
     <w:sdt>
       <w:sdtPr>
-        <w:id w:val="-1213457950"/>
+        <w:id w:val="1336748735"/>
         <w:docPartObj>
           <w:docPartGallery w:val="Table of Contents"/>
           <w:docPartUnique w:val="1"/>
@@ -10334,7 +9236,7 @@
     </w:p>
     <w:sdt>
       <w:sdtPr>
-        <w:id w:val="1251357982"/>
+        <w:id w:val="-73233365"/>
         <w:docPartObj>
           <w:docPartGallery w:val="Table of Contents"/>
           <w:docPartUnique w:val="1"/>
@@ -10628,148 +9530,6 @@
         <w:rtl w:val="0"/>
       </w:rPr>
       <w:t xml:space="preserve">EvalPro – Professionelles PrüferInnen WerkzeugGruppe 7</w:t>
-    </w:r>
-  </w:p>
-</w:ftr>
-</file>
-
-<file path=word/footer10.xml><?xml version="1.0" encoding="utf-8"?>
-<w:ftr xmlns:mc="http://schemas.openxmlformats.org/markup-compatibility/2006" xmlns:o="urn:schemas-microsoft-com:office:office" xmlns:r="http://schemas.openxmlformats.org/officeDocument/2006/relationships" xmlns:m="http://schemas.openxmlformats.org/officeDocument/2006/math" xmlns:v="urn:schemas-microsoft-com:vml" xmlns:wp="http://schemas.openxmlformats.org/drawingml/2006/wordprocessingDrawing" xmlns:w10="urn:schemas-microsoft-com:office:word" xmlns:w="http://schemas.openxmlformats.org/wordprocessingml/2006/main" xmlns:wne="http://schemas.microsoft.com/office/word/2006/wordml" xmlns:sl="http://schemas.openxmlformats.org/schemaLibrary/2006/main" xmlns:a="http://schemas.openxmlformats.org/drawingml/2006/main" xmlns:pic="http://schemas.openxmlformats.org/drawingml/2006/picture" xmlns:c="http://schemas.openxmlformats.org/drawingml/2006/chart" xmlns:lc="http://schemas.openxmlformats.org/drawingml/2006/lockedCanvas" xmlns:dgm="http://schemas.openxmlformats.org/drawingml/2006/diagram" xmlns:wps="http://schemas.microsoft.com/office/word/2010/wordprocessingShape" xmlns:wpg="http://schemas.microsoft.com/office/word/2010/wordprocessingGroup" xmlns:w14="http://schemas.microsoft.com/office/word/2010/wordml" xmlns:w15="http://schemas.microsoft.com/office/word/2012/wordml" xmlns:w16="http://schemas.microsoft.com/office/word/2018/wordml" xmlns:w16cex="http://schemas.microsoft.com/office/word/2018/wordml/cex" xmlns:w16cid="http://schemas.microsoft.com/office/word/2016/wordml/cid" xmlns="http://schemas.microsoft.com/office/tasks/2019/documenttasks" xmlns:cr="http://schemas.microsoft.com/office/comments/2020/reactions">
-  <w:p>
-    <w:pPr>
-      <w:keepNext w:val="0"/>
-      <w:keepLines w:val="0"/>
-      <w:pageBreakBefore w:val="0"/>
-      <w:widowControl w:val="1"/>
-      <w:pBdr>
-        <w:top w:space="0" w:sz="0" w:val="nil"/>
-        <w:left w:space="0" w:sz="0" w:val="nil"/>
-        <w:bottom w:space="0" w:sz="0" w:val="nil"/>
-        <w:right w:space="0" w:sz="0" w:val="nil"/>
-        <w:between w:space="0" w:sz="0" w:val="nil"/>
-      </w:pBdr>
-      <w:shd w:fill="auto" w:val="clear"/>
-      <w:tabs>
-        <w:tab w:val="center" w:leader="none" w:pos="4536"/>
-        <w:tab w:val="right" w:leader="none" w:pos="9072"/>
-      </w:tabs>
-      <w:spacing w:after="0" w:before="0" w:line="240" w:lineRule="auto"/>
-      <w:ind w:left="0" w:right="0" w:firstLine="0"/>
-      <w:jc w:val="left"/>
-      <w:rPr>
-        <w:rFonts w:ascii="Arial" w:cs="Arial" w:eastAsia="Arial" w:hAnsi="Arial"/>
-        <w:b w:val="0"/>
-        <w:bCs w:val="0"/>
-        <w:i w:val="0"/>
-        <w:iCs w:val="0"/>
-        <w:smallCaps w:val="0"/>
-        <w:strike w:val="0"/>
-        <w:color w:val="000000"/>
-        <w:sz w:val="22"/>
-        <w:szCs w:val="22"/>
-        <w:u w:val="none"/>
-        <w:shd w:fill="auto" w:val="clear"/>
-        <w:vertAlign w:val="baseline"/>
-      </w:rPr>
-    </w:pPr>
-    <w:r>
-      <w:rPr>
-        <w:rFonts w:ascii="Arial" w:cs="Arial" w:eastAsia="Arial" w:hAnsi="Arial"/>
-        <w:b w:val="0"/>
-        <w:bCs w:val="0"/>
-        <w:i w:val="0"/>
-        <w:iCs w:val="0"/>
-        <w:smallCaps w:val="0"/>
-        <w:strike w:val="0"/>
-        <w:color w:val="000000"/>
-        <w:sz w:val="22"/>
-        <w:szCs w:val="22"/>
-        <w:u w:val="none"/>
-        <w:shd w:fill="auto" w:val="clear"/>
-        <w:vertAlign w:val="baseline"/>
-        <w:rtl w:val="0"/>
-      </w:rPr>
-      <w:t xml:space="preserve">Seite </w:t>
-    </w:r>
-    <w:r>
-      <w:rPr>
-        <w:rFonts w:ascii="Arial" w:cs="Arial" w:eastAsia="Arial" w:hAnsi="Arial"/>
-        <w:b w:val="1"/>
-        <w:bCs w:val="1"/>
-        <w:i w:val="0"/>
-        <w:iCs w:val="0"/>
-        <w:smallCaps w:val="0"/>
-        <w:strike w:val="0"/>
-        <w:color w:val="000000"/>
-        <w:sz w:val="22"/>
-        <w:szCs w:val="22"/>
-        <w:u w:val="none"/>
-        <w:shd w:fill="auto" w:val="clear"/>
-        <w:vertAlign w:val="baseline"/>
-      </w:rPr>
-      <w:fldChar w:fldCharType="begin"/>
-      <w:instrText xml:space="preserve">PAGE</w:instrText>
-      <w:fldChar w:fldCharType="separate"/>
-      <w:fldChar w:fldCharType="end"/>
-    </w:r>
-    <w:r>
-      <w:rPr>
-        <w:rFonts w:ascii="Arial" w:cs="Arial" w:eastAsia="Arial" w:hAnsi="Arial"/>
-        <w:b w:val="0"/>
-        <w:bCs w:val="0"/>
-        <w:i w:val="0"/>
-        <w:iCs w:val="0"/>
-        <w:smallCaps w:val="0"/>
-        <w:strike w:val="0"/>
-        <w:color w:val="000000"/>
-        <w:sz w:val="22"/>
-        <w:szCs w:val="22"/>
-        <w:u w:val="none"/>
-        <w:shd w:fill="auto" w:val="clear"/>
-        <w:vertAlign w:val="baseline"/>
-        <w:rtl w:val="0"/>
-      </w:rPr>
-      <w:t xml:space="preserve"> von </w:t>
-    </w:r>
-    <w:r>
-      <w:rPr>
-        <w:rFonts w:ascii="Arial" w:cs="Arial" w:eastAsia="Arial" w:hAnsi="Arial"/>
-        <w:b w:val="1"/>
-        <w:bCs w:val="1"/>
-        <w:i w:val="0"/>
-        <w:iCs w:val="0"/>
-        <w:smallCaps w:val="0"/>
-        <w:strike w:val="0"/>
-        <w:color w:val="000000"/>
-        <w:sz w:val="22"/>
-        <w:szCs w:val="22"/>
-        <w:u w:val="none"/>
-        <w:shd w:fill="auto" w:val="clear"/>
-        <w:vertAlign w:val="baseline"/>
-      </w:rPr>
-      <w:fldChar w:fldCharType="begin"/>
-      <w:instrText xml:space="preserve">NUMPAGES</w:instrText>
-      <w:fldChar w:fldCharType="separate"/>
-      <w:fldChar w:fldCharType="end"/>
-    </w:r>
-    <w:r>
-      <w:rPr>
-        <w:rFonts w:ascii="Arial" w:cs="Arial" w:eastAsia="Arial" w:hAnsi="Arial"/>
-        <w:b w:val="0"/>
-        <w:bCs w:val="0"/>
-        <w:i w:val="0"/>
-        <w:iCs w:val="0"/>
-        <w:smallCaps w:val="0"/>
-        <w:strike w:val="0"/>
-        <w:color w:val="000000"/>
-        <w:sz w:val="22"/>
-        <w:szCs w:val="22"/>
-        <w:u w:val="none"/>
-        <w:shd w:fill="auto" w:val="clear"/>
-        <w:vertAlign w:val="baseline"/>
-        <w:rtl w:val="0"/>
-      </w:rPr>
-      <w:t xml:space="preserve">EvalPro – Professionelles PrüferInnen Werkzeug Gruppe7</w:t>
     </w:r>
   </w:p>
 </w:ftr>
@@ -11498,86 +10258,6 @@
     </w:pPr>
     <w:r>
       <w:rPr>
-        <w:rFonts w:ascii="Arial" w:cs="Arial" w:eastAsia="Arial" w:hAnsi="Arial"/>
-        <w:b w:val="0"/>
-        <w:bCs w:val="0"/>
-        <w:i w:val="0"/>
-        <w:iCs w:val="0"/>
-        <w:smallCaps w:val="0"/>
-        <w:strike w:val="0"/>
-        <w:color w:val="000000"/>
-        <w:sz w:val="22"/>
-        <w:szCs w:val="22"/>
-        <w:u w:val="none"/>
-        <w:shd w:fill="auto" w:val="clear"/>
-        <w:vertAlign w:val="baseline"/>
-        <w:rtl w:val="0"/>
-      </w:rPr>
-      <w:t xml:space="preserve">Gruppe 7EvalPro – Professionelles PrüferInnen Werkzeug Seite </w:t>
-    </w:r>
-    <w:r>
-      <w:rPr>
-        <w:rFonts w:ascii="Arial" w:cs="Arial" w:eastAsia="Arial" w:hAnsi="Arial"/>
-        <w:b w:val="1"/>
-        <w:bCs w:val="1"/>
-        <w:i w:val="0"/>
-        <w:iCs w:val="0"/>
-        <w:smallCaps w:val="0"/>
-        <w:strike w:val="0"/>
-        <w:color w:val="000000"/>
-        <w:sz w:val="22"/>
-        <w:szCs w:val="22"/>
-        <w:u w:val="none"/>
-        <w:shd w:fill="auto" w:val="clear"/>
-        <w:vertAlign w:val="baseline"/>
-      </w:rPr>
-      <w:fldChar w:fldCharType="begin"/>
-      <w:instrText xml:space="preserve">PAGE</w:instrText>
-      <w:fldChar w:fldCharType="separate"/>
-      <w:fldChar w:fldCharType="end"/>
-    </w:r>
-    <w:r>
-      <w:rPr>
-        <w:rFonts w:ascii="Arial" w:cs="Arial" w:eastAsia="Arial" w:hAnsi="Arial"/>
-        <w:b w:val="0"/>
-        <w:bCs w:val="0"/>
-        <w:i w:val="0"/>
-        <w:iCs w:val="0"/>
-        <w:smallCaps w:val="0"/>
-        <w:strike w:val="0"/>
-        <w:color w:val="000000"/>
-        <w:sz w:val="22"/>
-        <w:szCs w:val="22"/>
-        <w:u w:val="none"/>
-        <w:shd w:fill="auto" w:val="clear"/>
-        <w:vertAlign w:val="baseline"/>
-        <w:rtl w:val="0"/>
-      </w:rPr>
-      <w:t xml:space="preserve"> von </w:t>
-    </w:r>
-    <w:r>
-      <w:rPr>
-        <w:rFonts w:ascii="Arial" w:cs="Arial" w:eastAsia="Arial" w:hAnsi="Arial"/>
-        <w:b w:val="1"/>
-        <w:bCs w:val="1"/>
-        <w:i w:val="0"/>
-        <w:iCs w:val="0"/>
-        <w:smallCaps w:val="0"/>
-        <w:strike w:val="0"/>
-        <w:color w:val="000000"/>
-        <w:sz w:val="22"/>
-        <w:szCs w:val="22"/>
-        <w:u w:val="none"/>
-        <w:shd w:fill="auto" w:val="clear"/>
-        <w:vertAlign w:val="baseline"/>
-      </w:rPr>
-      <w:fldChar w:fldCharType="begin"/>
-      <w:instrText xml:space="preserve">NUMPAGES</w:instrText>
-      <w:fldChar w:fldCharType="separate"/>
-      <w:fldChar w:fldCharType="end"/>
-    </w:r>
-    <w:r>
-      <w:rPr>
         <w:rtl w:val="0"/>
       </w:rPr>
     </w:r>
@@ -11586,54 +10266,6 @@
 </file>
 
 <file path=word/footer8.xml><?xml version="1.0" encoding="utf-8"?>
-<w:ftr xmlns:mc="http://schemas.openxmlformats.org/markup-compatibility/2006" xmlns:o="urn:schemas-microsoft-com:office:office" xmlns:r="http://schemas.openxmlformats.org/officeDocument/2006/relationships" xmlns:m="http://schemas.openxmlformats.org/officeDocument/2006/math" xmlns:v="urn:schemas-microsoft-com:vml" xmlns:wp="http://schemas.openxmlformats.org/drawingml/2006/wordprocessingDrawing" xmlns:w10="urn:schemas-microsoft-com:office:word" xmlns:w="http://schemas.openxmlformats.org/wordprocessingml/2006/main" xmlns:wne="http://schemas.microsoft.com/office/word/2006/wordml" xmlns:sl="http://schemas.openxmlformats.org/schemaLibrary/2006/main" xmlns:a="http://schemas.openxmlformats.org/drawingml/2006/main" xmlns:pic="http://schemas.openxmlformats.org/drawingml/2006/picture" xmlns:c="http://schemas.openxmlformats.org/drawingml/2006/chart" xmlns:lc="http://schemas.openxmlformats.org/drawingml/2006/lockedCanvas" xmlns:dgm="http://schemas.openxmlformats.org/drawingml/2006/diagram" xmlns:wps="http://schemas.microsoft.com/office/word/2010/wordprocessingShape" xmlns:wpg="http://schemas.microsoft.com/office/word/2010/wordprocessingGroup" xmlns:w14="http://schemas.microsoft.com/office/word/2010/wordml" xmlns:w15="http://schemas.microsoft.com/office/word/2012/wordml" xmlns:w16="http://schemas.microsoft.com/office/word/2018/wordml" xmlns:w16cex="http://schemas.microsoft.com/office/word/2018/wordml/cex" xmlns:w16cid="http://schemas.microsoft.com/office/word/2016/wordml/cid" xmlns="http://schemas.microsoft.com/office/tasks/2019/documenttasks" xmlns:cr="http://schemas.microsoft.com/office/comments/2020/reactions">
-  <w:p>
-    <w:pPr>
-      <w:keepNext w:val="0"/>
-      <w:keepLines w:val="0"/>
-      <w:pageBreakBefore w:val="0"/>
-      <w:widowControl w:val="1"/>
-      <w:pBdr>
-        <w:top w:space="0" w:sz="0" w:val="nil"/>
-        <w:left w:space="0" w:sz="0" w:val="nil"/>
-        <w:bottom w:space="0" w:sz="0" w:val="nil"/>
-        <w:right w:space="0" w:sz="0" w:val="nil"/>
-        <w:between w:space="0" w:sz="0" w:val="nil"/>
-      </w:pBdr>
-      <w:shd w:fill="auto" w:val="clear"/>
-      <w:tabs>
-        <w:tab w:val="center" w:leader="none" w:pos="4536"/>
-        <w:tab w:val="right" w:leader="none" w:pos="9072"/>
-      </w:tabs>
-      <w:spacing w:after="0" w:before="0" w:line="240" w:lineRule="auto"/>
-      <w:ind w:left="0" w:right="0" w:firstLine="0"/>
-      <w:jc w:val="left"/>
-      <w:rPr>
-        <w:rFonts w:ascii="Arial" w:cs="Arial" w:eastAsia="Arial" w:hAnsi="Arial"/>
-        <w:b w:val="0"/>
-        <w:bCs w:val="0"/>
-        <w:i w:val="0"/>
-        <w:iCs w:val="0"/>
-        <w:smallCaps w:val="0"/>
-        <w:strike w:val="0"/>
-        <w:color w:val="000000"/>
-        <w:sz w:val="22"/>
-        <w:szCs w:val="22"/>
-        <w:u w:val="none"/>
-        <w:shd w:fill="auto" w:val="clear"/>
-        <w:vertAlign w:val="baseline"/>
-      </w:rPr>
-    </w:pPr>
-    <w:r>
-      <w:rPr>
-        <w:rtl w:val="0"/>
-      </w:rPr>
-    </w:r>
-  </w:p>
-</w:ftr>
-</file>
-
-<file path=word/footer9.xml><?xml version="1.0" encoding="utf-8"?>
 <w:ftr xmlns:mc="http://schemas.openxmlformats.org/markup-compatibility/2006" xmlns:o="urn:schemas-microsoft-com:office:office" xmlns:r="http://schemas.openxmlformats.org/officeDocument/2006/relationships" xmlns:m="http://schemas.openxmlformats.org/officeDocument/2006/math" xmlns:v="urn:schemas-microsoft-com:vml" xmlns:wp="http://schemas.openxmlformats.org/drawingml/2006/wordprocessingDrawing" xmlns:w10="urn:schemas-microsoft-com:office:word" xmlns:w="http://schemas.openxmlformats.org/wordprocessingml/2006/main" xmlns:wne="http://schemas.microsoft.com/office/word/2006/wordml" xmlns:sl="http://schemas.openxmlformats.org/schemaLibrary/2006/main" xmlns:a="http://schemas.openxmlformats.org/drawingml/2006/main" xmlns:pic="http://schemas.openxmlformats.org/drawingml/2006/picture" xmlns:c="http://schemas.openxmlformats.org/drawingml/2006/chart" xmlns:lc="http://schemas.openxmlformats.org/drawingml/2006/lockedCanvas" xmlns:dgm="http://schemas.openxmlformats.org/drawingml/2006/diagram" xmlns:wps="http://schemas.microsoft.com/office/word/2010/wordprocessingShape" xmlns:wpg="http://schemas.microsoft.com/office/word/2010/wordprocessingGroup" xmlns:w14="http://schemas.microsoft.com/office/word/2010/wordml" xmlns:w15="http://schemas.microsoft.com/office/word/2012/wordml" xmlns:w16="http://schemas.microsoft.com/office/word/2018/wordml" xmlns:w16cex="http://schemas.microsoft.com/office/word/2018/wordml/cex" xmlns:w16cid="http://schemas.microsoft.com/office/word/2016/wordml/cid" xmlns="http://schemas.microsoft.com/office/tasks/2019/documenttasks" xmlns:cr="http://schemas.microsoft.com/office/comments/2020/reactions">
   <w:p>
     <w:pPr>
@@ -11761,6 +10393,148 @@
 </w:ftr>
 </file>
 
+<file path=word/footer9.xml><?xml version="1.0" encoding="utf-8"?>
+<w:ftr xmlns:mc="http://schemas.openxmlformats.org/markup-compatibility/2006" xmlns:o="urn:schemas-microsoft-com:office:office" xmlns:r="http://schemas.openxmlformats.org/officeDocument/2006/relationships" xmlns:m="http://schemas.openxmlformats.org/officeDocument/2006/math" xmlns:v="urn:schemas-microsoft-com:vml" xmlns:wp="http://schemas.openxmlformats.org/drawingml/2006/wordprocessingDrawing" xmlns:w10="urn:schemas-microsoft-com:office:word" xmlns:w="http://schemas.openxmlformats.org/wordprocessingml/2006/main" xmlns:wne="http://schemas.microsoft.com/office/word/2006/wordml" xmlns:sl="http://schemas.openxmlformats.org/schemaLibrary/2006/main" xmlns:a="http://schemas.openxmlformats.org/drawingml/2006/main" xmlns:pic="http://schemas.openxmlformats.org/drawingml/2006/picture" xmlns:c="http://schemas.openxmlformats.org/drawingml/2006/chart" xmlns:lc="http://schemas.openxmlformats.org/drawingml/2006/lockedCanvas" xmlns:dgm="http://schemas.openxmlformats.org/drawingml/2006/diagram" xmlns:wps="http://schemas.microsoft.com/office/word/2010/wordprocessingShape" xmlns:wpg="http://schemas.microsoft.com/office/word/2010/wordprocessingGroup" xmlns:w14="http://schemas.microsoft.com/office/word/2010/wordml" xmlns:w15="http://schemas.microsoft.com/office/word/2012/wordml" xmlns:w16="http://schemas.microsoft.com/office/word/2018/wordml" xmlns:w16cex="http://schemas.microsoft.com/office/word/2018/wordml/cex" xmlns:w16cid="http://schemas.microsoft.com/office/word/2016/wordml/cid" xmlns="http://schemas.microsoft.com/office/tasks/2019/documenttasks" xmlns:cr="http://schemas.microsoft.com/office/comments/2020/reactions">
+  <w:p>
+    <w:pPr>
+      <w:keepNext w:val="0"/>
+      <w:keepLines w:val="0"/>
+      <w:pageBreakBefore w:val="0"/>
+      <w:widowControl w:val="1"/>
+      <w:pBdr>
+        <w:top w:space="0" w:sz="0" w:val="nil"/>
+        <w:left w:space="0" w:sz="0" w:val="nil"/>
+        <w:bottom w:space="0" w:sz="0" w:val="nil"/>
+        <w:right w:space="0" w:sz="0" w:val="nil"/>
+        <w:between w:space="0" w:sz="0" w:val="nil"/>
+      </w:pBdr>
+      <w:shd w:fill="auto" w:val="clear"/>
+      <w:tabs>
+        <w:tab w:val="center" w:leader="none" w:pos="4536"/>
+        <w:tab w:val="right" w:leader="none" w:pos="9072"/>
+      </w:tabs>
+      <w:spacing w:after="0" w:before="0" w:line="240" w:lineRule="auto"/>
+      <w:ind w:left="0" w:right="0" w:firstLine="0"/>
+      <w:jc w:val="left"/>
+      <w:rPr>
+        <w:rFonts w:ascii="Arial" w:cs="Arial" w:eastAsia="Arial" w:hAnsi="Arial"/>
+        <w:b w:val="0"/>
+        <w:bCs w:val="0"/>
+        <w:i w:val="0"/>
+        <w:iCs w:val="0"/>
+        <w:smallCaps w:val="0"/>
+        <w:strike w:val="0"/>
+        <w:color w:val="000000"/>
+        <w:sz w:val="22"/>
+        <w:szCs w:val="22"/>
+        <w:u w:val="none"/>
+        <w:shd w:fill="auto" w:val="clear"/>
+        <w:vertAlign w:val="baseline"/>
+      </w:rPr>
+    </w:pPr>
+    <w:r>
+      <w:rPr>
+        <w:rFonts w:ascii="Arial" w:cs="Arial" w:eastAsia="Arial" w:hAnsi="Arial"/>
+        <w:b w:val="0"/>
+        <w:bCs w:val="0"/>
+        <w:i w:val="0"/>
+        <w:iCs w:val="0"/>
+        <w:smallCaps w:val="0"/>
+        <w:strike w:val="0"/>
+        <w:color w:val="000000"/>
+        <w:sz w:val="22"/>
+        <w:szCs w:val="22"/>
+        <w:u w:val="none"/>
+        <w:shd w:fill="auto" w:val="clear"/>
+        <w:vertAlign w:val="baseline"/>
+        <w:rtl w:val="0"/>
+      </w:rPr>
+      <w:t xml:space="preserve">Seite </w:t>
+    </w:r>
+    <w:r>
+      <w:rPr>
+        <w:rFonts w:ascii="Arial" w:cs="Arial" w:eastAsia="Arial" w:hAnsi="Arial"/>
+        <w:b w:val="1"/>
+        <w:bCs w:val="1"/>
+        <w:i w:val="0"/>
+        <w:iCs w:val="0"/>
+        <w:smallCaps w:val="0"/>
+        <w:strike w:val="0"/>
+        <w:color w:val="000000"/>
+        <w:sz w:val="22"/>
+        <w:szCs w:val="22"/>
+        <w:u w:val="none"/>
+        <w:shd w:fill="auto" w:val="clear"/>
+        <w:vertAlign w:val="baseline"/>
+      </w:rPr>
+      <w:fldChar w:fldCharType="begin"/>
+      <w:instrText xml:space="preserve">PAGE</w:instrText>
+      <w:fldChar w:fldCharType="separate"/>
+      <w:fldChar w:fldCharType="end"/>
+    </w:r>
+    <w:r>
+      <w:rPr>
+        <w:rFonts w:ascii="Arial" w:cs="Arial" w:eastAsia="Arial" w:hAnsi="Arial"/>
+        <w:b w:val="0"/>
+        <w:bCs w:val="0"/>
+        <w:i w:val="0"/>
+        <w:iCs w:val="0"/>
+        <w:smallCaps w:val="0"/>
+        <w:strike w:val="0"/>
+        <w:color w:val="000000"/>
+        <w:sz w:val="22"/>
+        <w:szCs w:val="22"/>
+        <w:u w:val="none"/>
+        <w:shd w:fill="auto" w:val="clear"/>
+        <w:vertAlign w:val="baseline"/>
+        <w:rtl w:val="0"/>
+      </w:rPr>
+      <w:t xml:space="preserve"> von </w:t>
+    </w:r>
+    <w:r>
+      <w:rPr>
+        <w:rFonts w:ascii="Arial" w:cs="Arial" w:eastAsia="Arial" w:hAnsi="Arial"/>
+        <w:b w:val="1"/>
+        <w:bCs w:val="1"/>
+        <w:i w:val="0"/>
+        <w:iCs w:val="0"/>
+        <w:smallCaps w:val="0"/>
+        <w:strike w:val="0"/>
+        <w:color w:val="000000"/>
+        <w:sz w:val="22"/>
+        <w:szCs w:val="22"/>
+        <w:u w:val="none"/>
+        <w:shd w:fill="auto" w:val="clear"/>
+        <w:vertAlign w:val="baseline"/>
+      </w:rPr>
+      <w:fldChar w:fldCharType="begin"/>
+      <w:instrText xml:space="preserve">NUMPAGES</w:instrText>
+      <w:fldChar w:fldCharType="separate"/>
+      <w:fldChar w:fldCharType="end"/>
+    </w:r>
+    <w:r>
+      <w:rPr>
+        <w:rFonts w:ascii="Arial" w:cs="Arial" w:eastAsia="Arial" w:hAnsi="Arial"/>
+        <w:b w:val="0"/>
+        <w:bCs w:val="0"/>
+        <w:i w:val="0"/>
+        <w:iCs w:val="0"/>
+        <w:smallCaps w:val="0"/>
+        <w:strike w:val="0"/>
+        <w:color w:val="000000"/>
+        <w:sz w:val="22"/>
+        <w:szCs w:val="22"/>
+        <w:u w:val="none"/>
+        <w:shd w:fill="auto" w:val="clear"/>
+        <w:vertAlign w:val="baseline"/>
+        <w:rtl w:val="0"/>
+      </w:rPr>
+      <w:t xml:space="preserve">EvalPro – Professionelles PrüferInnen Werkzeug Gruppe7</w:t>
+    </w:r>
+  </w:p>
+</w:ftr>
+</file>
+
 <file path=word/numbering.xml><?xml version="1.0" encoding="utf-8"?>
 <w:numbering xmlns:mc="http://schemas.openxmlformats.org/markup-compatibility/2006" xmlns:o="urn:schemas-microsoft-com:office:office" xmlns:r="http://schemas.openxmlformats.org/officeDocument/2006/relationships" xmlns:m="http://schemas.openxmlformats.org/officeDocument/2006/math" xmlns:v="urn:schemas-microsoft-com:vml" xmlns:wp="http://schemas.openxmlformats.org/drawingml/2006/wordprocessingDrawing" xmlns:w10="urn:schemas-microsoft-com:office:word" xmlns:w="http://schemas.openxmlformats.org/wordprocessingml/2006/main" xmlns:wne="http://schemas.microsoft.com/office/word/2006/wordml" xmlns:sl="http://schemas.openxmlformats.org/schemaLibrary/2006/main" xmlns:a="http://schemas.openxmlformats.org/drawingml/2006/main" xmlns:pic="http://schemas.openxmlformats.org/drawingml/2006/picture" xmlns:c="http://schemas.openxmlformats.org/drawingml/2006/chart" xmlns:lc="http://schemas.openxmlformats.org/drawingml/2006/lockedCanvas" xmlns:dgm="http://schemas.openxmlformats.org/drawingml/2006/diagram" xmlns:wps="http://schemas.microsoft.com/office/word/2010/wordprocessingShape" xmlns:wpg="http://schemas.microsoft.com/office/word/2010/wordprocessingGroup" xmlns:w14="http://schemas.microsoft.com/office/word/2010/wordml" xmlns:w15="http://schemas.microsoft.com/office/word/2012/wordml" xmlns:w16="http://schemas.microsoft.com/office/word/2018/wordml" xmlns:w16cex="http://schemas.microsoft.com/office/word/2018/wordml/cex" xmlns:w16cid="http://schemas.microsoft.com/office/word/2016/wordml/cid" xmlns="http://schemas.microsoft.com/office/tasks/2019/documenttasks" xmlns:cr="http://schemas.microsoft.com/office/comments/2020/reactions">
   <w:abstractNum w:abstractNumId="1">
@@ -11949,7 +10723,99 @@
   </w:abstractNum>
   <w:abstractNum w:abstractNumId="3">
     <w:lvl w:ilvl="0">
-      <w:start w:val="7"/>
+      <w:start w:val="3"/>
+      <w:numFmt w:val="decimal"/>
+      <w:lvlText w:val="%1."/>
+      <w:lvlJc w:val="left"/>
+      <w:pPr>
+        <w:ind w:left="720" w:hanging="360"/>
+      </w:pPr>
+      <w:rPr/>
+    </w:lvl>
+    <w:lvl w:ilvl="1">
+      <w:start w:val="1"/>
+      <w:numFmt w:val="decimal"/>
+      <w:lvlText w:val="%1.%2"/>
+      <w:lvlJc w:val="left"/>
+      <w:pPr>
+        <w:ind w:left="900" w:hanging="540"/>
+      </w:pPr>
+      <w:rPr/>
+    </w:lvl>
+    <w:lvl w:ilvl="2">
+      <w:start w:val="1"/>
+      <w:numFmt w:val="decimal"/>
+      <w:lvlText w:val="%1.%2.%3"/>
+      <w:lvlJc w:val="left"/>
+      <w:pPr>
+        <w:ind w:left="1080" w:hanging="720"/>
+      </w:pPr>
+      <w:rPr/>
+    </w:lvl>
+    <w:lvl w:ilvl="3">
+      <w:start w:val="1"/>
+      <w:numFmt w:val="decimal"/>
+      <w:lvlText w:val="%1.%2.%3.%4"/>
+      <w:lvlJc w:val="left"/>
+      <w:pPr>
+        <w:ind w:left="1080" w:hanging="720"/>
+      </w:pPr>
+      <w:rPr/>
+    </w:lvl>
+    <w:lvl w:ilvl="4">
+      <w:start w:val="1"/>
+      <w:numFmt w:val="decimal"/>
+      <w:lvlText w:val="%1.%2.%3.%4.%5"/>
+      <w:lvlJc w:val="left"/>
+      <w:pPr>
+        <w:ind w:left="1440" w:hanging="1080"/>
+      </w:pPr>
+      <w:rPr/>
+    </w:lvl>
+    <w:lvl w:ilvl="5">
+      <w:start w:val="1"/>
+      <w:numFmt w:val="decimal"/>
+      <w:lvlText w:val="%1.%2.%3.%4.%5.%6"/>
+      <w:lvlJc w:val="left"/>
+      <w:pPr>
+        <w:ind w:left="1440" w:hanging="1080"/>
+      </w:pPr>
+      <w:rPr/>
+    </w:lvl>
+    <w:lvl w:ilvl="6">
+      <w:start w:val="1"/>
+      <w:numFmt w:val="decimal"/>
+      <w:lvlText w:val="%1.%2.%3.%4.%5.%6.%7"/>
+      <w:lvlJc w:val="left"/>
+      <w:pPr>
+        <w:ind w:left="1800" w:hanging="1440"/>
+      </w:pPr>
+      <w:rPr/>
+    </w:lvl>
+    <w:lvl w:ilvl="7">
+      <w:start w:val="1"/>
+      <w:numFmt w:val="decimal"/>
+      <w:lvlText w:val="%1.%2.%3.%4.%5.%6.%7.%8"/>
+      <w:lvlJc w:val="left"/>
+      <w:pPr>
+        <w:ind w:left="1800" w:hanging="1440"/>
+      </w:pPr>
+      <w:rPr/>
+    </w:lvl>
+    <w:lvl w:ilvl="8">
+      <w:start w:val="1"/>
+      <w:numFmt w:val="decimal"/>
+      <w:lvlText w:val="%1.%2.%3.%4.%5.%6.%7.%8.%9"/>
+      <w:lvlJc w:val="left"/>
+      <w:pPr>
+        <w:ind w:left="1800" w:hanging="1440"/>
+      </w:pPr>
+      <w:rPr/>
+    </w:lvl>
+  </w:abstractNum>
+  <w:abstractNum w:abstractNumId="4">
+    <w:lvl w:ilvl="0">
+      <w:start w:val="2"/>
       <w:numFmt w:val="decimal"/>
       <w:lvlText w:val="%1."/>
       <w:lvlJc w:val="left"/>
@@ -12039,191 +10905,7 @@
       <w:rPr/>
     </w:lvl>
   </w:abstractNum>
-  <w:abstractNum w:abstractNumId="4">
-    <w:lvl w:ilvl="0">
-      <w:start w:val="3"/>
-      <w:numFmt w:val="decimal"/>
-      <w:lvlText w:val="%1."/>
-      <w:lvlJc w:val="left"/>
-      <w:pPr>
-        <w:ind w:left="720" w:hanging="360"/>
-      </w:pPr>
-      <w:rPr/>
-    </w:lvl>
-    <w:lvl w:ilvl="1">
-      <w:start w:val="1"/>
-      <w:numFmt w:val="decimal"/>
-      <w:lvlText w:val="%1.%2"/>
-      <w:lvlJc w:val="left"/>
-      <w:pPr>
-        <w:ind w:left="900" w:hanging="540"/>
-      </w:pPr>
-      <w:rPr/>
-    </w:lvl>
-    <w:lvl w:ilvl="2">
-      <w:start w:val="1"/>
-      <w:numFmt w:val="decimal"/>
-      <w:lvlText w:val="%1.%2.%3"/>
-      <w:lvlJc w:val="left"/>
-      <w:pPr>
-        <w:ind w:left="1080" w:hanging="720"/>
-      </w:pPr>
-      <w:rPr/>
-    </w:lvl>
-    <w:lvl w:ilvl="3">
-      <w:start w:val="1"/>
-      <w:numFmt w:val="decimal"/>
-      <w:lvlText w:val="%1.%2.%3.%4"/>
-      <w:lvlJc w:val="left"/>
-      <w:pPr>
-        <w:ind w:left="1080" w:hanging="720"/>
-      </w:pPr>
-      <w:rPr/>
-    </w:lvl>
-    <w:lvl w:ilvl="4">
-      <w:start w:val="1"/>
-      <w:numFmt w:val="decimal"/>
-      <w:lvlText w:val="%1.%2.%3.%4.%5"/>
-      <w:lvlJc w:val="left"/>
-      <w:pPr>
-        <w:ind w:left="1440" w:hanging="1080"/>
-      </w:pPr>
-      <w:rPr/>
-    </w:lvl>
-    <w:lvl w:ilvl="5">
-      <w:start w:val="1"/>
-      <w:numFmt w:val="decimal"/>
-      <w:lvlText w:val="%1.%2.%3.%4.%5.%6"/>
-      <w:lvlJc w:val="left"/>
-      <w:pPr>
-        <w:ind w:left="1440" w:hanging="1080"/>
-      </w:pPr>
-      <w:rPr/>
-    </w:lvl>
-    <w:lvl w:ilvl="6">
-      <w:start w:val="1"/>
-      <w:numFmt w:val="decimal"/>
-      <w:lvlText w:val="%1.%2.%3.%4.%5.%6.%7"/>
-      <w:lvlJc w:val="left"/>
-      <w:pPr>
-        <w:ind w:left="1800" w:hanging="1440"/>
-      </w:pPr>
-      <w:rPr/>
-    </w:lvl>
-    <w:lvl w:ilvl="7">
-      <w:start w:val="1"/>
-      <w:numFmt w:val="decimal"/>
-      <w:lvlText w:val="%1.%2.%3.%4.%5.%6.%7.%8"/>
-      <w:lvlJc w:val="left"/>
-      <w:pPr>
-        <w:ind w:left="1800" w:hanging="1440"/>
-      </w:pPr>
-      <w:rPr/>
-    </w:lvl>
-    <w:lvl w:ilvl="8">
-      <w:start w:val="1"/>
-      <w:numFmt w:val="decimal"/>
-      <w:lvlText w:val="%1.%2.%3.%4.%5.%6.%7.%8.%9"/>
-      <w:lvlJc w:val="left"/>
-      <w:pPr>
-        <w:ind w:left="1800" w:hanging="1440"/>
-      </w:pPr>
-      <w:rPr/>
-    </w:lvl>
-  </w:abstractNum>
   <w:abstractNum w:abstractNumId="5">
-    <w:lvl w:ilvl="0">
-      <w:start w:val="2"/>
-      <w:numFmt w:val="decimal"/>
-      <w:lvlText w:val="%1."/>
-      <w:lvlJc w:val="left"/>
-      <w:pPr>
-        <w:ind w:left="408" w:hanging="408"/>
-      </w:pPr>
-      <w:rPr/>
-    </w:lvl>
-    <w:lvl w:ilvl="1">
-      <w:start w:val="1"/>
-      <w:numFmt w:val="decimal"/>
-      <w:lvlText w:val="%1.%2."/>
-      <w:lvlJc w:val="left"/>
-      <w:pPr>
-        <w:ind w:left="720" w:hanging="720"/>
-      </w:pPr>
-      <w:rPr/>
-    </w:lvl>
-    <w:lvl w:ilvl="2">
-      <w:start w:val="1"/>
-      <w:numFmt w:val="decimal"/>
-      <w:lvlText w:val="%1.%2.%3."/>
-      <w:lvlJc w:val="left"/>
-      <w:pPr>
-        <w:ind w:left="720" w:hanging="720"/>
-      </w:pPr>
-      <w:rPr/>
-    </w:lvl>
-    <w:lvl w:ilvl="3">
-      <w:start w:val="1"/>
-      <w:numFmt w:val="decimal"/>
-      <w:lvlText w:val="%1.%2.%3.%4."/>
-      <w:lvlJc w:val="left"/>
-      <w:pPr>
-        <w:ind w:left="1080" w:hanging="1080"/>
-      </w:pPr>
-      <w:rPr/>
-    </w:lvl>
-    <w:lvl w:ilvl="4">
-      <w:start w:val="1"/>
-      <w:numFmt w:val="decimal"/>
-      <w:lvlText w:val="%1.%2.%3.%4.%5."/>
-      <w:lvlJc w:val="left"/>
-      <w:pPr>
-        <w:ind w:left="1080" w:hanging="1080"/>
-      </w:pPr>
-      <w:rPr/>
-    </w:lvl>
-    <w:lvl w:ilvl="5">
-      <w:start w:val="1"/>
-      <w:numFmt w:val="decimal"/>
-      <w:lvlText w:val="%1.%2.%3.%4.%5.%6."/>
-      <w:lvlJc w:val="left"/>
-      <w:pPr>
-        <w:ind w:left="1440" w:hanging="1440"/>
-      </w:pPr>
-      <w:rPr/>
-    </w:lvl>
-    <w:lvl w:ilvl="6">
-      <w:start w:val="1"/>
-      <w:numFmt w:val="decimal"/>
-      <w:lvlText w:val="%1.%2.%3.%4.%5.%6.%7."/>
-      <w:lvlJc w:val="left"/>
-      <w:pPr>
-        <w:ind w:left="1440" w:hanging="1440"/>
-      </w:pPr>
-      <w:rPr/>
-    </w:lvl>
-    <w:lvl w:ilvl="7">
-      <w:start w:val="1"/>
-      <w:numFmt w:val="decimal"/>
-      <w:lvlText w:val="%1.%2.%3.%4.%5.%6.%7.%8."/>
-      <w:lvlJc w:val="left"/>
-      <w:pPr>
-        <w:ind w:left="1800" w:hanging="1800"/>
-      </w:pPr>
-      <w:rPr/>
-    </w:lvl>
-    <w:lvl w:ilvl="8">
-      <w:start w:val="1"/>
-      <w:numFmt w:val="decimal"/>
-      <w:lvlText w:val="%1.%2.%3.%4.%5.%6.%7.%8.%9."/>
-      <w:lvlJc w:val="left"/>
-      <w:pPr>
-        <w:ind w:left="2160" w:hanging="2160"/>
-      </w:pPr>
-      <w:rPr/>
-    </w:lvl>
-  </w:abstractNum>
-  <w:abstractNum w:abstractNumId="6">
     <w:lvl w:ilvl="0">
       <w:start w:val="1"/>
       <w:numFmt w:val="bullet"/>
@@ -12347,9 +11029,6 @@
   </w:num>
   <w:num w:numId="5">
     <w:abstractNumId w:val="5"/>
-  </w:num>
-  <w:num w:numId="6">
-    <w:abstractNumId w:val="6"/>
   </w:num>
 </w:numbering>
 </file>
@@ -12428,8 +11107,11 @@
       <w:keepNext w:val="1"/>
       <w:keepLines w:val="1"/>
       <w:spacing w:after="80" w:before="160" w:lineRule="auto"/>
+      <w:ind w:left="1560" w:hanging="425.99999999999994"/>
     </w:pPr>
     <w:rPr>
+      <w:b w:val="1"/>
+      <w:bCs w:val="1"/>
       <w:color w:val="0f4761"/>
     </w:rPr>
   </w:style>

--- a/docs/Projektdokumentation/07-MS3-Entwicklung_EvalPro-DK-Gruppenabgabe.docx
+++ b/docs/Projektdokumentation/07-MS3-Entwicklung_EvalPro-DK-Gruppenabgabe.docx
@@ -105,12 +105,12 @@
                   <wp:extent cx="3354705" cy="3493135"/>
                   <wp:effectExtent b="0" l="0" r="0" t="0"/>
                   <wp:wrapSquare wrapText="bothSides" distB="0" distT="0" distL="114300" distR="114300"/>
-                  <wp:docPr id="1" name="image5.png"/>
+                  <wp:docPr id="1" name="image2.png"/>
                   <a:graphic>
                     <a:graphicData uri="http://schemas.openxmlformats.org/drawingml/2006/picture">
                       <pic:pic>
                         <pic:nvPicPr>
-                          <pic:cNvPr id="0" name="image5.png"/>
+                          <pic:cNvPr id="0" name="image2.png"/>
                           <pic:cNvPicPr preferRelativeResize="0"/>
                         </pic:nvPicPr>
                         <pic:blipFill>
@@ -909,7 +909,28 @@
                 <w:szCs w:val="24"/>
                 <w:rtl w:val="0"/>
               </w:rPr>
-              <w:t xml:space="preserve">25.11.2025</w:t>
+              <w:t xml:space="preserve">27.</w:t>
+            </w:r>
+            <w:r>
+              <w:rPr>
+                <w:rtl w:val="0"/>
+              </w:rPr>
+              <w:t xml:space="preserve">02</w:t>
+            </w:r>
+            <w:r>
+              <w:rPr>
+                <w:color w:val="000000"/>
+                <w:sz w:val="24"/>
+                <w:szCs w:val="24"/>
+                <w:rtl w:val="0"/>
+              </w:rPr>
+              <w:t xml:space="preserve">.202</w:t>
+            </w:r>
+            <w:r>
+              <w:rPr>
+                <w:rtl w:val="0"/>
+              </w:rPr>
+              <w:t xml:space="preserve">6</w:t>
             </w:r>
             <w:r>
               <w:rPr>
@@ -1018,7 +1039,7 @@
     </w:p>
     <w:sdt>
       <w:sdtPr>
-        <w:id w:val="-1655742847"/>
+        <w:id w:val="-1525953201"/>
         <w:docPartObj>
           <w:docPartGallery w:val="Table of Contents"/>
           <w:docPartUnique w:val="1"/>
@@ -3243,8 +3264,107 @@
             </w:pPr>
             <w:r>
               <w:rPr>
-                <w:rtl w:val="0"/>
-              </w:rPr>
+                <w:rFonts w:ascii="Arial" w:cs="Arial" w:eastAsia="Arial" w:hAnsi="Arial"/>
+                <w:rtl w:val="0"/>
+              </w:rPr>
+              <w:t xml:space="preserve">-</w:t>
+            </w:r>
+          </w:p>
+        </w:tc>
+      </w:tr>
+      <w:tr>
+        <w:trPr>
+          <w:cantSplit w:val="0"/>
+          <w:trHeight w:val="268" w:hRule="atLeast"/>
+          <w:tblHeader w:val="0"/>
+        </w:trPr>
+        <w:tc>
+          <w:tcPr/>
+          <w:p>
+            <w:pPr>
+              <w:jc w:val="both"/>
+              <w:rPr>
+                <w:rFonts w:ascii="Arial" w:cs="Arial" w:eastAsia="Arial" w:hAnsi="Arial"/>
+              </w:rPr>
+            </w:pPr>
+            <w:r>
+              <w:rPr>
+                <w:rFonts w:ascii="Arial" w:cs="Arial" w:eastAsia="Arial" w:hAnsi="Arial"/>
+                <w:rtl w:val="0"/>
+              </w:rPr>
+              <w:t xml:space="preserve">Damien Dirrigl</w:t>
+            </w:r>
+          </w:p>
+        </w:tc>
+        <w:tc>
+          <w:tcPr/>
+          <w:p>
+            <w:pPr>
+              <w:jc w:val="both"/>
+              <w:rPr>
+                <w:rFonts w:ascii="Arial" w:cs="Arial" w:eastAsia="Arial" w:hAnsi="Arial"/>
+              </w:rPr>
+            </w:pPr>
+            <w:r>
+              <w:rPr>
+                <w:rFonts w:ascii="Arial" w:cs="Arial" w:eastAsia="Arial" w:hAnsi="Arial"/>
+                <w:rtl w:val="0"/>
+              </w:rPr>
+              <w:t xml:space="preserve">1.4</w:t>
+            </w:r>
+          </w:p>
+        </w:tc>
+        <w:tc>
+          <w:tcPr/>
+          <w:p>
+            <w:pPr>
+              <w:jc w:val="both"/>
+              <w:rPr>
+                <w:rFonts w:ascii="Arial" w:cs="Arial" w:eastAsia="Arial" w:hAnsi="Arial"/>
+              </w:rPr>
+            </w:pPr>
+            <w:r>
+              <w:rPr>
+                <w:rFonts w:ascii="Arial" w:cs="Arial" w:eastAsia="Arial" w:hAnsi="Arial"/>
+                <w:rtl w:val="0"/>
+              </w:rPr>
+              <w:t xml:space="preserve">27.02.2026</w:t>
+            </w:r>
+          </w:p>
+        </w:tc>
+        <w:tc>
+          <w:tcPr/>
+          <w:p>
+            <w:pPr>
+              <w:jc w:val="both"/>
+              <w:rPr>
+                <w:rFonts w:ascii="Arial" w:cs="Arial" w:eastAsia="Arial" w:hAnsi="Arial"/>
+              </w:rPr>
+            </w:pPr>
+            <w:r>
+              <w:rPr>
+                <w:rFonts w:ascii="Arial" w:cs="Arial" w:eastAsia="Arial" w:hAnsi="Arial"/>
+                <w:rtl w:val="0"/>
+              </w:rPr>
+              <w:t xml:space="preserve">Verbesserungen</w:t>
+            </w:r>
+          </w:p>
+        </w:tc>
+        <w:tc>
+          <w:tcPr/>
+          <w:p>
+            <w:pPr>
+              <w:jc w:val="both"/>
+              <w:rPr>
+                <w:rFonts w:ascii="Arial" w:cs="Arial" w:eastAsia="Arial" w:hAnsi="Arial"/>
+              </w:rPr>
+            </w:pPr>
+            <w:r>
+              <w:rPr>
+                <w:rFonts w:ascii="Arial" w:cs="Arial" w:eastAsia="Arial" w:hAnsi="Arial"/>
+                <w:rtl w:val="0"/>
+              </w:rPr>
+              <w:t xml:space="preserve">- </w:t>
             </w:r>
           </w:p>
         </w:tc>
@@ -6052,6 +6172,12 @@
       </w:pPr>
       <w:r>
         <w:rPr>
+          <w:rtl w:val="0"/>
+        </w:rPr>
+        <w:t xml:space="preserve">schnelleren</w:t>
+      </w:r>
+      <w:r>
+        <w:rPr>
           <w:rFonts w:ascii="Arial" w:cs="Arial" w:eastAsia="Arial" w:hAnsi="Arial"/>
           <w:b w:val="0"/>
           <w:bCs w:val="0"/>
@@ -6067,7 +6193,7 @@
           <w:vertAlign w:val="baseline"/>
           <w:rtl w:val="0"/>
         </w:rPr>
-        <w:t xml:space="preserve">schnellerem Zugriff auf relevante Informationen und Dokumentationen.</w:t>
+        <w:t xml:space="preserve"> Zugriff auf relevante Informationen und Dokumentationen.</w:t>
       </w:r>
     </w:p>
     <w:p>
@@ -6088,7 +6214,7 @@
         <w:rPr>
           <w:rtl w:val="0"/>
         </w:rPr>
-        <w:t xml:space="preserve">Zielgruppe(n)</w:t>
+        <w:t xml:space="preserve"> Zielgruppe(n)</w:t>
       </w:r>
     </w:p>
     <w:p>
@@ -6394,7 +6520,7 @@
         <w:rPr>
           <w:rtl w:val="0"/>
         </w:rPr>
-        <w:t xml:space="preserve">Für jede Tabelle werden Abfragen sequenziell bearbeitet, wenn eine Abfrage läuft, müssen folgende Abfragen warten, bis diese fertig ist, da eine Datei nicht von mehreren Abfragen ausgelesen und bearbeitet werden kann. Die Daten die Abgefragt werden, bestehen allein aus dem Objekt das durch das Repository verwaltet wird, verknüpfte Objekte müssen separat von den jeweiligen Repositories abgefragt werden.</w:t>
+        <w:t xml:space="preserve">Für jede Tabelle werden Abfragen sequenziell bearbeitet, wenn eine Abfrage läuft, müssen folgende Abfragen warten, bis diese fertig ist, da eine Datei nicht von mehreren Abfragen ausgelesen und bearbeitet werden kann. Die Daten, die abgefragt werden, bestehen allein aus dem Objekt, das durch das Repository verwaltet wird, verknüpfte Objekte müssen separat von den jeweiligen Repositories abgefragt werden.</w:t>
       </w:r>
     </w:p>
     <w:p>
@@ -6439,12 +6565,12 @@
           <wp:inline distB="114300" distT="114300" distL="114300" distR="114300">
             <wp:extent cx="4895850" cy="285750"/>
             <wp:effectExtent b="0" l="0" r="0" t="0"/>
-            <wp:docPr id="2" name="image4.png"/>
+            <wp:docPr id="2" name="image3.png"/>
             <a:graphic>
               <a:graphicData uri="http://schemas.openxmlformats.org/drawingml/2006/picture">
                 <pic:pic>
                   <pic:nvPicPr>
-                    <pic:cNvPr id="0" name="image4.png"/>
+                    <pic:cNvPr id="0" name="image3.png"/>
                     <pic:cNvPicPr preferRelativeResize="0"/>
                   </pic:nvPicPr>
                   <pic:blipFill>
@@ -6490,12 +6616,12 @@
           <wp:inline distB="114300" distT="114300" distL="114300" distR="114300">
             <wp:extent cx="6119820" cy="1422400"/>
             <wp:effectExtent b="0" l="0" r="0" t="0"/>
-            <wp:docPr id="4" name="image6.png"/>
+            <wp:docPr id="4" name="image7.png"/>
             <a:graphic>
               <a:graphicData uri="http://schemas.openxmlformats.org/drawingml/2006/picture">
                 <pic:pic>
                   <pic:nvPicPr>
-                    <pic:cNvPr id="0" name="image6.png"/>
+                    <pic:cNvPr id="0" name="image7.png"/>
                     <pic:cNvPicPr preferRelativeResize="0"/>
                   </pic:nvPicPr>
                   <pic:blipFill>
@@ -6654,7 +6780,7 @@
         <w:rPr>
           <w:rtl w:val="0"/>
         </w:rPr>
-        <w:t xml:space="preserve">Die Repositories unterstützt zwei Betriebsmodi, einen Standardmodus (keine Übergabeparameter bei Instanziierung) , welcher das Basis Repository mit einem Standardmäßig festgelegten Dateinamen instanziiert, und einen ausweichmodus welcher erlaubt eine ausweich datei zu nutzen, die über einen übergabeparameter bei Instanziierung festgelegt wird.</w:t>
+        <w:t xml:space="preserve">Die Repositories unterstützt zwei Betriebsmodi, einen Standardmodus (keine Übergabeparameter bei Instanziierung), welcher das Basis Repository mit einem Standardmäßig festgelegten Dateinamen instanziiert, und einen ausweichmodus welcher erlaubt eine ausweich datei zu nutzen, die über einen übergabeparameter bei Instanziierung festgelegt wird.</w:t>
       </w:r>
       <w:r>
         <w:rPr/>
@@ -6662,12 +6788,12 @@
           <wp:inline distB="114300" distT="114300" distL="114300" distR="114300">
             <wp:extent cx="6119820" cy="2705100"/>
             <wp:effectExtent b="0" l="0" r="0" t="0"/>
-            <wp:docPr id="8" name="image3.png"/>
+            <wp:docPr id="8" name="image1.png"/>
             <a:graphic>
               <a:graphicData uri="http://schemas.openxmlformats.org/drawingml/2006/picture">
                 <pic:pic>
                   <pic:nvPicPr>
-                    <pic:cNvPr id="0" name="image3.png"/>
+                    <pic:cNvPr id="0" name="image1.png"/>
                     <pic:cNvPicPr preferRelativeResize="0"/>
                   </pic:nvPicPr>
                   <pic:blipFill>
@@ -6727,22 +6853,12 @@
         <w:rPr>
           <w:rtl w:val="0"/>
         </w:rPr>
-        <w:t xml:space="preserve">Alle Repository Methoden sind standardmäßig festgelegt und deterministisch, wodurch man sich in der Entwicklung sicher auf korrekte Daten verlassen kann, ohne die Datenbankanbindung als Fehlerquelle befürchten zu müssen. </w:t>
-      </w:r>
-      <w:r>
-        <w:rPr>
-          <w:rtl w:val="0"/>
-        </w:rPr>
-      </w:r>
-    </w:p>
-    <w:p>
-      <w:pPr>
-        <w:spacing w:line="360" w:lineRule="auto"/>
-        <w:jc w:val="both"/>
-        <w:rPr>
-          <w:sz w:val="24"/>
-          <w:szCs w:val="24"/>
-        </w:rPr>
+        <w:t xml:space="preserve">Alle Repository Methoden sind standardmäßig festgelegt und deterministisch, wodurch man sich in der Entwicklung sicher auf korrekte Daten verlassen kann, ohne die Datenbankanbindung als Fehlerquelle befürchten zu müssen.</w:t>
+      </w:r>
+    </w:p>
+    <w:p>
+      <w:pPr>
+        <w:rPr/>
         <w:sectPr>
           <w:footerReference r:id="rId16" w:type="first"/>
           <w:type w:val="nextPage"/>
@@ -6985,12 +7101,12 @@
           <wp:inline distB="0" distT="0" distL="0" distR="0">
             <wp:extent cx="6120130" cy="4118610"/>
             <wp:effectExtent b="0" l="0" r="0" t="0"/>
-            <wp:docPr id="6" name="image2.png"/>
+            <wp:docPr id="6" name="image5.png"/>
             <a:graphic>
               <a:graphicData uri="http://schemas.openxmlformats.org/drawingml/2006/picture">
                 <pic:pic>
                   <pic:nvPicPr>
-                    <pic:cNvPr id="0" name="image2.png"/>
+                    <pic:cNvPr id="0" name="image5.png"/>
                     <pic:cNvPicPr preferRelativeResize="0"/>
                   </pic:nvPicPr>
                   <pic:blipFill>
@@ -7099,12 +7215,12 @@
           <wp:inline distB="0" distT="0" distL="0" distR="0">
             <wp:extent cx="6120130" cy="3361690"/>
             <wp:effectExtent b="0" l="0" r="0" t="0"/>
-            <wp:docPr descr="Ein Bild, das Text, Screenshot, Zahl, Schrift enthält.&#10;&#10;KI-generierte Inhalte können fehlerhaft sein." id="5" name="image1.png"/>
+            <wp:docPr descr="Ein Bild, das Text, Screenshot, Zahl, Schrift enthält.&#10;&#10;KI-generierte Inhalte können fehlerhaft sein." id="5" name="image4.png"/>
             <a:graphic>
               <a:graphicData uri="http://schemas.openxmlformats.org/drawingml/2006/picture">
                 <pic:pic>
                   <pic:nvPicPr>
-                    <pic:cNvPr descr="Ein Bild, das Text, Screenshot, Zahl, Schrift enthält.&#10;&#10;KI-generierte Inhalte können fehlerhaft sein." id="0" name="image1.png"/>
+                    <pic:cNvPr descr="Ein Bild, das Text, Screenshot, Zahl, Schrift enthält.&#10;&#10;KI-generierte Inhalte können fehlerhaft sein." id="0" name="image4.png"/>
                     <pic:cNvPicPr preferRelativeResize="0"/>
                   </pic:nvPicPr>
                   <pic:blipFill>
@@ -7410,7 +7526,35 @@
           <w:szCs w:val="24"/>
           <w:rtl w:val="0"/>
         </w:rPr>
-        <w:t xml:space="preserve">Die Verknüpfung des Backends mit der GUI erfolgt mithilfe des ASP.NET Core Frameworks. Sobald auf der Grafischen Benutzeroberfläche die entsprechenden Schaltflächen angeklickt wurden, werden durch die Ausführung von „fetch“-Befehlen in JavaScript und das Einbinden der „Asp.Net Core MVC“-Bibliothek in den C#-Controller, die gewünschten Informationen aus der Json-Datei, welche als Datenbank fungiert, abgerufen und auf der Benutzeroberfläche dargestellt. Unter der Verwendung der „System.Text.Json“-Bibliothek können neue Einträge für Prüfungsausschüsse oder Prüflinge sowohl angelegt, als auch bearbeitet und wieder gelöscht werden. Alle angelegten Einträge werden mit UTF-8 entschlüsselt damit Umlaute auch korrekt dargestellt werden können.</w:t>
+        <w:t xml:space="preserve">Die Verknüpfung des Backends mit der GUI erfolgt mithilfe des ASP.NET Core Frameworks. Sobald auf der Grafischen Benutzeroberfläche die entsprechenden Schaltflächen angeklickt wurden, werden durch die Ausführung von „fetch“-Befehlen in JavaScript und das Einbinden der „Asp.Net Core MVC“-Bibliothek in den C#-Controller, die </w:t>
+      </w:r>
+      <w:r>
+        <w:rPr>
+          <w:rtl w:val="0"/>
+        </w:rPr>
+        <w:t xml:space="preserve">gewünschte</w:t>
+      </w:r>
+      <w:r>
+        <w:rPr>
+          <w:sz w:val="24"/>
+          <w:szCs w:val="24"/>
+          <w:rtl w:val="0"/>
+        </w:rPr>
+        <w:t xml:space="preserve"> Informationen aus der Json-Datei, welche als Datenbank fungiert, abgerufen und auf der Benutzeroberfläche dargestellt. Unter der Verwendung der „System.Text.Json“-Bibliothek können neue Einträge für Prüfungsausschüsse oder Prüflinge sowohl angelegt, als auch bearbeitet und wieder gelöscht werden. Alle angelegten Einträge werden mit UTF-8 </w:t>
+      </w:r>
+      <w:r>
+        <w:rPr>
+          <w:rtl w:val="0"/>
+        </w:rPr>
+        <w:t xml:space="preserve">entschlüsselt, damit</w:t>
+      </w:r>
+      <w:r>
+        <w:rPr>
+          <w:sz w:val="24"/>
+          <w:szCs w:val="24"/>
+          <w:rtl w:val="0"/>
+        </w:rPr>
+        <w:t xml:space="preserve"> Umlaute auch korrekt dargestellt werden können.</w:t>
       </w:r>
     </w:p>
     <w:p>
@@ -7429,12 +7573,12 @@
           <wp:inline distB="0" distT="0" distL="0" distR="0">
             <wp:extent cx="6120130" cy="3206115"/>
             <wp:effectExtent b="0" l="0" r="0" t="0"/>
-            <wp:docPr descr="Ein Bild, das Text, Screenshot, Software, Betriebssystem enthält.&#10;&#10;KI-generierte Inhalte können fehlerhaft sein." id="7" name="image7.png"/>
+            <wp:docPr descr="Ein Bild, das Text, Screenshot, Software, Betriebssystem enthält.&#10;&#10;KI-generierte Inhalte können fehlerhaft sein." id="7" name="image6.png"/>
             <a:graphic>
               <a:graphicData uri="http://schemas.openxmlformats.org/drawingml/2006/picture">
                 <pic:pic>
                   <pic:nvPicPr>
-                    <pic:cNvPr descr="Ein Bild, das Text, Screenshot, Software, Betriebssystem enthält.&#10;&#10;KI-generierte Inhalte können fehlerhaft sein." id="0" name="image7.png"/>
+                    <pic:cNvPr descr="Ein Bild, das Text, Screenshot, Software, Betriebssystem enthält.&#10;&#10;KI-generierte Inhalte können fehlerhaft sein." id="0" name="image6.png"/>
                     <pic:cNvPicPr preferRelativeResize="0"/>
                   </pic:nvPicPr>
                   <pic:blipFill>
@@ -8085,6 +8229,13 @@
             </w:pPr>
             <w:r>
               <w:rPr>
+                <w:rFonts w:ascii="Arial" w:cs="Arial" w:eastAsia="Arial" w:hAnsi="Arial"/>
+                <w:rtl w:val="0"/>
+              </w:rPr>
+              <w:t xml:space="preserve">2,5</w:t>
+            </w:r>
+            <w:r>
+              <w:rPr>
                 <w:rtl w:val="0"/>
               </w:rPr>
             </w:r>
@@ -8521,6 +8672,13 @@
                 <w:szCs w:val="24"/>
               </w:rPr>
             </w:pPr>
+            <w:r>
+              <w:rPr>
+                <w:rFonts w:ascii="Arial" w:cs="Arial" w:eastAsia="Arial" w:hAnsi="Arial"/>
+                <w:rtl w:val="0"/>
+              </w:rPr>
+              <w:t xml:space="preserve">7,5</w:t>
+            </w:r>
             <w:r>
               <w:rPr>
                 <w:rtl w:val="0"/>
@@ -8983,7 +9141,7 @@
     </w:p>
     <w:sdt>
       <w:sdtPr>
-        <w:id w:val="1336748735"/>
+        <w:id w:val="-462941111"/>
         <w:docPartObj>
           <w:docPartGallery w:val="Table of Contents"/>
           <w:docPartUnique w:val="1"/>
@@ -9236,7 +9394,7 @@
     </w:p>
     <w:sdt>
       <w:sdtPr>
-        <w:id w:val="-73233365"/>
+        <w:id w:val="-429636587"/>
         <w:docPartObj>
           <w:docPartGallery w:val="Table of Contents"/>
           <w:docPartUnique w:val="1"/>
